--- a/4kurs1sem/ТестирПрогрСист/Отчёты/ТестирПрогрСист2_Дмитриев_ПВ-223.docx
+++ b/4kurs1sem/ТестирПрогрСист/Отчёты/ТестирПрогрСист2_Дмитриев_ПВ-223.docx
@@ -622,13 +622,23 @@
         </w:rPr>
         <w:t>тема: «</w:t>
       </w:r>
+      <w:proofErr w:type="spellStart"/>
       <w:r>
         <w:rPr>
           <w:rStyle w:val="a5"/>
           <w:sz w:val="28"/>
           <w:szCs w:val="28"/>
         </w:rPr>
-        <w:t>SoapUI как инструмент эмуляции сервисов</w:t>
+        <w:t>SoapUI</w:t>
+      </w:r>
+      <w:proofErr w:type="spellEnd"/>
+      <w:r>
+        <w:rPr>
+          <w:rStyle w:val="a5"/>
+          <w:sz w:val="28"/>
+          <w:szCs w:val="28"/>
+        </w:rPr>
+        <w:t xml:space="preserve"> как инструмент эмуляции сервисов</w:t>
       </w:r>
       <w:r>
         <w:rPr>
@@ -741,7 +751,23 @@
           <w:sz w:val="28"/>
           <w:szCs w:val="28"/>
         </w:rPr>
-        <w:t>Проверил:</w:t>
+        <w:t>Проверил</w:t>
+      </w:r>
+      <w:r>
+        <w:rPr>
+          <w:rStyle w:val="a5"/>
+          <w:sz w:val="28"/>
+          <w:szCs w:val="28"/>
+        </w:rPr>
+        <w:t>а</w:t>
+      </w:r>
+      <w:r>
+        <w:rPr>
+          <w:rStyle w:val="a5"/>
+          <w:sz w:val="28"/>
+          <w:szCs w:val="28"/>
+        </w:rPr>
+        <w:t>:</w:t>
       </w:r>
     </w:p>
     <w:p>
@@ -948,7 +974,194 @@
           <w:sz w:val="28"/>
           <w:szCs w:val="28"/>
         </w:rPr>
-        <w:t xml:space="preserve">Изучить этапы тестирования ПО, виды тестирования. Провести тестирование предложенного приложения. </w:t>
+        <w:t xml:space="preserve">изучить принципы работы со средством эмуляции работы веб сервисов. </w:t>
+      </w:r>
+    </w:p>
+    <w:p>
+      <w:pPr>
+        <w:rPr>
+          <w:sz w:val="28"/>
+          <w:szCs w:val="28"/>
+        </w:rPr>
+      </w:pPr>
+      <w:r>
+        <w:rPr>
+          <w:sz w:val="28"/>
+          <w:szCs w:val="28"/>
+        </w:rPr>
+        <w:t xml:space="preserve">Для операции </w:t>
+      </w:r>
+      <w:proofErr w:type="spellStart"/>
+      <w:r>
+        <w:rPr>
+          <w:sz w:val="28"/>
+          <w:szCs w:val="28"/>
+        </w:rPr>
+        <w:t>CheckAccount</w:t>
+      </w:r>
+      <w:proofErr w:type="spellEnd"/>
+      <w:r>
+        <w:rPr>
+          <w:sz w:val="28"/>
+          <w:szCs w:val="28"/>
+        </w:rPr>
+        <w:t xml:space="preserve"> реализовать: </w:t>
+      </w:r>
+    </w:p>
+    <w:p>
+      <w:pPr>
+        <w:rPr>
+          <w:sz w:val="28"/>
+          <w:szCs w:val="28"/>
+        </w:rPr>
+      </w:pPr>
+      <w:r>
+        <w:rPr>
+          <w:sz w:val="28"/>
+          <w:szCs w:val="28"/>
+        </w:rPr>
+        <w:t xml:space="preserve">- Возвращать </w:t>
+      </w:r>
+      <w:proofErr w:type="spellStart"/>
+      <w:r>
+        <w:rPr>
+          <w:sz w:val="28"/>
+          <w:szCs w:val="28"/>
+        </w:rPr>
+        <w:t>Close</w:t>
+      </w:r>
+      <w:proofErr w:type="spellEnd"/>
+      <w:r>
+        <w:rPr>
+          <w:sz w:val="28"/>
+          <w:szCs w:val="28"/>
+        </w:rPr>
+        <w:t xml:space="preserve">, </w:t>
+      </w:r>
+      <w:proofErr w:type="spellStart"/>
+      <w:r>
+        <w:rPr>
+          <w:sz w:val="28"/>
+          <w:szCs w:val="28"/>
+        </w:rPr>
+        <w:t>Blocked</w:t>
+      </w:r>
+      <w:proofErr w:type="spellEnd"/>
+      <w:r>
+        <w:rPr>
+          <w:sz w:val="28"/>
+          <w:szCs w:val="28"/>
+        </w:rPr>
+        <w:t xml:space="preserve">, Open при получении определенных значений </w:t>
+      </w:r>
+      <w:proofErr w:type="spellStart"/>
+      <w:r>
+        <w:rPr>
+          <w:sz w:val="28"/>
+          <w:szCs w:val="28"/>
+        </w:rPr>
+        <w:t>AccountNumber</w:t>
+      </w:r>
+      <w:proofErr w:type="spellEnd"/>
+      <w:r>
+        <w:rPr>
+          <w:sz w:val="28"/>
+          <w:szCs w:val="28"/>
+        </w:rPr>
+        <w:t xml:space="preserve"> (значения выбрать самостоятельно). </w:t>
+      </w:r>
+    </w:p>
+    <w:p>
+      <w:pPr>
+        <w:rPr>
+          <w:sz w:val="28"/>
+          <w:szCs w:val="28"/>
+        </w:rPr>
+      </w:pPr>
+      <w:r>
+        <w:rPr>
+          <w:sz w:val="28"/>
+          <w:szCs w:val="28"/>
+        </w:rPr>
+        <w:t xml:space="preserve">- Для остальных значений </w:t>
+      </w:r>
+      <w:proofErr w:type="spellStart"/>
+      <w:r>
+        <w:rPr>
+          <w:sz w:val="28"/>
+          <w:szCs w:val="28"/>
+        </w:rPr>
+        <w:t>Account</w:t>
+      </w:r>
+      <w:proofErr w:type="spellEnd"/>
+      <w:r>
+        <w:rPr>
+          <w:sz w:val="28"/>
+          <w:szCs w:val="28"/>
+        </w:rPr>
+        <w:t xml:space="preserve"> Number возвращать ошибочный ответ. </w:t>
+      </w:r>
+    </w:p>
+    <w:p>
+      <w:pPr>
+        <w:rPr>
+          <w:sz w:val="28"/>
+          <w:szCs w:val="28"/>
+        </w:rPr>
+      </w:pPr>
+      <w:r>
+        <w:rPr>
+          <w:sz w:val="28"/>
+          <w:szCs w:val="28"/>
+        </w:rPr>
+        <w:t xml:space="preserve">- В </w:t>
+      </w:r>
+      <w:proofErr w:type="spellStart"/>
+      <w:r>
+        <w:rPr>
+          <w:sz w:val="28"/>
+          <w:szCs w:val="28"/>
+        </w:rPr>
+        <w:t>AccountNumber</w:t>
+      </w:r>
+      <w:proofErr w:type="spellEnd"/>
+      <w:r>
+        <w:rPr>
+          <w:sz w:val="28"/>
+          <w:szCs w:val="28"/>
+        </w:rPr>
+        <w:t xml:space="preserve"> всегда возвращать входное значение. </w:t>
+      </w:r>
+    </w:p>
+    <w:p>
+      <w:pPr>
+        <w:rPr>
+          <w:sz w:val="28"/>
+          <w:szCs w:val="28"/>
+        </w:rPr>
+      </w:pPr>
+      <w:r>
+        <w:rPr>
+          <w:sz w:val="28"/>
+          <w:szCs w:val="28"/>
+        </w:rPr>
+        <w:t xml:space="preserve">- Name и </w:t>
+      </w:r>
+      <w:proofErr w:type="spellStart"/>
+      <w:r>
+        <w:rPr>
+          <w:sz w:val="28"/>
+          <w:szCs w:val="28"/>
+        </w:rPr>
+        <w:t>Surname</w:t>
+      </w:r>
+      <w:proofErr w:type="spellEnd"/>
+      <w:r>
+        <w:rPr>
+          <w:sz w:val="28"/>
+          <w:szCs w:val="28"/>
+        </w:rPr>
+        <w:t xml:space="preserve"> в запросе указывать свое.</w:t>
       </w:r>
     </w:p>
     <w:p>
@@ -981,7 +1194,6 @@
     </w:p>
     <w:p>
       <w:pPr>
-        <w:jc w:val="center"/>
         <w:rPr>
           <w:b/>
           <w:bCs/>
@@ -989,33 +1201,25 @@
           <w:szCs w:val="28"/>
         </w:rPr>
       </w:pPr>
-    </w:p>
-    <w:p>
-      <w:pPr>
-        <w:jc w:val="center"/>
+      <w:r>
         <w:rPr>
           <w:b/>
           <w:bCs/>
           <w:sz w:val="28"/>
           <w:szCs w:val="28"/>
         </w:rPr>
-      </w:pPr>
-      <w:r>
+        <w:t>Структура проекта:</w:t>
+      </w:r>
+    </w:p>
+    <w:p>
+      <w:pPr>
+        <w:jc w:val="center"/>
         <w:rPr>
           <w:b/>
           <w:bCs/>
           <w:sz w:val="28"/>
           <w:szCs w:val="28"/>
         </w:rPr>
-        <w:t>Тест план</w:t>
-      </w:r>
-    </w:p>
-    <w:p>
-      <w:pPr>
-        <w:rPr>
-          <w:sz w:val="28"/>
-          <w:szCs w:val="28"/>
-        </w:rPr>
       </w:pPr>
       <w:r>
         <w:rPr>
@@ -1024,2807 +1228,11 @@
           <w:sz w:val="28"/>
           <w:szCs w:val="28"/>
         </w:rPr>
-        <w:t>Цель тестирования:</w:t>
-      </w:r>
-      <w:r>
-        <w:rPr>
-          <w:sz w:val="28"/>
-          <w:szCs w:val="28"/>
-        </w:rPr>
-        <w:t> </w:t>
-      </w:r>
-    </w:p>
-    <w:p>
-      <w:pPr>
-        <w:pStyle w:val="a4"/>
-        <w:numPr>
-          <w:ilvl w:val="0"/>
-          <w:numId w:val="13"/>
-        </w:numPr>
-        <w:spacing w:before="0"/>
-        <w:ind w:left="714" w:hanging="357"/>
-        <w:rPr>
-          <w:sz w:val="28"/>
-          <w:szCs w:val="28"/>
-        </w:rPr>
-      </w:pPr>
-      <w:r>
-        <w:rPr>
-          <w:sz w:val="28"/>
-          <w:szCs w:val="28"/>
-        </w:rPr>
-        <w:t>Проверить корректность работы базовых арифметических операций и работы со скобками в приложении «Калькулятор».</w:t>
-      </w:r>
-    </w:p>
-    <w:p>
-      <w:pPr>
-        <w:rPr>
-          <w:b/>
-          <w:bCs/>
-          <w:sz w:val="28"/>
-          <w:szCs w:val="28"/>
-        </w:rPr>
-      </w:pPr>
-    </w:p>
-    <w:p>
-      <w:pPr>
-        <w:rPr>
-          <w:sz w:val="28"/>
-          <w:szCs w:val="28"/>
-        </w:rPr>
-      </w:pPr>
-      <w:r>
-        <w:rPr>
-          <w:b/>
-          <w:bCs/>
-          <w:sz w:val="28"/>
-          <w:szCs w:val="28"/>
-        </w:rPr>
-        <w:t>Объект тестирования:</w:t>
-      </w:r>
-      <w:r>
-        <w:rPr>
-          <w:sz w:val="28"/>
-          <w:szCs w:val="28"/>
-        </w:rPr>
-        <w:t> </w:t>
-      </w:r>
-    </w:p>
-    <w:p>
-      <w:pPr>
-        <w:pStyle w:val="a4"/>
-        <w:numPr>
-          <w:ilvl w:val="0"/>
-          <w:numId w:val="12"/>
-        </w:numPr>
-        <w:spacing w:before="0"/>
-        <w:ind w:left="714" w:hanging="357"/>
-        <w:rPr>
-          <w:sz w:val="28"/>
-          <w:szCs w:val="28"/>
-        </w:rPr>
-      </w:pPr>
-      <w:r>
-        <w:rPr>
-          <w:sz w:val="28"/>
-          <w:szCs w:val="28"/>
-        </w:rPr>
-        <w:t>Предоставленн</w:t>
-      </w:r>
-      <w:r>
-        <w:rPr>
-          <w:sz w:val="28"/>
-          <w:szCs w:val="28"/>
-        </w:rPr>
-        <w:t>ое</w:t>
-      </w:r>
-      <w:r>
-        <w:rPr>
-          <w:sz w:val="28"/>
-          <w:szCs w:val="28"/>
-        </w:rPr>
-        <w:t xml:space="preserve"> </w:t>
-      </w:r>
-      <w:r>
-        <w:rPr>
-          <w:sz w:val="28"/>
-          <w:szCs w:val="28"/>
-        </w:rPr>
-        <w:t>приложени</w:t>
-      </w:r>
-      <w:r>
-        <w:rPr>
-          <w:sz w:val="28"/>
-          <w:szCs w:val="28"/>
-        </w:rPr>
-        <w:t>е</w:t>
-      </w:r>
-      <w:r>
-        <w:rPr>
-          <w:sz w:val="28"/>
-          <w:szCs w:val="28"/>
-        </w:rPr>
-        <w:t xml:space="preserve"> </w:t>
-      </w:r>
-      <w:r>
-        <w:rPr>
-          <w:sz w:val="28"/>
-          <w:szCs w:val="28"/>
-        </w:rPr>
-        <w:t>«</w:t>
-      </w:r>
-      <w:r>
-        <w:rPr>
-          <w:sz w:val="28"/>
-          <w:szCs w:val="28"/>
-        </w:rPr>
-        <w:t>Калькулятор</w:t>
-      </w:r>
-      <w:r>
-        <w:rPr>
-          <w:sz w:val="28"/>
-          <w:szCs w:val="28"/>
-        </w:rPr>
-        <w:t>»</w:t>
-      </w:r>
-      <w:r>
-        <w:rPr>
-          <w:sz w:val="28"/>
-          <w:szCs w:val="28"/>
-        </w:rPr>
-        <w:t>.</w:t>
-      </w:r>
-    </w:p>
-    <w:p>
-      <w:pPr>
-        <w:rPr>
-          <w:b/>
-          <w:bCs/>
-          <w:sz w:val="28"/>
-          <w:szCs w:val="28"/>
-        </w:rPr>
-      </w:pPr>
-    </w:p>
-    <w:p>
-      <w:pPr>
-        <w:rPr>
-          <w:sz w:val="28"/>
-          <w:szCs w:val="28"/>
-        </w:rPr>
-      </w:pPr>
-      <w:r>
-        <w:rPr>
-          <w:b/>
-          <w:bCs/>
-          <w:sz w:val="28"/>
-          <w:szCs w:val="28"/>
-        </w:rPr>
-        <w:t>Критерии начала тестирования:</w:t>
-      </w:r>
-    </w:p>
-    <w:p>
-      <w:pPr>
-        <w:numPr>
-          <w:ilvl w:val="0"/>
-          <w:numId w:val="9"/>
-        </w:numPr>
-        <w:rPr>
-          <w:sz w:val="28"/>
-          <w:szCs w:val="28"/>
-        </w:rPr>
-      </w:pPr>
-      <w:r>
-        <w:rPr>
-          <w:sz w:val="28"/>
-          <w:szCs w:val="28"/>
-        </w:rPr>
-        <w:t>Приложение установлено и запускается.</w:t>
-      </w:r>
-    </w:p>
-    <w:p>
-      <w:pPr>
-        <w:rPr>
-          <w:b/>
-          <w:bCs/>
-          <w:sz w:val="28"/>
-          <w:szCs w:val="28"/>
-        </w:rPr>
-      </w:pPr>
-    </w:p>
-    <w:p>
-      <w:pPr>
-        <w:rPr>
-          <w:sz w:val="28"/>
-          <w:szCs w:val="28"/>
-        </w:rPr>
-      </w:pPr>
-      <w:r>
-        <w:rPr>
-          <w:b/>
-          <w:bCs/>
-          <w:sz w:val="28"/>
-          <w:szCs w:val="28"/>
-        </w:rPr>
-        <w:t>Критерии завершения тестирования:</w:t>
-      </w:r>
-    </w:p>
-    <w:p>
-      <w:pPr>
-        <w:numPr>
-          <w:ilvl w:val="0"/>
-          <w:numId w:val="10"/>
-        </w:numPr>
-        <w:rPr>
-          <w:sz w:val="28"/>
-          <w:szCs w:val="28"/>
-        </w:rPr>
-      </w:pPr>
-      <w:r>
-        <w:rPr>
-          <w:sz w:val="28"/>
-          <w:szCs w:val="28"/>
-        </w:rPr>
-        <w:t>Выполнены все запланированные тест-кейсы.</w:t>
-      </w:r>
-    </w:p>
-    <w:p>
-      <w:pPr>
-        <w:numPr>
-          <w:ilvl w:val="0"/>
-          <w:numId w:val="10"/>
-        </w:numPr>
-        <w:rPr>
-          <w:sz w:val="28"/>
-          <w:szCs w:val="28"/>
-        </w:rPr>
-      </w:pPr>
-      <w:r>
-        <w:rPr>
-          <w:sz w:val="28"/>
-          <w:szCs w:val="28"/>
-        </w:rPr>
-        <w:t>Отчёт о выявленных дефектах и рекомендации к доработке</w:t>
-      </w:r>
-      <w:r>
-        <w:rPr>
-          <w:sz w:val="28"/>
-          <w:szCs w:val="28"/>
-        </w:rPr>
-        <w:t>.</w:t>
-      </w:r>
-    </w:p>
-    <w:p>
-      <w:pPr>
-        <w:rPr>
-          <w:b/>
-          <w:bCs/>
-          <w:sz w:val="28"/>
-          <w:szCs w:val="28"/>
-        </w:rPr>
-      </w:pPr>
-    </w:p>
-    <w:p>
-      <w:pPr>
-        <w:rPr>
-          <w:sz w:val="28"/>
-          <w:szCs w:val="28"/>
-        </w:rPr>
-      </w:pPr>
-      <w:r>
-        <w:rPr>
-          <w:b/>
-          <w:bCs/>
-          <w:sz w:val="28"/>
-          <w:szCs w:val="28"/>
-        </w:rPr>
-        <w:t>Методики тестирования:</w:t>
-      </w:r>
-    </w:p>
-    <w:p>
-      <w:pPr>
-        <w:numPr>
-          <w:ilvl w:val="0"/>
-          <w:numId w:val="11"/>
-        </w:numPr>
-        <w:rPr>
-          <w:sz w:val="28"/>
-          <w:szCs w:val="28"/>
-        </w:rPr>
-      </w:pPr>
-      <w:r>
-        <w:rPr>
-          <w:sz w:val="28"/>
-          <w:szCs w:val="28"/>
-        </w:rPr>
-        <w:t>Функциональное тестирование.</w:t>
-      </w:r>
-    </w:p>
-    <w:p>
-      <w:pPr>
-        <w:numPr>
-          <w:ilvl w:val="0"/>
-          <w:numId w:val="11"/>
-        </w:numPr>
-        <w:rPr>
-          <w:sz w:val="28"/>
-          <w:szCs w:val="28"/>
-        </w:rPr>
-      </w:pPr>
-      <w:r>
-        <w:rPr>
-          <w:sz w:val="28"/>
-          <w:szCs w:val="28"/>
-        </w:rPr>
-        <w:t>Тестирование черного ящика.</w:t>
-      </w:r>
-    </w:p>
-    <w:p>
-      <w:pPr>
-        <w:numPr>
-          <w:ilvl w:val="0"/>
-          <w:numId w:val="11"/>
-        </w:numPr>
-        <w:rPr>
-          <w:sz w:val="28"/>
-          <w:szCs w:val="28"/>
-        </w:rPr>
-      </w:pPr>
-      <w:r>
-        <w:rPr>
-          <w:sz w:val="28"/>
-          <w:szCs w:val="28"/>
-        </w:rPr>
-        <w:t>Позитивное и негативное тестирование.</w:t>
-      </w:r>
-    </w:p>
-    <w:p>
-      <w:pPr>
-        <w:numPr>
-          <w:ilvl w:val="0"/>
-          <w:numId w:val="11"/>
-        </w:numPr>
-        <w:rPr>
-          <w:sz w:val="28"/>
-          <w:szCs w:val="28"/>
-        </w:rPr>
-      </w:pPr>
-      <w:r>
-        <w:rPr>
-          <w:sz w:val="28"/>
-          <w:szCs w:val="28"/>
-        </w:rPr>
-        <w:t>Эквивалентное разбиение и анализ граничных значений.</w:t>
-      </w:r>
-    </w:p>
-    <w:p>
-      <w:pPr>
-        <w:rPr>
-          <w:sz w:val="28"/>
-          <w:szCs w:val="28"/>
-        </w:rPr>
-      </w:pPr>
-    </w:p>
-    <w:p>
-      <w:pPr>
-        <w:rPr>
-          <w:sz w:val="28"/>
-          <w:szCs w:val="28"/>
-        </w:rPr>
-      </w:pPr>
-    </w:p>
-    <w:p>
-      <w:pPr>
-        <w:jc w:val="center"/>
-        <w:rPr>
-          <w:b/>
-          <w:bCs/>
-          <w:sz w:val="28"/>
-          <w:szCs w:val="28"/>
-        </w:rPr>
-      </w:pPr>
-      <w:r>
-        <w:rPr>
-          <w:b/>
-          <w:bCs/>
-          <w:sz w:val="28"/>
-          <w:szCs w:val="28"/>
-        </w:rPr>
-        <w:t>Тестовая модель (тест-кейсы)</w:t>
-      </w:r>
-    </w:p>
-    <w:tbl>
-      <w:tblPr>
-        <w:tblStyle w:val="a8"/>
-        <w:tblW w:w="9493" w:type="dxa"/>
-        <w:tblLook w:val="04A0" w:firstRow="1" w:lastRow="0" w:firstColumn="1" w:lastColumn="0" w:noHBand="0" w:noVBand="1"/>
-      </w:tblPr>
-      <w:tblGrid>
-        <w:gridCol w:w="670"/>
-        <w:gridCol w:w="2363"/>
-        <w:gridCol w:w="1832"/>
-        <w:gridCol w:w="2469"/>
-        <w:gridCol w:w="2159"/>
-      </w:tblGrid>
-      <w:tr>
-        <w:tc>
-          <w:tcPr>
-            <w:tcW w:w="670" w:type="dxa"/>
-          </w:tcPr>
-          <w:p>
-            <w:pPr>
-              <w:rPr>
-                <w:sz w:val="28"/>
-                <w:szCs w:val="28"/>
-                <w:lang w:val="en-US"/>
-              </w:rPr>
-            </w:pPr>
-            <w:r>
-              <w:rPr>
-                <w:sz w:val="28"/>
-                <w:szCs w:val="28"/>
-                <w:lang w:val="en-US"/>
-              </w:rPr>
-              <w:t>N</w:t>
-            </w:r>
-          </w:p>
-        </w:tc>
-        <w:tc>
-          <w:tcPr>
-            <w:tcW w:w="2363" w:type="dxa"/>
-          </w:tcPr>
-          <w:p>
-            <w:pPr>
-              <w:rPr>
-                <w:sz w:val="28"/>
-                <w:szCs w:val="28"/>
-              </w:rPr>
-            </w:pPr>
-            <w:r>
-              <w:rPr>
-                <w:sz w:val="28"/>
-                <w:szCs w:val="28"/>
-              </w:rPr>
-              <w:t>Название</w:t>
-            </w:r>
-          </w:p>
-        </w:tc>
-        <w:tc>
-          <w:tcPr>
-            <w:tcW w:w="1832" w:type="dxa"/>
-          </w:tcPr>
-          <w:p>
-            <w:pPr>
-              <w:rPr>
-                <w:sz w:val="28"/>
-                <w:szCs w:val="28"/>
-              </w:rPr>
-            </w:pPr>
-            <w:r>
-              <w:rPr>
-                <w:sz w:val="28"/>
-                <w:szCs w:val="28"/>
-              </w:rPr>
-              <w:t>Предусловие</w:t>
-            </w:r>
-          </w:p>
-        </w:tc>
-        <w:tc>
-          <w:tcPr>
-            <w:tcW w:w="2469" w:type="dxa"/>
-          </w:tcPr>
-          <w:p>
-            <w:pPr>
-              <w:rPr>
-                <w:sz w:val="28"/>
-                <w:szCs w:val="28"/>
-              </w:rPr>
-            </w:pPr>
-            <w:r>
-              <w:rPr>
-                <w:sz w:val="28"/>
-                <w:szCs w:val="28"/>
-              </w:rPr>
-              <w:t>Действия</w:t>
-            </w:r>
-          </w:p>
-        </w:tc>
-        <w:tc>
-          <w:tcPr>
-            <w:tcW w:w="2159" w:type="dxa"/>
-          </w:tcPr>
-          <w:p>
-            <w:pPr>
-              <w:rPr>
-                <w:sz w:val="28"/>
-                <w:szCs w:val="28"/>
-              </w:rPr>
-            </w:pPr>
-            <w:r>
-              <w:rPr>
-                <w:sz w:val="28"/>
-                <w:szCs w:val="28"/>
-              </w:rPr>
-              <w:t>Ожидаемый результат</w:t>
-            </w:r>
-          </w:p>
-        </w:tc>
-      </w:tr>
-      <w:tr>
-        <w:tc>
-          <w:tcPr>
-            <w:tcW w:w="670" w:type="dxa"/>
-          </w:tcPr>
-          <w:p>
-            <w:pPr>
-              <w:rPr>
-                <w:sz w:val="28"/>
-                <w:szCs w:val="28"/>
-              </w:rPr>
-            </w:pPr>
-            <w:r>
-              <w:rPr>
-                <w:sz w:val="28"/>
-                <w:szCs w:val="28"/>
-              </w:rPr>
-              <w:t>1</w:t>
-            </w:r>
-          </w:p>
-        </w:tc>
-        <w:tc>
-          <w:tcPr>
-            <w:tcW w:w="2363" w:type="dxa"/>
-          </w:tcPr>
-          <w:p>
-            <w:pPr>
-              <w:rPr>
-                <w:sz w:val="28"/>
-                <w:szCs w:val="28"/>
-              </w:rPr>
-            </w:pPr>
-            <w:r>
-              <w:rPr>
-                <w:sz w:val="28"/>
-                <w:szCs w:val="28"/>
-              </w:rPr>
-              <w:t>Сложение положительных</w:t>
-            </w:r>
-            <w:r>
-              <w:rPr>
-                <w:sz w:val="28"/>
-                <w:szCs w:val="28"/>
-              </w:rPr>
-              <w:tab/>
-            </w:r>
-          </w:p>
-        </w:tc>
-        <w:tc>
-          <w:tcPr>
-            <w:tcW w:w="1832" w:type="dxa"/>
-          </w:tcPr>
-          <w:p>
-            <w:pPr>
-              <w:rPr>
-                <w:sz w:val="28"/>
-                <w:szCs w:val="28"/>
-              </w:rPr>
-            </w:pPr>
-            <w:r>
-              <w:rPr>
-                <w:sz w:val="28"/>
-                <w:szCs w:val="28"/>
-              </w:rPr>
-              <w:t>Калькулятор запущен</w:t>
-            </w:r>
-          </w:p>
-        </w:tc>
-        <w:tc>
-          <w:tcPr>
-            <w:tcW w:w="2469" w:type="dxa"/>
-          </w:tcPr>
-          <w:p>
-            <w:pPr>
-              <w:rPr>
-                <w:sz w:val="28"/>
-                <w:szCs w:val="28"/>
-              </w:rPr>
-            </w:pPr>
-            <w:r>
-              <w:rPr>
-                <w:sz w:val="28"/>
-                <w:szCs w:val="28"/>
-              </w:rPr>
-              <w:t>Ввести: 5 + 3 =</w:t>
-            </w:r>
-          </w:p>
-        </w:tc>
-        <w:tc>
-          <w:tcPr>
-            <w:tcW w:w="2159" w:type="dxa"/>
-          </w:tcPr>
-          <w:p>
-            <w:pPr>
-              <w:rPr>
-                <w:sz w:val="28"/>
-                <w:szCs w:val="28"/>
-              </w:rPr>
-            </w:pPr>
-            <w:r>
-              <w:rPr>
-                <w:sz w:val="28"/>
-                <w:szCs w:val="28"/>
-              </w:rPr>
-              <w:t>8</w:t>
-            </w:r>
-          </w:p>
-        </w:tc>
-      </w:tr>
-      <w:tr>
-        <w:tc>
-          <w:tcPr>
-            <w:tcW w:w="670" w:type="dxa"/>
-          </w:tcPr>
-          <w:p>
-            <w:pPr>
-              <w:rPr>
-                <w:sz w:val="28"/>
-                <w:szCs w:val="28"/>
-              </w:rPr>
-            </w:pPr>
-            <w:r>
-              <w:rPr>
-                <w:sz w:val="28"/>
-                <w:szCs w:val="28"/>
-              </w:rPr>
-              <w:t>2</w:t>
-            </w:r>
-          </w:p>
-        </w:tc>
-        <w:tc>
-          <w:tcPr>
-            <w:tcW w:w="2363" w:type="dxa"/>
-          </w:tcPr>
-          <w:p>
-            <w:pPr>
-              <w:rPr>
-                <w:sz w:val="28"/>
-                <w:szCs w:val="28"/>
-              </w:rPr>
-            </w:pPr>
-            <w:r>
-              <w:rPr>
-                <w:sz w:val="28"/>
-                <w:szCs w:val="28"/>
-              </w:rPr>
-              <w:t>Вычитание</w:t>
-            </w:r>
-            <w:r>
-              <w:rPr>
-                <w:sz w:val="28"/>
-                <w:szCs w:val="28"/>
-              </w:rPr>
-              <w:tab/>
-            </w:r>
-          </w:p>
-        </w:tc>
-        <w:tc>
-          <w:tcPr>
-            <w:tcW w:w="1832" w:type="dxa"/>
-          </w:tcPr>
-          <w:p>
-            <w:pPr>
-              <w:rPr>
-                <w:sz w:val="28"/>
-                <w:szCs w:val="28"/>
-              </w:rPr>
-            </w:pPr>
-            <w:r>
-              <w:rPr>
-                <w:sz w:val="28"/>
-                <w:szCs w:val="28"/>
-              </w:rPr>
-              <w:t>Калькулятор запущен</w:t>
-            </w:r>
-          </w:p>
-        </w:tc>
-        <w:tc>
-          <w:tcPr>
-            <w:tcW w:w="2469" w:type="dxa"/>
-          </w:tcPr>
-          <w:p>
-            <w:pPr>
-              <w:rPr>
-                <w:sz w:val="28"/>
-                <w:szCs w:val="28"/>
-              </w:rPr>
-            </w:pPr>
-            <w:r>
-              <w:rPr>
-                <w:sz w:val="28"/>
-                <w:szCs w:val="28"/>
-              </w:rPr>
-              <w:t>Ввести: </w:t>
-            </w:r>
-            <w:r>
-              <w:rPr>
-                <w:sz w:val="28"/>
-                <w:szCs w:val="28"/>
-              </w:rPr>
-              <w:t>10 - 4</w:t>
-            </w:r>
-            <w:r>
-              <w:rPr>
-                <w:sz w:val="28"/>
-                <w:szCs w:val="28"/>
-              </w:rPr>
-              <w:t xml:space="preserve"> =</w:t>
-            </w:r>
-          </w:p>
-        </w:tc>
-        <w:tc>
-          <w:tcPr>
-            <w:tcW w:w="2159" w:type="dxa"/>
-          </w:tcPr>
-          <w:p>
-            <w:pPr>
-              <w:rPr>
-                <w:sz w:val="28"/>
-                <w:szCs w:val="28"/>
-              </w:rPr>
-            </w:pPr>
-            <w:r>
-              <w:rPr>
-                <w:sz w:val="28"/>
-                <w:szCs w:val="28"/>
-              </w:rPr>
-              <w:t>6</w:t>
-            </w:r>
-          </w:p>
-        </w:tc>
-      </w:tr>
-      <w:tr>
-        <w:tc>
-          <w:tcPr>
-            <w:tcW w:w="670" w:type="dxa"/>
-          </w:tcPr>
-          <w:p>
-            <w:pPr>
-              <w:rPr>
-                <w:sz w:val="28"/>
-                <w:szCs w:val="28"/>
-              </w:rPr>
-            </w:pPr>
-            <w:r>
-              <w:rPr>
-                <w:sz w:val="28"/>
-                <w:szCs w:val="28"/>
-              </w:rPr>
-              <w:t>3</w:t>
-            </w:r>
-          </w:p>
-        </w:tc>
-        <w:tc>
-          <w:tcPr>
-            <w:tcW w:w="2363" w:type="dxa"/>
-          </w:tcPr>
-          <w:p>
-            <w:pPr>
-              <w:rPr>
-                <w:sz w:val="28"/>
-                <w:szCs w:val="28"/>
-              </w:rPr>
-            </w:pPr>
-            <w:r>
-              <w:rPr>
-                <w:sz w:val="28"/>
-                <w:szCs w:val="28"/>
-              </w:rPr>
-              <w:t>Умножение</w:t>
-            </w:r>
-          </w:p>
-        </w:tc>
-        <w:tc>
-          <w:tcPr>
-            <w:tcW w:w="1832" w:type="dxa"/>
-          </w:tcPr>
-          <w:p>
-            <w:pPr>
-              <w:rPr>
-                <w:sz w:val="28"/>
-                <w:szCs w:val="28"/>
-              </w:rPr>
-            </w:pPr>
-            <w:r>
-              <w:rPr>
-                <w:sz w:val="28"/>
-                <w:szCs w:val="28"/>
-              </w:rPr>
-              <w:t>Калькулятор запущен</w:t>
-            </w:r>
-          </w:p>
-        </w:tc>
-        <w:tc>
-          <w:tcPr>
-            <w:tcW w:w="2469" w:type="dxa"/>
-          </w:tcPr>
-          <w:p>
-            <w:pPr>
-              <w:rPr>
-                <w:sz w:val="28"/>
-                <w:szCs w:val="28"/>
-              </w:rPr>
-            </w:pPr>
-            <w:r>
-              <w:rPr>
-                <w:sz w:val="28"/>
-                <w:szCs w:val="28"/>
-              </w:rPr>
-              <w:t>Ввести: 7 * 6 =</w:t>
-            </w:r>
-          </w:p>
-        </w:tc>
-        <w:tc>
-          <w:tcPr>
-            <w:tcW w:w="2159" w:type="dxa"/>
-          </w:tcPr>
-          <w:p>
-            <w:pPr>
-              <w:rPr>
-                <w:sz w:val="28"/>
-                <w:szCs w:val="28"/>
-              </w:rPr>
-            </w:pPr>
-            <w:r>
-              <w:rPr>
-                <w:sz w:val="28"/>
-                <w:szCs w:val="28"/>
-              </w:rPr>
-              <w:t>42</w:t>
-            </w:r>
-          </w:p>
-        </w:tc>
-      </w:tr>
-      <w:tr>
-        <w:tc>
-          <w:tcPr>
-            <w:tcW w:w="670" w:type="dxa"/>
-          </w:tcPr>
-          <w:p>
-            <w:pPr>
-              <w:rPr>
-                <w:sz w:val="28"/>
-                <w:szCs w:val="28"/>
-              </w:rPr>
-            </w:pPr>
-            <w:r>
-              <w:rPr>
-                <w:sz w:val="28"/>
-                <w:szCs w:val="28"/>
-              </w:rPr>
-              <w:t>4</w:t>
-            </w:r>
-          </w:p>
-        </w:tc>
-        <w:tc>
-          <w:tcPr>
-            <w:tcW w:w="2363" w:type="dxa"/>
-          </w:tcPr>
-          <w:p>
-            <w:pPr>
-              <w:rPr>
-                <w:sz w:val="28"/>
-                <w:szCs w:val="28"/>
-              </w:rPr>
-            </w:pPr>
-            <w:r>
-              <w:rPr>
-                <w:sz w:val="28"/>
-                <w:szCs w:val="28"/>
-              </w:rPr>
-              <w:t>Деление</w:t>
-            </w:r>
-          </w:p>
-        </w:tc>
-        <w:tc>
-          <w:tcPr>
-            <w:tcW w:w="1832" w:type="dxa"/>
-          </w:tcPr>
-          <w:p>
-            <w:pPr>
-              <w:rPr>
-                <w:sz w:val="28"/>
-                <w:szCs w:val="28"/>
-              </w:rPr>
-            </w:pPr>
-            <w:r>
-              <w:rPr>
-                <w:sz w:val="28"/>
-                <w:szCs w:val="28"/>
-              </w:rPr>
-              <w:t>Калькулятор запущен</w:t>
-            </w:r>
-          </w:p>
-        </w:tc>
-        <w:tc>
-          <w:tcPr>
-            <w:tcW w:w="2469" w:type="dxa"/>
-          </w:tcPr>
-          <w:p>
-            <w:pPr>
-              <w:rPr>
-                <w:sz w:val="28"/>
-                <w:szCs w:val="28"/>
-              </w:rPr>
-            </w:pPr>
-            <w:r>
-              <w:rPr>
-                <w:sz w:val="28"/>
-                <w:szCs w:val="28"/>
-              </w:rPr>
-              <w:t>Ввести: 15 / 3 =</w:t>
-            </w:r>
-          </w:p>
-        </w:tc>
-        <w:tc>
-          <w:tcPr>
-            <w:tcW w:w="2159" w:type="dxa"/>
-          </w:tcPr>
-          <w:p>
-            <w:pPr>
-              <w:rPr>
-                <w:sz w:val="28"/>
-                <w:szCs w:val="28"/>
-              </w:rPr>
-            </w:pPr>
-            <w:r>
-              <w:rPr>
-                <w:sz w:val="28"/>
-                <w:szCs w:val="28"/>
-              </w:rPr>
-              <w:t>5</w:t>
-            </w:r>
-          </w:p>
-        </w:tc>
-      </w:tr>
-      <w:tr>
-        <w:tc>
-          <w:tcPr>
-            <w:tcW w:w="670" w:type="dxa"/>
-          </w:tcPr>
-          <w:p>
-            <w:pPr>
-              <w:rPr>
-                <w:sz w:val="28"/>
-                <w:szCs w:val="28"/>
-              </w:rPr>
-            </w:pPr>
-            <w:r>
-              <w:rPr>
-                <w:sz w:val="28"/>
-                <w:szCs w:val="28"/>
-              </w:rPr>
-              <w:t>5</w:t>
-            </w:r>
-          </w:p>
-        </w:tc>
-        <w:tc>
-          <w:tcPr>
-            <w:tcW w:w="2363" w:type="dxa"/>
-          </w:tcPr>
-          <w:p>
-            <w:pPr>
-              <w:rPr>
-                <w:sz w:val="28"/>
-                <w:szCs w:val="28"/>
-              </w:rPr>
-            </w:pPr>
-            <w:r>
-              <w:rPr>
-                <w:sz w:val="28"/>
-                <w:szCs w:val="28"/>
-              </w:rPr>
-              <w:t>Деление на ноль</w:t>
-            </w:r>
-          </w:p>
-        </w:tc>
-        <w:tc>
-          <w:tcPr>
-            <w:tcW w:w="1832" w:type="dxa"/>
-          </w:tcPr>
-          <w:p>
-            <w:pPr>
-              <w:rPr>
-                <w:sz w:val="28"/>
-                <w:szCs w:val="28"/>
-              </w:rPr>
-            </w:pPr>
-            <w:r>
-              <w:rPr>
-                <w:sz w:val="28"/>
-                <w:szCs w:val="28"/>
-              </w:rPr>
-              <w:t>Калькулятор запущен</w:t>
-            </w:r>
-          </w:p>
-        </w:tc>
-        <w:tc>
-          <w:tcPr>
-            <w:tcW w:w="2469" w:type="dxa"/>
-          </w:tcPr>
-          <w:p>
-            <w:pPr>
-              <w:rPr>
-                <w:sz w:val="28"/>
-                <w:szCs w:val="28"/>
-              </w:rPr>
-            </w:pPr>
-            <w:r>
-              <w:rPr>
-                <w:sz w:val="28"/>
-                <w:szCs w:val="28"/>
-              </w:rPr>
-              <w:t>Ввести: 5 / 0 =</w:t>
-            </w:r>
-          </w:p>
-        </w:tc>
-        <w:tc>
-          <w:tcPr>
-            <w:tcW w:w="2159" w:type="dxa"/>
-          </w:tcPr>
-          <w:p>
-            <w:pPr>
-              <w:rPr>
-                <w:sz w:val="28"/>
-                <w:szCs w:val="28"/>
-              </w:rPr>
-            </w:pPr>
-            <w:r>
-              <w:rPr>
-                <w:sz w:val="28"/>
-                <w:szCs w:val="28"/>
-              </w:rPr>
-              <w:t>Ошибка</w:t>
-            </w:r>
-            <w:r>
-              <w:rPr>
-                <w:sz w:val="28"/>
-                <w:szCs w:val="28"/>
-              </w:rPr>
-              <w:t>: не делится на ноль</w:t>
-            </w:r>
-          </w:p>
-        </w:tc>
-      </w:tr>
-      <w:tr>
-        <w:tc>
-          <w:tcPr>
-            <w:tcW w:w="670" w:type="dxa"/>
-          </w:tcPr>
-          <w:p>
-            <w:pPr>
-              <w:rPr>
-                <w:sz w:val="28"/>
-                <w:szCs w:val="28"/>
-              </w:rPr>
-            </w:pPr>
-            <w:r>
-              <w:rPr>
-                <w:sz w:val="28"/>
-                <w:szCs w:val="28"/>
-              </w:rPr>
-              <w:t>6</w:t>
-            </w:r>
-          </w:p>
-        </w:tc>
-        <w:tc>
-          <w:tcPr>
-            <w:tcW w:w="2363" w:type="dxa"/>
-          </w:tcPr>
-          <w:p>
-            <w:pPr>
-              <w:rPr>
-                <w:sz w:val="28"/>
-                <w:szCs w:val="28"/>
-              </w:rPr>
-            </w:pPr>
-            <w:r>
-              <w:rPr>
-                <w:sz w:val="28"/>
-                <w:szCs w:val="28"/>
-              </w:rPr>
-              <w:t>Корень из числа</w:t>
-            </w:r>
-          </w:p>
-        </w:tc>
-        <w:tc>
-          <w:tcPr>
-            <w:tcW w:w="1832" w:type="dxa"/>
-          </w:tcPr>
-          <w:p>
-            <w:pPr>
-              <w:rPr>
-                <w:sz w:val="28"/>
-                <w:szCs w:val="28"/>
-              </w:rPr>
-            </w:pPr>
-            <w:r>
-              <w:rPr>
-                <w:sz w:val="28"/>
-                <w:szCs w:val="28"/>
-              </w:rPr>
-              <w:t>Калькулятор запущен</w:t>
-            </w:r>
-          </w:p>
-        </w:tc>
-        <w:tc>
-          <w:tcPr>
-            <w:tcW w:w="2469" w:type="dxa"/>
-          </w:tcPr>
-          <w:p>
-            <w:pPr>
-              <w:rPr>
-                <w:sz w:val="28"/>
-                <w:szCs w:val="28"/>
-              </w:rPr>
-            </w:pPr>
-            <w:r>
-              <w:rPr>
-                <w:sz w:val="28"/>
-                <w:szCs w:val="28"/>
-              </w:rPr>
-              <w:t>Ввести: </w:t>
-            </w:r>
-            <w:r>
-              <w:rPr>
-                <w:sz w:val="28"/>
-                <w:szCs w:val="28"/>
-                <w:lang w:val="en-US"/>
-              </w:rPr>
-              <w:t>sqrt(</w:t>
-            </w:r>
-            <w:r>
-              <w:rPr>
-                <w:sz w:val="28"/>
-                <w:szCs w:val="28"/>
-              </w:rPr>
-              <w:t>15</w:t>
-            </w:r>
-            <w:r>
-              <w:rPr>
-                <w:sz w:val="28"/>
-                <w:szCs w:val="28"/>
-                <w:lang w:val="en-US"/>
-              </w:rPr>
-              <w:t>)</w:t>
-            </w:r>
-            <w:r>
-              <w:rPr>
-                <w:sz w:val="28"/>
-                <w:szCs w:val="28"/>
-              </w:rPr>
-              <w:t xml:space="preserve"> =</w:t>
-            </w:r>
-          </w:p>
-        </w:tc>
-        <w:tc>
-          <w:tcPr>
-            <w:tcW w:w="2159" w:type="dxa"/>
-          </w:tcPr>
-          <w:p>
-            <w:pPr>
-              <w:rPr>
-                <w:sz w:val="28"/>
-                <w:szCs w:val="28"/>
-              </w:rPr>
-            </w:pPr>
-            <w:r>
-              <w:rPr>
-                <w:sz w:val="28"/>
-                <w:szCs w:val="28"/>
-              </w:rPr>
-              <w:t>3,8729</w:t>
-            </w:r>
-            <w:r>
-              <w:rPr>
-                <w:sz w:val="28"/>
-                <w:szCs w:val="28"/>
-              </w:rPr>
-              <w:t>…</w:t>
-            </w:r>
-          </w:p>
-        </w:tc>
-      </w:tr>
-      <w:tr>
-        <w:tc>
-          <w:tcPr>
-            <w:tcW w:w="670" w:type="dxa"/>
-          </w:tcPr>
-          <w:p>
-            <w:pPr>
-              <w:rPr>
-                <w:sz w:val="28"/>
-                <w:szCs w:val="28"/>
-              </w:rPr>
-            </w:pPr>
-            <w:r>
-              <w:rPr>
-                <w:sz w:val="28"/>
-                <w:szCs w:val="28"/>
-              </w:rPr>
-              <w:t>7</w:t>
-            </w:r>
-          </w:p>
-        </w:tc>
-        <w:tc>
-          <w:tcPr>
-            <w:tcW w:w="2363" w:type="dxa"/>
-          </w:tcPr>
-          <w:p>
-            <w:pPr>
-              <w:rPr>
-                <w:sz w:val="28"/>
-                <w:szCs w:val="28"/>
-              </w:rPr>
-            </w:pPr>
-            <w:r>
-              <w:rPr>
-                <w:sz w:val="28"/>
-                <w:szCs w:val="28"/>
-              </w:rPr>
-              <w:t>П</w:t>
-            </w:r>
-            <w:r>
-              <w:rPr>
-                <w:sz w:val="28"/>
-                <w:szCs w:val="28"/>
-              </w:rPr>
-              <w:t>роцент</w:t>
-            </w:r>
-            <w:r>
-              <w:rPr>
-                <w:sz w:val="28"/>
-                <w:szCs w:val="28"/>
-              </w:rPr>
-              <w:t xml:space="preserve"> от числа</w:t>
-            </w:r>
-          </w:p>
-        </w:tc>
-        <w:tc>
-          <w:tcPr>
-            <w:tcW w:w="1832" w:type="dxa"/>
-          </w:tcPr>
-          <w:p>
-            <w:pPr>
-              <w:rPr>
-                <w:sz w:val="28"/>
-                <w:szCs w:val="28"/>
-              </w:rPr>
-            </w:pPr>
-            <w:r>
-              <w:rPr>
-                <w:sz w:val="28"/>
-                <w:szCs w:val="28"/>
-              </w:rPr>
-              <w:t>Калькулятор запущен</w:t>
-            </w:r>
-          </w:p>
-        </w:tc>
-        <w:tc>
-          <w:tcPr>
-            <w:tcW w:w="2469" w:type="dxa"/>
-          </w:tcPr>
-          <w:p>
-            <w:pPr>
-              <w:rPr>
-                <w:sz w:val="28"/>
-                <w:szCs w:val="28"/>
-              </w:rPr>
-            </w:pPr>
-            <w:r>
-              <w:rPr>
-                <w:sz w:val="28"/>
-                <w:szCs w:val="28"/>
-              </w:rPr>
-              <w:t>Ввести: </w:t>
-            </w:r>
-            <w:r>
-              <w:rPr>
-                <w:sz w:val="28"/>
-                <w:szCs w:val="28"/>
-              </w:rPr>
-              <w:t>13% =</w:t>
-            </w:r>
-          </w:p>
-        </w:tc>
-        <w:tc>
-          <w:tcPr>
-            <w:tcW w:w="2159" w:type="dxa"/>
-          </w:tcPr>
-          <w:p>
-            <w:pPr>
-              <w:rPr>
-                <w:sz w:val="28"/>
-                <w:szCs w:val="28"/>
-              </w:rPr>
-            </w:pPr>
-            <w:r>
-              <w:rPr>
-                <w:sz w:val="28"/>
-                <w:szCs w:val="28"/>
-              </w:rPr>
-              <w:t>0.13</w:t>
-            </w:r>
-          </w:p>
-        </w:tc>
-      </w:tr>
-      <w:tr>
-        <w:tc>
-          <w:tcPr>
-            <w:tcW w:w="670" w:type="dxa"/>
-          </w:tcPr>
-          <w:p>
-            <w:pPr>
-              <w:rPr>
-                <w:sz w:val="28"/>
-                <w:szCs w:val="28"/>
-              </w:rPr>
-            </w:pPr>
-            <w:r>
-              <w:rPr>
-                <w:sz w:val="28"/>
-                <w:szCs w:val="28"/>
-              </w:rPr>
-              <w:t>8</w:t>
-            </w:r>
-          </w:p>
-        </w:tc>
-        <w:tc>
-          <w:tcPr>
-            <w:tcW w:w="2363" w:type="dxa"/>
-          </w:tcPr>
-          <w:p>
-            <w:pPr>
-              <w:rPr>
-                <w:sz w:val="28"/>
-                <w:szCs w:val="28"/>
-              </w:rPr>
-            </w:pPr>
-            <w:r>
-              <w:rPr>
-                <w:sz w:val="28"/>
-                <w:szCs w:val="28"/>
-              </w:rPr>
-              <w:t xml:space="preserve">Отрицательное </w:t>
-            </w:r>
-            <w:r>
-              <w:rPr>
-                <w:sz w:val="28"/>
-                <w:szCs w:val="28"/>
-              </w:rPr>
-              <w:lastRenderedPageBreak/>
-              <w:t>число</w:t>
-            </w:r>
-          </w:p>
-        </w:tc>
-        <w:tc>
-          <w:tcPr>
-            <w:tcW w:w="1832" w:type="dxa"/>
-          </w:tcPr>
-          <w:p>
-            <w:pPr>
-              <w:rPr>
-                <w:sz w:val="28"/>
-                <w:szCs w:val="28"/>
-              </w:rPr>
-            </w:pPr>
-            <w:r>
-              <w:rPr>
-                <w:sz w:val="28"/>
-                <w:szCs w:val="28"/>
-              </w:rPr>
-              <w:lastRenderedPageBreak/>
-              <w:t xml:space="preserve">Калькулятор </w:t>
-            </w:r>
-            <w:r>
-              <w:rPr>
-                <w:sz w:val="28"/>
-                <w:szCs w:val="28"/>
-              </w:rPr>
-              <w:lastRenderedPageBreak/>
-              <w:t>запущен</w:t>
-            </w:r>
-          </w:p>
-        </w:tc>
-        <w:tc>
-          <w:tcPr>
-            <w:tcW w:w="2469" w:type="dxa"/>
-          </w:tcPr>
-          <w:p>
-            <w:pPr>
-              <w:rPr>
-                <w:sz w:val="28"/>
-                <w:szCs w:val="28"/>
-              </w:rPr>
-            </w:pPr>
-            <w:r>
-              <w:rPr>
-                <w:sz w:val="28"/>
-                <w:szCs w:val="28"/>
-              </w:rPr>
-              <w:lastRenderedPageBreak/>
-              <w:t>Ввести: -5 + 10 =</w:t>
-            </w:r>
-          </w:p>
-        </w:tc>
-        <w:tc>
-          <w:tcPr>
-            <w:tcW w:w="2159" w:type="dxa"/>
-          </w:tcPr>
-          <w:p>
-            <w:pPr>
-              <w:rPr>
-                <w:sz w:val="28"/>
-                <w:szCs w:val="28"/>
-              </w:rPr>
-            </w:pPr>
-            <w:r>
-              <w:rPr>
-                <w:sz w:val="28"/>
-                <w:szCs w:val="28"/>
-              </w:rPr>
-              <w:t>5</w:t>
-            </w:r>
-          </w:p>
-        </w:tc>
-      </w:tr>
-      <w:tr>
-        <w:tc>
-          <w:tcPr>
-            <w:tcW w:w="670" w:type="dxa"/>
-          </w:tcPr>
-          <w:p>
-            <w:pPr>
-              <w:rPr>
-                <w:sz w:val="28"/>
-                <w:szCs w:val="28"/>
-              </w:rPr>
-            </w:pPr>
-            <w:r>
-              <w:rPr>
-                <w:sz w:val="28"/>
-                <w:szCs w:val="28"/>
-              </w:rPr>
-              <w:t>9</w:t>
-            </w:r>
-          </w:p>
-        </w:tc>
-        <w:tc>
-          <w:tcPr>
-            <w:tcW w:w="2363" w:type="dxa"/>
-          </w:tcPr>
-          <w:p>
-            <w:pPr>
-              <w:rPr>
-                <w:sz w:val="28"/>
-                <w:szCs w:val="28"/>
-              </w:rPr>
-            </w:pPr>
-            <w:r>
-              <w:rPr>
-                <w:sz w:val="28"/>
-                <w:szCs w:val="28"/>
-              </w:rPr>
-              <w:t>Дробный результат</w:t>
-            </w:r>
-          </w:p>
-        </w:tc>
-        <w:tc>
-          <w:tcPr>
-            <w:tcW w:w="1832" w:type="dxa"/>
-          </w:tcPr>
-          <w:p>
-            <w:pPr>
-              <w:rPr>
-                <w:sz w:val="28"/>
-                <w:szCs w:val="28"/>
-              </w:rPr>
-            </w:pPr>
-            <w:r>
-              <w:rPr>
-                <w:sz w:val="28"/>
-                <w:szCs w:val="28"/>
-              </w:rPr>
-              <w:t>Калькулятор запущен</w:t>
-            </w:r>
-          </w:p>
-        </w:tc>
-        <w:tc>
-          <w:tcPr>
-            <w:tcW w:w="2469" w:type="dxa"/>
-          </w:tcPr>
-          <w:p>
-            <w:pPr>
-              <w:rPr>
-                <w:sz w:val="28"/>
-                <w:szCs w:val="28"/>
-              </w:rPr>
-            </w:pPr>
-            <w:r>
-              <w:rPr>
-                <w:sz w:val="28"/>
-                <w:szCs w:val="28"/>
-              </w:rPr>
-              <w:t>Ввести: 10 / 4 =</w:t>
-            </w:r>
-          </w:p>
-        </w:tc>
-        <w:tc>
-          <w:tcPr>
-            <w:tcW w:w="2159" w:type="dxa"/>
-          </w:tcPr>
-          <w:p>
-            <w:pPr>
-              <w:rPr>
-                <w:sz w:val="28"/>
-                <w:szCs w:val="28"/>
-              </w:rPr>
-            </w:pPr>
-            <w:r>
-              <w:rPr>
-                <w:sz w:val="28"/>
-                <w:szCs w:val="28"/>
-              </w:rPr>
-              <w:t>2.5</w:t>
-            </w:r>
-          </w:p>
-        </w:tc>
-      </w:tr>
-      <w:tr>
-        <w:tc>
-          <w:tcPr>
-            <w:tcW w:w="670" w:type="dxa"/>
-          </w:tcPr>
-          <w:p>
-            <w:pPr>
-              <w:rPr>
-                <w:sz w:val="28"/>
-                <w:szCs w:val="28"/>
-              </w:rPr>
-            </w:pPr>
-            <w:r>
-              <w:rPr>
-                <w:sz w:val="28"/>
-                <w:szCs w:val="28"/>
-              </w:rPr>
-              <w:t>10</w:t>
-            </w:r>
-          </w:p>
-        </w:tc>
-        <w:tc>
-          <w:tcPr>
-            <w:tcW w:w="2363" w:type="dxa"/>
-          </w:tcPr>
-          <w:p>
-            <w:pPr>
-              <w:rPr>
-                <w:sz w:val="28"/>
-                <w:szCs w:val="28"/>
-              </w:rPr>
-            </w:pPr>
-            <w:r>
-              <w:rPr>
-                <w:sz w:val="28"/>
-                <w:szCs w:val="28"/>
-              </w:rPr>
-              <w:t>Большие числа</w:t>
-            </w:r>
-          </w:p>
-        </w:tc>
-        <w:tc>
-          <w:tcPr>
-            <w:tcW w:w="1832" w:type="dxa"/>
-          </w:tcPr>
-          <w:p>
-            <w:pPr>
-              <w:rPr>
-                <w:sz w:val="28"/>
-                <w:szCs w:val="28"/>
-              </w:rPr>
-            </w:pPr>
-            <w:r>
-              <w:rPr>
-                <w:sz w:val="28"/>
-                <w:szCs w:val="28"/>
-              </w:rPr>
-              <w:t>Калькулятор запущен</w:t>
-            </w:r>
-          </w:p>
-        </w:tc>
-        <w:tc>
-          <w:tcPr>
-            <w:tcW w:w="2469" w:type="dxa"/>
-          </w:tcPr>
-          <w:p>
-            <w:pPr>
-              <w:rPr>
-                <w:sz w:val="28"/>
-                <w:szCs w:val="28"/>
-              </w:rPr>
-            </w:pPr>
-            <w:r>
-              <w:rPr>
-                <w:sz w:val="28"/>
-                <w:szCs w:val="28"/>
-              </w:rPr>
-              <w:t>Ввести: 999999 * 999999 =</w:t>
-            </w:r>
-          </w:p>
-        </w:tc>
-        <w:tc>
-          <w:tcPr>
-            <w:tcW w:w="2159" w:type="dxa"/>
-          </w:tcPr>
-          <w:p>
-            <w:pPr>
-              <w:rPr>
-                <w:sz w:val="28"/>
-                <w:szCs w:val="28"/>
-              </w:rPr>
-            </w:pPr>
-            <w:r>
-              <w:rPr>
-                <w:sz w:val="28"/>
-                <w:szCs w:val="28"/>
-              </w:rPr>
-              <w:t>999998000001</w:t>
-            </w:r>
-          </w:p>
-        </w:tc>
-      </w:tr>
-      <w:tr>
-        <w:tc>
-          <w:tcPr>
-            <w:tcW w:w="670" w:type="dxa"/>
-          </w:tcPr>
-          <w:p>
-            <w:pPr>
-              <w:rPr>
-                <w:sz w:val="28"/>
-                <w:szCs w:val="28"/>
-              </w:rPr>
-            </w:pPr>
-            <w:r>
-              <w:rPr>
-                <w:sz w:val="28"/>
-                <w:szCs w:val="28"/>
-              </w:rPr>
-              <w:t>11</w:t>
-            </w:r>
-          </w:p>
-        </w:tc>
-        <w:tc>
-          <w:tcPr>
-            <w:tcW w:w="2363" w:type="dxa"/>
-          </w:tcPr>
-          <w:p>
-            <w:pPr>
-              <w:rPr>
-                <w:sz w:val="28"/>
-                <w:szCs w:val="28"/>
-              </w:rPr>
-            </w:pPr>
-            <w:r>
-              <w:rPr>
-                <w:sz w:val="28"/>
-                <w:szCs w:val="28"/>
-              </w:rPr>
-              <w:t>Порядо</w:t>
-            </w:r>
-            <w:r>
-              <w:rPr>
-                <w:sz w:val="28"/>
-                <w:szCs w:val="28"/>
-              </w:rPr>
-              <w:t>к</w:t>
-            </w:r>
-            <w:r>
-              <w:rPr>
-                <w:sz w:val="28"/>
-                <w:szCs w:val="28"/>
-              </w:rPr>
-              <w:t xml:space="preserve"> операций</w:t>
-            </w:r>
-          </w:p>
-        </w:tc>
-        <w:tc>
-          <w:tcPr>
-            <w:tcW w:w="1832" w:type="dxa"/>
-          </w:tcPr>
-          <w:p>
-            <w:pPr>
-              <w:rPr>
-                <w:sz w:val="28"/>
-                <w:szCs w:val="28"/>
-              </w:rPr>
-            </w:pPr>
-            <w:r>
-              <w:rPr>
-                <w:sz w:val="28"/>
-                <w:szCs w:val="28"/>
-              </w:rPr>
-              <w:t>Калькулятор запущен</w:t>
-            </w:r>
-          </w:p>
-        </w:tc>
-        <w:tc>
-          <w:tcPr>
-            <w:tcW w:w="2469" w:type="dxa"/>
-          </w:tcPr>
-          <w:p>
-            <w:pPr>
-              <w:rPr>
-                <w:sz w:val="28"/>
-                <w:szCs w:val="28"/>
-              </w:rPr>
-            </w:pPr>
-            <w:r>
-              <w:rPr>
-                <w:sz w:val="28"/>
-                <w:szCs w:val="28"/>
-              </w:rPr>
-              <w:t>Ввести: 2 + 3 * 4 =</w:t>
-            </w:r>
-          </w:p>
-        </w:tc>
-        <w:tc>
-          <w:tcPr>
-            <w:tcW w:w="2159" w:type="dxa"/>
-          </w:tcPr>
-          <w:p>
-            <w:pPr>
-              <w:rPr>
-                <w:sz w:val="28"/>
-                <w:szCs w:val="28"/>
-              </w:rPr>
-            </w:pPr>
-            <w:r>
-              <w:rPr>
-                <w:sz w:val="28"/>
-                <w:szCs w:val="28"/>
-              </w:rPr>
-              <w:t>14</w:t>
-            </w:r>
-          </w:p>
-        </w:tc>
-      </w:tr>
-      <w:tr>
-        <w:tc>
-          <w:tcPr>
-            <w:tcW w:w="670" w:type="dxa"/>
-          </w:tcPr>
-          <w:p>
-            <w:pPr>
-              <w:rPr>
-                <w:sz w:val="28"/>
-                <w:szCs w:val="28"/>
-              </w:rPr>
-            </w:pPr>
-            <w:r>
-              <w:rPr>
-                <w:sz w:val="28"/>
-                <w:szCs w:val="28"/>
-              </w:rPr>
-              <w:t>12</w:t>
-            </w:r>
-          </w:p>
-        </w:tc>
-        <w:tc>
-          <w:tcPr>
-            <w:tcW w:w="2363" w:type="dxa"/>
-          </w:tcPr>
-          <w:p>
-            <w:pPr>
-              <w:rPr>
-                <w:sz w:val="28"/>
-                <w:szCs w:val="28"/>
-              </w:rPr>
-            </w:pPr>
-            <w:r>
-              <w:rPr>
-                <w:sz w:val="28"/>
-                <w:szCs w:val="28"/>
-              </w:rPr>
-              <w:t>Возведение в степень</w:t>
-            </w:r>
-          </w:p>
-        </w:tc>
-        <w:tc>
-          <w:tcPr>
-            <w:tcW w:w="1832" w:type="dxa"/>
-          </w:tcPr>
-          <w:p>
-            <w:pPr>
-              <w:rPr>
-                <w:sz w:val="28"/>
-                <w:szCs w:val="28"/>
-              </w:rPr>
-            </w:pPr>
-            <w:r>
-              <w:rPr>
-                <w:sz w:val="28"/>
-                <w:szCs w:val="28"/>
-              </w:rPr>
-              <w:t>Калькулятор запущен</w:t>
-            </w:r>
-          </w:p>
-        </w:tc>
-        <w:tc>
-          <w:tcPr>
-            <w:tcW w:w="2469" w:type="dxa"/>
-          </w:tcPr>
-          <w:p>
-            <w:pPr>
-              <w:rPr>
-                <w:sz w:val="28"/>
-                <w:szCs w:val="28"/>
-              </w:rPr>
-            </w:pPr>
-            <w:r>
-              <w:rPr>
-                <w:sz w:val="28"/>
-                <w:szCs w:val="28"/>
-              </w:rPr>
-              <w:t xml:space="preserve">Ввести: 10 </w:t>
-            </w:r>
-            <w:r>
-              <w:rPr>
-                <w:sz w:val="28"/>
-                <w:szCs w:val="28"/>
-                <w:lang w:val="en-US"/>
-              </w:rPr>
-              <w:t>^</w:t>
-            </w:r>
-            <w:r>
-              <w:rPr>
-                <w:sz w:val="28"/>
-                <w:szCs w:val="28"/>
-              </w:rPr>
-              <w:t xml:space="preserve"> 3 =</w:t>
-            </w:r>
-          </w:p>
-        </w:tc>
-        <w:tc>
-          <w:tcPr>
-            <w:tcW w:w="2159" w:type="dxa"/>
-          </w:tcPr>
-          <w:p>
-            <w:pPr>
-              <w:rPr>
-                <w:sz w:val="28"/>
-                <w:szCs w:val="28"/>
-              </w:rPr>
-            </w:pPr>
-            <w:r>
-              <w:rPr>
-                <w:sz w:val="28"/>
-                <w:szCs w:val="28"/>
-              </w:rPr>
-              <w:t>1000</w:t>
-            </w:r>
-          </w:p>
-        </w:tc>
-      </w:tr>
-      <w:tr>
-        <w:tc>
-          <w:tcPr>
-            <w:tcW w:w="670" w:type="dxa"/>
-          </w:tcPr>
-          <w:p>
-            <w:pPr>
-              <w:rPr>
-                <w:sz w:val="28"/>
-                <w:szCs w:val="28"/>
-              </w:rPr>
-            </w:pPr>
-            <w:r>
-              <w:rPr>
-                <w:sz w:val="28"/>
-                <w:szCs w:val="28"/>
-              </w:rPr>
-              <w:t>13</w:t>
-            </w:r>
-          </w:p>
-        </w:tc>
-        <w:tc>
-          <w:tcPr>
-            <w:tcW w:w="2363" w:type="dxa"/>
-          </w:tcPr>
-          <w:p>
-            <w:pPr>
-              <w:rPr>
-                <w:sz w:val="28"/>
-                <w:szCs w:val="28"/>
-              </w:rPr>
-            </w:pPr>
-            <w:r>
-              <w:rPr>
-                <w:sz w:val="28"/>
-                <w:szCs w:val="28"/>
-              </w:rPr>
-              <w:t>Применение процента от числа в выражении</w:t>
-            </w:r>
-          </w:p>
-        </w:tc>
-        <w:tc>
-          <w:tcPr>
-            <w:tcW w:w="1832" w:type="dxa"/>
-          </w:tcPr>
-          <w:p>
-            <w:pPr>
-              <w:rPr>
-                <w:sz w:val="28"/>
-                <w:szCs w:val="28"/>
-              </w:rPr>
-            </w:pPr>
-            <w:r>
-              <w:rPr>
-                <w:sz w:val="28"/>
-                <w:szCs w:val="28"/>
-              </w:rPr>
-              <w:t>Калькулятор запущен</w:t>
-            </w:r>
-          </w:p>
-        </w:tc>
-        <w:tc>
-          <w:tcPr>
-            <w:tcW w:w="2469" w:type="dxa"/>
-          </w:tcPr>
-          <w:p>
-            <w:pPr>
-              <w:rPr>
-                <w:sz w:val="28"/>
-                <w:szCs w:val="28"/>
-              </w:rPr>
-            </w:pPr>
-            <w:r>
-              <w:rPr>
-                <w:sz w:val="28"/>
-                <w:szCs w:val="28"/>
-              </w:rPr>
-              <w:t>Ввести: 2 * 3 + 2% =</w:t>
-            </w:r>
-          </w:p>
-        </w:tc>
-        <w:tc>
-          <w:tcPr>
-            <w:tcW w:w="2159" w:type="dxa"/>
-          </w:tcPr>
-          <w:p>
-            <w:pPr>
-              <w:rPr>
-                <w:sz w:val="28"/>
-                <w:szCs w:val="28"/>
-              </w:rPr>
-            </w:pPr>
-            <w:r>
-              <w:rPr>
-                <w:sz w:val="28"/>
-                <w:szCs w:val="28"/>
-              </w:rPr>
-              <w:t>6.12</w:t>
-            </w:r>
-          </w:p>
-        </w:tc>
-      </w:tr>
-      <w:tr>
-        <w:tc>
-          <w:tcPr>
-            <w:tcW w:w="670" w:type="dxa"/>
-          </w:tcPr>
-          <w:p>
-            <w:pPr>
-              <w:rPr>
-                <w:sz w:val="28"/>
-                <w:szCs w:val="28"/>
-              </w:rPr>
-            </w:pPr>
-            <w:r>
-              <w:rPr>
-                <w:sz w:val="28"/>
-                <w:szCs w:val="28"/>
-              </w:rPr>
-              <w:t>14</w:t>
-            </w:r>
-          </w:p>
-        </w:tc>
-        <w:tc>
-          <w:tcPr>
-            <w:tcW w:w="2363" w:type="dxa"/>
-          </w:tcPr>
-          <w:p>
-            <w:pPr>
-              <w:rPr>
-                <w:sz w:val="28"/>
-                <w:szCs w:val="28"/>
-              </w:rPr>
-            </w:pPr>
-            <w:r>
-              <w:rPr>
-                <w:sz w:val="28"/>
-                <w:szCs w:val="28"/>
-              </w:rPr>
-              <w:t>Применение корня от числа в выражении</w:t>
-            </w:r>
-          </w:p>
-        </w:tc>
-        <w:tc>
-          <w:tcPr>
-            <w:tcW w:w="1832" w:type="dxa"/>
-          </w:tcPr>
-          <w:p>
-            <w:pPr>
-              <w:rPr>
-                <w:sz w:val="28"/>
-                <w:szCs w:val="28"/>
-              </w:rPr>
-            </w:pPr>
-            <w:r>
-              <w:rPr>
-                <w:sz w:val="28"/>
-                <w:szCs w:val="28"/>
-              </w:rPr>
-              <w:t>Калькулятор запущен</w:t>
-            </w:r>
-          </w:p>
-        </w:tc>
-        <w:tc>
-          <w:tcPr>
-            <w:tcW w:w="2469" w:type="dxa"/>
-          </w:tcPr>
-          <w:p>
-            <w:pPr>
-              <w:rPr>
-                <w:sz w:val="28"/>
-                <w:szCs w:val="28"/>
-              </w:rPr>
-            </w:pPr>
-            <w:r>
-              <w:rPr>
-                <w:sz w:val="28"/>
-                <w:szCs w:val="28"/>
-              </w:rPr>
-              <w:t>Ввести: </w:t>
-            </w:r>
-            <w:r>
-              <w:rPr>
-                <w:sz w:val="28"/>
-                <w:szCs w:val="28"/>
-              </w:rPr>
-              <w:t xml:space="preserve">4 + </w:t>
-            </w:r>
-            <w:r>
-              <w:rPr>
-                <w:sz w:val="28"/>
-                <w:szCs w:val="28"/>
-                <w:lang w:val="en-US"/>
-              </w:rPr>
-              <w:t>sqrt(</w:t>
-            </w:r>
-            <w:r>
-              <w:rPr>
-                <w:sz w:val="28"/>
-                <w:szCs w:val="28"/>
-              </w:rPr>
-              <w:t>4</w:t>
-            </w:r>
-            <w:r>
-              <w:rPr>
-                <w:sz w:val="28"/>
-                <w:szCs w:val="28"/>
-                <w:lang w:val="en-US"/>
-              </w:rPr>
-              <w:t>)</w:t>
-            </w:r>
-            <w:r>
-              <w:rPr>
-                <w:sz w:val="28"/>
-                <w:szCs w:val="28"/>
-              </w:rPr>
-              <w:t xml:space="preserve"> =</w:t>
-            </w:r>
-          </w:p>
-        </w:tc>
-        <w:tc>
-          <w:tcPr>
-            <w:tcW w:w="2159" w:type="dxa"/>
-          </w:tcPr>
-          <w:p>
-            <w:pPr>
-              <w:rPr>
-                <w:sz w:val="28"/>
-                <w:szCs w:val="28"/>
-              </w:rPr>
-            </w:pPr>
-            <w:r>
-              <w:rPr>
-                <w:sz w:val="28"/>
-                <w:szCs w:val="28"/>
-              </w:rPr>
-              <w:t>6</w:t>
-            </w:r>
-          </w:p>
-        </w:tc>
-      </w:tr>
-      <w:tr>
-        <w:tc>
-          <w:tcPr>
-            <w:tcW w:w="670" w:type="dxa"/>
-          </w:tcPr>
-          <w:p>
-            <w:pPr>
-              <w:rPr>
-                <w:sz w:val="28"/>
-                <w:szCs w:val="28"/>
-              </w:rPr>
-            </w:pPr>
-            <w:r>
-              <w:rPr>
-                <w:sz w:val="28"/>
-                <w:szCs w:val="28"/>
-              </w:rPr>
-              <w:t>15</w:t>
-            </w:r>
-          </w:p>
-        </w:tc>
-        <w:tc>
-          <w:tcPr>
-            <w:tcW w:w="2363" w:type="dxa"/>
-          </w:tcPr>
-          <w:p>
-            <w:pPr>
-              <w:rPr>
-                <w:sz w:val="28"/>
-                <w:szCs w:val="28"/>
-              </w:rPr>
-            </w:pPr>
-            <w:r>
-              <w:rPr>
-                <w:sz w:val="28"/>
-                <w:szCs w:val="28"/>
-              </w:rPr>
-              <w:t>Кнопка «Ba</w:t>
-            </w:r>
-            <w:r>
-              <w:rPr>
-                <w:sz w:val="28"/>
-                <w:szCs w:val="28"/>
-                <w:lang w:val="en-US"/>
-              </w:rPr>
-              <w:t>ck</w:t>
-            </w:r>
-            <w:r>
-              <w:rPr>
-                <w:sz w:val="28"/>
-                <w:szCs w:val="28"/>
-              </w:rPr>
-              <w:t>» очищает последний символ</w:t>
-            </w:r>
-          </w:p>
-        </w:tc>
-        <w:tc>
-          <w:tcPr>
-            <w:tcW w:w="1832" w:type="dxa"/>
-          </w:tcPr>
-          <w:p>
-            <w:pPr>
-              <w:rPr>
-                <w:sz w:val="28"/>
-                <w:szCs w:val="28"/>
-              </w:rPr>
-            </w:pPr>
-            <w:r>
-              <w:rPr>
-                <w:sz w:val="28"/>
-                <w:szCs w:val="28"/>
-              </w:rPr>
-              <w:t>Калькулятор запущен</w:t>
-            </w:r>
-          </w:p>
-        </w:tc>
-        <w:tc>
-          <w:tcPr>
-            <w:tcW w:w="2469" w:type="dxa"/>
-          </w:tcPr>
-          <w:p>
-            <w:pPr>
-              <w:rPr>
-                <w:sz w:val="28"/>
-                <w:szCs w:val="28"/>
-              </w:rPr>
-            </w:pPr>
-            <w:r>
-              <w:rPr>
-                <w:sz w:val="28"/>
-                <w:szCs w:val="28"/>
-              </w:rPr>
-              <w:t>• Ввести: 34</w:t>
-            </w:r>
-          </w:p>
-          <w:p>
-            <w:pPr>
-              <w:rPr>
-                <w:sz w:val="28"/>
-                <w:szCs w:val="28"/>
-              </w:rPr>
-            </w:pPr>
-            <w:r>
-              <w:rPr>
-                <w:sz w:val="28"/>
-                <w:szCs w:val="28"/>
-              </w:rPr>
-              <w:t>• Нажать «</w:t>
-            </w:r>
-            <w:r>
-              <w:rPr>
-                <w:sz w:val="28"/>
-                <w:szCs w:val="28"/>
-                <w:lang w:val="en-US"/>
-              </w:rPr>
-              <w:t>Back</w:t>
-            </w:r>
-            <w:r>
-              <w:rPr>
-                <w:sz w:val="28"/>
-                <w:szCs w:val="28"/>
-              </w:rPr>
-              <w:t>»</w:t>
-            </w:r>
-          </w:p>
-          <w:p>
-            <w:pPr>
-              <w:rPr>
-                <w:sz w:val="28"/>
-                <w:szCs w:val="28"/>
-                <w:lang w:val="en-US"/>
-              </w:rPr>
-            </w:pPr>
-          </w:p>
-        </w:tc>
-        <w:tc>
-          <w:tcPr>
-            <w:tcW w:w="2159" w:type="dxa"/>
-          </w:tcPr>
-          <w:p>
-            <w:pPr>
-              <w:rPr>
-                <w:sz w:val="28"/>
-                <w:szCs w:val="28"/>
-              </w:rPr>
-            </w:pPr>
-            <w:r>
-              <w:rPr>
-                <w:sz w:val="28"/>
-                <w:szCs w:val="28"/>
-              </w:rPr>
-              <w:t>3</w:t>
-            </w:r>
-          </w:p>
-        </w:tc>
-      </w:tr>
-      <w:tr>
-        <w:tc>
-          <w:tcPr>
-            <w:tcW w:w="670" w:type="dxa"/>
-          </w:tcPr>
-          <w:p>
-            <w:pPr>
-              <w:rPr>
-                <w:sz w:val="28"/>
-                <w:szCs w:val="28"/>
-                <w:lang w:val="en-US"/>
-              </w:rPr>
-            </w:pPr>
-            <w:r>
-              <w:rPr>
-                <w:sz w:val="28"/>
-                <w:szCs w:val="28"/>
-              </w:rPr>
-              <w:t>1</w:t>
-            </w:r>
-            <w:r>
-              <w:rPr>
-                <w:sz w:val="28"/>
-                <w:szCs w:val="28"/>
-              </w:rPr>
-              <w:t>6</w:t>
-            </w:r>
-          </w:p>
-        </w:tc>
-        <w:tc>
-          <w:tcPr>
-            <w:tcW w:w="2363" w:type="dxa"/>
-          </w:tcPr>
-          <w:p>
-            <w:pPr>
-              <w:rPr>
-                <w:sz w:val="28"/>
-                <w:szCs w:val="28"/>
-              </w:rPr>
-            </w:pPr>
-            <w:r>
-              <w:rPr>
-                <w:sz w:val="28"/>
-                <w:szCs w:val="28"/>
-              </w:rPr>
-              <w:t>Кнопка «</w:t>
-            </w:r>
-            <w:r>
-              <w:rPr>
-                <w:sz w:val="28"/>
-                <w:szCs w:val="28"/>
-                <w:lang w:val="en-US"/>
-              </w:rPr>
-              <w:t>C</w:t>
-            </w:r>
-            <w:r>
-              <w:rPr>
-                <w:sz w:val="28"/>
-                <w:szCs w:val="28"/>
-              </w:rPr>
-              <w:t>» очищает последний символ</w:t>
-            </w:r>
-          </w:p>
-        </w:tc>
-        <w:tc>
-          <w:tcPr>
-            <w:tcW w:w="1832" w:type="dxa"/>
-          </w:tcPr>
-          <w:p>
-            <w:pPr>
-              <w:rPr>
-                <w:sz w:val="28"/>
-                <w:szCs w:val="28"/>
-              </w:rPr>
-            </w:pPr>
-            <w:r>
-              <w:rPr>
-                <w:sz w:val="28"/>
-                <w:szCs w:val="28"/>
-              </w:rPr>
-              <w:t>Калькулятор запущен</w:t>
-            </w:r>
-          </w:p>
-        </w:tc>
-        <w:tc>
-          <w:tcPr>
-            <w:tcW w:w="2469" w:type="dxa"/>
-          </w:tcPr>
-          <w:p>
-            <w:pPr>
-              <w:rPr>
-                <w:sz w:val="28"/>
-                <w:szCs w:val="28"/>
-              </w:rPr>
-            </w:pPr>
-            <w:r>
-              <w:rPr>
-                <w:sz w:val="28"/>
-                <w:szCs w:val="28"/>
-              </w:rPr>
-              <w:t>• Ввести: 34</w:t>
-            </w:r>
-          </w:p>
-          <w:p>
-            <w:pPr>
-              <w:rPr>
-                <w:sz w:val="28"/>
-                <w:szCs w:val="28"/>
-              </w:rPr>
-            </w:pPr>
-            <w:r>
-              <w:rPr>
-                <w:sz w:val="28"/>
-                <w:szCs w:val="28"/>
-              </w:rPr>
-              <w:t>• Нажать «</w:t>
-            </w:r>
-            <w:r>
-              <w:rPr>
-                <w:sz w:val="28"/>
-                <w:szCs w:val="28"/>
-                <w:lang w:val="en-US"/>
-              </w:rPr>
-              <w:t>C</w:t>
-            </w:r>
-            <w:r>
-              <w:rPr>
-                <w:sz w:val="28"/>
-                <w:szCs w:val="28"/>
-              </w:rPr>
-              <w:t>»</w:t>
-            </w:r>
-          </w:p>
-          <w:p>
-            <w:pPr>
-              <w:rPr>
-                <w:sz w:val="28"/>
-                <w:szCs w:val="28"/>
-              </w:rPr>
-            </w:pPr>
-          </w:p>
-        </w:tc>
-        <w:tc>
-          <w:tcPr>
-            <w:tcW w:w="2159" w:type="dxa"/>
-          </w:tcPr>
-          <w:p>
-            <w:pPr>
-              <w:rPr>
-                <w:sz w:val="28"/>
-                <w:szCs w:val="28"/>
-              </w:rPr>
-            </w:pPr>
-            <w:r>
-              <w:rPr>
-                <w:sz w:val="28"/>
-                <w:szCs w:val="28"/>
-              </w:rPr>
-              <w:t>«пусто»</w:t>
-            </w:r>
-          </w:p>
-        </w:tc>
-      </w:tr>
-      <w:tr>
-        <w:tc>
-          <w:tcPr>
-            <w:tcW w:w="670" w:type="dxa"/>
-          </w:tcPr>
-          <w:p>
-            <w:pPr>
-              <w:rPr>
-                <w:sz w:val="28"/>
-                <w:szCs w:val="28"/>
-                <w:lang w:val="en-US"/>
-              </w:rPr>
-            </w:pPr>
-            <w:r>
-              <w:rPr>
-                <w:sz w:val="28"/>
-                <w:szCs w:val="28"/>
-              </w:rPr>
-              <w:t>1</w:t>
-            </w:r>
-            <w:r>
-              <w:rPr>
-                <w:sz w:val="28"/>
-                <w:szCs w:val="28"/>
-                <w:lang w:val="en-US"/>
-              </w:rPr>
-              <w:t>7</w:t>
-            </w:r>
-          </w:p>
-        </w:tc>
-        <w:tc>
-          <w:tcPr>
-            <w:tcW w:w="2363" w:type="dxa"/>
-          </w:tcPr>
-          <w:p>
-            <w:pPr>
-              <w:rPr>
-                <w:sz w:val="28"/>
-                <w:szCs w:val="28"/>
-              </w:rPr>
-            </w:pPr>
-            <w:r>
-              <w:rPr>
-                <w:sz w:val="28"/>
-                <w:szCs w:val="28"/>
-              </w:rPr>
-              <w:t>Кнопка «</w:t>
-            </w:r>
-            <w:r>
-              <w:rPr>
-                <w:sz w:val="28"/>
-                <w:szCs w:val="28"/>
-                <w:lang w:val="en-US"/>
-              </w:rPr>
-              <w:t>CE</w:t>
-            </w:r>
-            <w:r>
-              <w:rPr>
-                <w:sz w:val="28"/>
-                <w:szCs w:val="28"/>
-              </w:rPr>
-              <w:t>» очищает последний символ</w:t>
-            </w:r>
-          </w:p>
-        </w:tc>
-        <w:tc>
-          <w:tcPr>
-            <w:tcW w:w="1832" w:type="dxa"/>
-          </w:tcPr>
-          <w:p>
-            <w:pPr>
-              <w:rPr>
-                <w:sz w:val="28"/>
-                <w:szCs w:val="28"/>
-              </w:rPr>
-            </w:pPr>
-            <w:r>
-              <w:rPr>
-                <w:sz w:val="28"/>
-                <w:szCs w:val="28"/>
-              </w:rPr>
-              <w:t>Калькулятор запущен</w:t>
-            </w:r>
-          </w:p>
-        </w:tc>
-        <w:tc>
-          <w:tcPr>
-            <w:tcW w:w="2469" w:type="dxa"/>
-          </w:tcPr>
-          <w:p>
-            <w:pPr>
-              <w:rPr>
-                <w:sz w:val="28"/>
-                <w:szCs w:val="28"/>
-              </w:rPr>
-            </w:pPr>
-            <w:r>
-              <w:rPr>
-                <w:sz w:val="28"/>
-                <w:szCs w:val="28"/>
-              </w:rPr>
-              <w:t>• Ввести: 34</w:t>
-            </w:r>
-          </w:p>
-          <w:p>
-            <w:pPr>
-              <w:rPr>
-                <w:sz w:val="28"/>
-                <w:szCs w:val="28"/>
-              </w:rPr>
-            </w:pPr>
-            <w:r>
-              <w:rPr>
-                <w:sz w:val="28"/>
-                <w:szCs w:val="28"/>
-              </w:rPr>
-              <w:t>• Нажать «</w:t>
-            </w:r>
-            <w:r>
-              <w:rPr>
-                <w:sz w:val="28"/>
-                <w:szCs w:val="28"/>
-                <w:lang w:val="en-US"/>
-              </w:rPr>
-              <w:t>CE</w:t>
-            </w:r>
-            <w:r>
-              <w:rPr>
-                <w:sz w:val="28"/>
-                <w:szCs w:val="28"/>
-              </w:rPr>
-              <w:t>»</w:t>
-            </w:r>
-          </w:p>
-          <w:p>
-            <w:pPr>
-              <w:rPr>
-                <w:sz w:val="28"/>
-                <w:szCs w:val="28"/>
-              </w:rPr>
-            </w:pPr>
-          </w:p>
-        </w:tc>
-        <w:tc>
-          <w:tcPr>
-            <w:tcW w:w="2159" w:type="dxa"/>
-          </w:tcPr>
-          <w:p>
-            <w:pPr>
-              <w:rPr>
-                <w:sz w:val="28"/>
-                <w:szCs w:val="28"/>
-              </w:rPr>
-            </w:pPr>
-            <w:r>
-              <w:rPr>
-                <w:sz w:val="28"/>
-                <w:szCs w:val="28"/>
-              </w:rPr>
-              <w:t>«пусто»</w:t>
-            </w:r>
-          </w:p>
-        </w:tc>
-      </w:tr>
-    </w:tbl>
-    <w:p>
-      <w:pPr>
-        <w:rPr>
-          <w:b/>
-          <w:bCs/>
-          <w:sz w:val="28"/>
-          <w:szCs w:val="28"/>
-        </w:rPr>
-      </w:pPr>
-    </w:p>
-    <w:p>
-      <w:pPr>
-        <w:jc w:val="center"/>
-        <w:rPr>
-          <w:b/>
-          <w:bCs/>
-          <w:sz w:val="28"/>
-          <w:szCs w:val="28"/>
-        </w:rPr>
-      </w:pPr>
-      <w:r>
-        <w:rPr>
-          <w:b/>
-          <w:bCs/>
-          <w:sz w:val="28"/>
-          <w:szCs w:val="28"/>
-        </w:rPr>
-        <w:t>Дефекты</w:t>
-      </w:r>
-    </w:p>
-    <w:p>
-      <w:pPr>
-        <w:rPr>
-          <w:sz w:val="28"/>
-          <w:szCs w:val="28"/>
-        </w:rPr>
-      </w:pPr>
-      <w:r>
-        <w:rPr>
-          <w:b/>
-          <w:bCs/>
-          <w:sz w:val="28"/>
-          <w:szCs w:val="28"/>
-        </w:rPr>
-        <w:t>Действия:</w:t>
-      </w:r>
-      <w:r>
-        <w:rPr>
-          <w:sz w:val="28"/>
-          <w:szCs w:val="28"/>
-        </w:rPr>
-        <w:t> Ввести 5 / 0 =</w:t>
-      </w:r>
-    </w:p>
-    <w:p>
-      <w:pPr>
-        <w:rPr>
-          <w:sz w:val="28"/>
-          <w:szCs w:val="28"/>
-        </w:rPr>
-      </w:pPr>
-      <w:r>
-        <w:rPr>
-          <w:b/>
-          <w:bCs/>
-          <w:sz w:val="28"/>
-          <w:szCs w:val="28"/>
-        </w:rPr>
-        <w:t>Ожидаемый результат:</w:t>
-      </w:r>
-      <w:r>
-        <w:rPr>
-          <w:sz w:val="28"/>
-          <w:szCs w:val="28"/>
-        </w:rPr>
-        <w:t> Сообщение об ошибке</w:t>
-      </w:r>
-    </w:p>
-    <w:p>
-      <w:pPr>
-        <w:rPr>
-          <w:sz w:val="28"/>
-          <w:szCs w:val="28"/>
-        </w:rPr>
-      </w:pPr>
-      <w:r>
-        <w:rPr>
-          <w:b/>
-          <w:bCs/>
-          <w:sz w:val="28"/>
-          <w:szCs w:val="28"/>
-        </w:rPr>
-        <w:t>Фактический результат:</w:t>
-      </w:r>
-      <w:r>
-        <w:rPr>
-          <w:sz w:val="28"/>
-          <w:szCs w:val="28"/>
-        </w:rPr>
-        <w:t> </w:t>
-      </w:r>
-      <w:r>
-        <w:rPr>
-          <w:sz w:val="28"/>
-          <w:szCs w:val="28"/>
-        </w:rPr>
-        <w:t>Запись «1.</w:t>
-      </w:r>
-      <w:r>
-        <w:rPr>
-          <w:sz w:val="28"/>
-          <w:szCs w:val="28"/>
-          <w:lang w:val="en-US"/>
-        </w:rPr>
-        <w:t>#</w:t>
-      </w:r>
-      <w:r>
-        <w:rPr>
-          <w:sz w:val="28"/>
-          <w:szCs w:val="28"/>
-        </w:rPr>
-        <w:t>»</w:t>
-      </w:r>
-    </w:p>
-    <w:p>
-      <w:pPr>
-        <w:rPr>
-          <w:sz w:val="28"/>
-          <w:szCs w:val="28"/>
-          <w:lang w:val="en-US"/>
-        </w:rPr>
-      </w:pPr>
-      <w:r>
-        <w:rPr>
-          <w:b/>
-          <w:bCs/>
-          <w:sz w:val="28"/>
-          <w:szCs w:val="28"/>
-        </w:rPr>
-        <w:t>Статус:</w:t>
-      </w:r>
-      <w:r>
-        <w:rPr>
-          <w:sz w:val="28"/>
-          <w:szCs w:val="28"/>
-        </w:rPr>
-        <w:t> Открыт</w:t>
-      </w:r>
-    </w:p>
-    <w:p>
-      <w:pPr>
-        <w:rPr>
-          <w:b/>
-          <w:bCs/>
-          <w:sz w:val="28"/>
-          <w:szCs w:val="28"/>
-        </w:rPr>
-      </w:pPr>
-      <w:r>
-        <w:rPr>
-          <w:b/>
-          <w:bCs/>
-          <w:sz w:val="28"/>
-          <w:szCs w:val="28"/>
-        </w:rPr>
-        <w:t xml:space="preserve">Скриншот: </w:t>
-      </w:r>
-    </w:p>
-    <w:p>
-      <w:pPr>
-        <w:jc w:val="center"/>
-        <w:rPr>
-          <w:sz w:val="28"/>
-          <w:szCs w:val="28"/>
-        </w:rPr>
-      </w:pPr>
-      <w:r>
-        <w:rPr>
-          <w:noProof/>
-          <w:sz w:val="28"/>
-          <w:szCs w:val="28"/>
-        </w:rPr>
         <w:drawing>
-          <wp:inline distT="0" distB="0" distL="0" distR="0" wp14:anchorId="1E4D8493" wp14:editId="5289039B">
-            <wp:extent cx="1576979" cy="1742186"/>
-            <wp:effectExtent l="0" t="0" r="4445" b="0"/>
-            <wp:docPr id="1031663893" name="Рисунок 1"/>
+          <wp:inline distT="0" distB="0" distL="0" distR="0" wp14:anchorId="05144A1C" wp14:editId="766BC65F">
+            <wp:extent cx="2867425" cy="3753374"/>
+            <wp:effectExtent l="0" t="0" r="9525" b="0"/>
+            <wp:docPr id="1554386542" name="Рисунок 1"/>
             <wp:cNvGraphicFramePr>
               <a:graphicFrameLocks xmlns:a="http://schemas.openxmlformats.org/drawingml/2006/main" noChangeAspect="1"/>
             </wp:cNvGraphicFramePr>
@@ -3832,7 +1240,7 @@
               <a:graphicData uri="http://schemas.openxmlformats.org/drawingml/2006/picture">
                 <pic:pic xmlns:pic="http://schemas.openxmlformats.org/drawingml/2006/picture">
                   <pic:nvPicPr>
-                    <pic:cNvPr id="1031663893" name=""/>
+                    <pic:cNvPr id="1554386542" name=""/>
                     <pic:cNvPicPr/>
                   </pic:nvPicPr>
                   <pic:blipFill>
@@ -3844,7 +1252,7 @@
                   <pic:spPr>
                     <a:xfrm>
                       <a:off x="0" y="0"/>
-                      <a:ext cx="1583095" cy="1748942"/>
+                      <a:ext cx="2867425" cy="3753374"/>
                     </a:xfrm>
                     <a:prstGeom prst="rect">
                       <a:avLst/>
@@ -3860,175 +1268,4091 @@
     <w:p>
       <w:pPr>
         <w:rPr>
-          <w:sz w:val="28"/>
-          <w:szCs w:val="28"/>
-        </w:rPr>
-      </w:pPr>
-    </w:p>
-    <w:p>
-      <w:pPr>
-        <w:rPr>
-          <w:sz w:val="28"/>
-          <w:szCs w:val="28"/>
-        </w:rPr>
-      </w:pPr>
-      <w:r>
-        <w:rPr>
           <w:b/>
+          <w:sz w:val="28"/>
+        </w:rPr>
+      </w:pPr>
+    </w:p>
+    <w:p>
+      <w:pPr>
+        <w:rPr>
+          <w:b/>
+          <w:sz w:val="28"/>
+          <w:lang w:val="en-US"/>
+        </w:rPr>
+      </w:pPr>
+      <w:r>
+        <w:rPr>
+          <w:b/>
+          <w:sz w:val="28"/>
+          <w:lang w:val="en-US"/>
+        </w:rPr>
+        <w:t>Request 1:</w:t>
+      </w:r>
+    </w:p>
+    <w:p>
+      <w:pPr>
+        <w:widowControl/>
+        <w:shd w:val="clear" w:color="auto" w:fill="1F1F1F"/>
+        <w:autoSpaceDE/>
+        <w:autoSpaceDN/>
+        <w:spacing w:line="285" w:lineRule="atLeast"/>
+        <w:rPr>
+          <w:rFonts w:ascii="Consolas" w:hAnsi="Consolas"/>
+          <w:color w:val="CCCCCC"/>
+          <w:sz w:val="21"/>
+          <w:szCs w:val="21"/>
+          <w:lang w:val="en-US" w:eastAsia="ru-RU"/>
+        </w:rPr>
+      </w:pPr>
+      <w:r>
+        <w:rPr>
+          <w:rFonts w:ascii="Consolas" w:hAnsi="Consolas"/>
+          <w:color w:val="808080"/>
+          <w:sz w:val="21"/>
+          <w:szCs w:val="21"/>
+          <w:lang w:val="en-US" w:eastAsia="ru-RU"/>
+        </w:rPr>
+        <w:t>&lt;</w:t>
+      </w:r>
+      <w:proofErr w:type="spellStart"/>
+      <w:proofErr w:type="gramStart"/>
+      <w:r>
+        <w:rPr>
+          <w:rFonts w:ascii="Consolas" w:hAnsi="Consolas"/>
+          <w:color w:val="569CD6"/>
+          <w:sz w:val="21"/>
+          <w:szCs w:val="21"/>
+          <w:lang w:val="en-US" w:eastAsia="ru-RU"/>
+        </w:rPr>
+        <w:t>soapenv:Envelope</w:t>
+      </w:r>
+      <w:proofErr w:type="spellEnd"/>
+      <w:proofErr w:type="gramEnd"/>
+      <w:r>
+        <w:rPr>
+          <w:rFonts w:ascii="Consolas" w:hAnsi="Consolas"/>
+          <w:color w:val="CCCCCC"/>
+          <w:sz w:val="21"/>
+          <w:szCs w:val="21"/>
+          <w:lang w:val="en-US" w:eastAsia="ru-RU"/>
+        </w:rPr>
+        <w:t xml:space="preserve"> </w:t>
+      </w:r>
+      <w:proofErr w:type="spellStart"/>
+      <w:proofErr w:type="gramStart"/>
+      <w:r>
+        <w:rPr>
+          <w:rFonts w:ascii="Consolas" w:hAnsi="Consolas"/>
+          <w:color w:val="9CDCFE"/>
+          <w:sz w:val="21"/>
+          <w:szCs w:val="21"/>
+          <w:lang w:val="en-US" w:eastAsia="ru-RU"/>
+        </w:rPr>
+        <w:t>xmlns:soapenv</w:t>
+      </w:r>
+      <w:proofErr w:type="spellEnd"/>
+      <w:proofErr w:type="gramEnd"/>
+      <w:r>
+        <w:rPr>
+          <w:rFonts w:ascii="Consolas" w:hAnsi="Consolas"/>
+          <w:color w:val="CCCCCC"/>
+          <w:sz w:val="21"/>
+          <w:szCs w:val="21"/>
+          <w:lang w:val="en-US" w:eastAsia="ru-RU"/>
+        </w:rPr>
+        <w:t>=</w:t>
+      </w:r>
+      <w:r>
+        <w:rPr>
+          <w:rFonts w:ascii="Consolas" w:hAnsi="Consolas"/>
+          <w:color w:val="CE9178"/>
+          <w:sz w:val="21"/>
+          <w:szCs w:val="21"/>
+          <w:lang w:val="en-US" w:eastAsia="ru-RU"/>
+        </w:rPr>
+        <w:t>"http://schemas.xmlsoap.org/soap/envelope/"</w:t>
+      </w:r>
+      <w:r>
+        <w:rPr>
+          <w:rFonts w:ascii="Consolas" w:hAnsi="Consolas"/>
+          <w:color w:val="CCCCCC"/>
+          <w:sz w:val="21"/>
+          <w:szCs w:val="21"/>
+          <w:lang w:val="en-US" w:eastAsia="ru-RU"/>
+        </w:rPr>
+        <w:t xml:space="preserve"> </w:t>
+      </w:r>
+      <w:proofErr w:type="spellStart"/>
+      <w:proofErr w:type="gramStart"/>
+      <w:r>
+        <w:rPr>
+          <w:rFonts w:ascii="Consolas" w:hAnsi="Consolas"/>
+          <w:color w:val="9CDCFE"/>
+          <w:sz w:val="21"/>
+          <w:szCs w:val="21"/>
+          <w:lang w:val="en-US" w:eastAsia="ru-RU"/>
+        </w:rPr>
+        <w:t>xmlns:wsc</w:t>
+      </w:r>
+      <w:proofErr w:type="spellEnd"/>
+      <w:proofErr w:type="gramEnd"/>
+      <w:r>
+        <w:rPr>
+          <w:rFonts w:ascii="Consolas" w:hAnsi="Consolas"/>
+          <w:color w:val="CCCCCC"/>
+          <w:sz w:val="21"/>
+          <w:szCs w:val="21"/>
+          <w:lang w:val="en-US" w:eastAsia="ru-RU"/>
+        </w:rPr>
+        <w:t>=</w:t>
+      </w:r>
+      <w:r>
+        <w:rPr>
+          <w:rFonts w:ascii="Consolas" w:hAnsi="Consolas"/>
+          <w:color w:val="CE9178"/>
+          <w:sz w:val="21"/>
+          <w:szCs w:val="21"/>
+          <w:lang w:val="en-US" w:eastAsia="ru-RU"/>
+        </w:rPr>
+        <w:t>"http://bank/schema/WSCommonTypes"</w:t>
+      </w:r>
+      <w:r>
+        <w:rPr>
+          <w:rFonts w:ascii="Consolas" w:hAnsi="Consolas"/>
+          <w:color w:val="808080"/>
+          <w:sz w:val="21"/>
+          <w:szCs w:val="21"/>
+          <w:lang w:val="en-US" w:eastAsia="ru-RU"/>
+        </w:rPr>
+        <w:t>&gt;</w:t>
+      </w:r>
+      <w:r>
+        <w:rPr>
+          <w:rFonts w:ascii="Consolas" w:hAnsi="Consolas"/>
+          <w:color w:val="CCCCCC"/>
+          <w:sz w:val="21"/>
+          <w:szCs w:val="21"/>
+          <w:lang w:val="en-US" w:eastAsia="ru-RU"/>
+        </w:rPr>
+        <w:t xml:space="preserve"> </w:t>
+      </w:r>
+    </w:p>
+    <w:p>
+      <w:pPr>
+        <w:widowControl/>
+        <w:shd w:val="clear" w:color="auto" w:fill="1F1F1F"/>
+        <w:autoSpaceDE/>
+        <w:autoSpaceDN/>
+        <w:spacing w:line="285" w:lineRule="atLeast"/>
+        <w:rPr>
+          <w:rFonts w:ascii="Consolas" w:hAnsi="Consolas"/>
+          <w:color w:val="CCCCCC"/>
+          <w:sz w:val="21"/>
+          <w:szCs w:val="21"/>
+          <w:lang w:val="en-US" w:eastAsia="ru-RU"/>
+        </w:rPr>
+      </w:pPr>
+      <w:r>
+        <w:rPr>
+          <w:rFonts w:ascii="Consolas" w:hAnsi="Consolas"/>
+          <w:color w:val="808080"/>
+          <w:sz w:val="21"/>
+          <w:szCs w:val="21"/>
+          <w:lang w:val="en-US" w:eastAsia="ru-RU"/>
+        </w:rPr>
+        <w:t>&lt;</w:t>
+      </w:r>
+      <w:proofErr w:type="spellStart"/>
+      <w:proofErr w:type="gramStart"/>
+      <w:r>
+        <w:rPr>
+          <w:rFonts w:ascii="Consolas" w:hAnsi="Consolas"/>
+          <w:color w:val="569CD6"/>
+          <w:sz w:val="21"/>
+          <w:szCs w:val="21"/>
+          <w:lang w:val="en-US" w:eastAsia="ru-RU"/>
+        </w:rPr>
+        <w:t>soapenv:Header</w:t>
+      </w:r>
+      <w:proofErr w:type="spellEnd"/>
+      <w:proofErr w:type="gramEnd"/>
+      <w:r>
+        <w:rPr>
+          <w:rFonts w:ascii="Consolas" w:hAnsi="Consolas"/>
+          <w:color w:val="808080"/>
+          <w:sz w:val="21"/>
+          <w:szCs w:val="21"/>
+          <w:lang w:val="en-US" w:eastAsia="ru-RU"/>
+        </w:rPr>
+        <w:t>/&gt;</w:t>
+      </w:r>
+      <w:r>
+        <w:rPr>
+          <w:rFonts w:ascii="Consolas" w:hAnsi="Consolas"/>
+          <w:color w:val="CCCCCC"/>
+          <w:sz w:val="21"/>
+          <w:szCs w:val="21"/>
+          <w:lang w:val="en-US" w:eastAsia="ru-RU"/>
+        </w:rPr>
+        <w:t xml:space="preserve"> </w:t>
+      </w:r>
+    </w:p>
+    <w:p>
+      <w:pPr>
+        <w:widowControl/>
+        <w:shd w:val="clear" w:color="auto" w:fill="1F1F1F"/>
+        <w:autoSpaceDE/>
+        <w:autoSpaceDN/>
+        <w:spacing w:line="285" w:lineRule="atLeast"/>
+        <w:rPr>
+          <w:rFonts w:ascii="Consolas" w:hAnsi="Consolas"/>
+          <w:color w:val="CCCCCC"/>
+          <w:sz w:val="21"/>
+          <w:szCs w:val="21"/>
+          <w:lang w:val="en-US" w:eastAsia="ru-RU"/>
+        </w:rPr>
+      </w:pPr>
+      <w:r>
+        <w:rPr>
+          <w:rFonts w:ascii="Consolas" w:hAnsi="Consolas"/>
+          <w:color w:val="CCCCCC"/>
+          <w:sz w:val="21"/>
+          <w:szCs w:val="21"/>
+          <w:lang w:val="en-US" w:eastAsia="ru-RU"/>
+        </w:rPr>
+        <w:t xml:space="preserve">    </w:t>
+      </w:r>
+      <w:r>
+        <w:rPr>
+          <w:rFonts w:ascii="Consolas" w:hAnsi="Consolas"/>
+          <w:color w:val="808080"/>
+          <w:sz w:val="21"/>
+          <w:szCs w:val="21"/>
+          <w:lang w:val="en-US" w:eastAsia="ru-RU"/>
+        </w:rPr>
+        <w:t>&lt;</w:t>
+      </w:r>
+      <w:proofErr w:type="spellStart"/>
+      <w:proofErr w:type="gramStart"/>
+      <w:r>
+        <w:rPr>
+          <w:rFonts w:ascii="Consolas" w:hAnsi="Consolas"/>
+          <w:color w:val="569CD6"/>
+          <w:sz w:val="21"/>
+          <w:szCs w:val="21"/>
+          <w:lang w:val="en-US" w:eastAsia="ru-RU"/>
+        </w:rPr>
+        <w:t>soapenv:Body</w:t>
+      </w:r>
+      <w:proofErr w:type="spellEnd"/>
+      <w:proofErr w:type="gramEnd"/>
+      <w:r>
+        <w:rPr>
+          <w:rFonts w:ascii="Consolas" w:hAnsi="Consolas"/>
+          <w:color w:val="808080"/>
+          <w:sz w:val="21"/>
+          <w:szCs w:val="21"/>
+          <w:lang w:val="en-US" w:eastAsia="ru-RU"/>
+        </w:rPr>
+        <w:t>&gt;</w:t>
+      </w:r>
+      <w:r>
+        <w:rPr>
+          <w:rFonts w:ascii="Consolas" w:hAnsi="Consolas"/>
+          <w:color w:val="CCCCCC"/>
+          <w:sz w:val="21"/>
+          <w:szCs w:val="21"/>
+          <w:lang w:val="en-US" w:eastAsia="ru-RU"/>
+        </w:rPr>
+        <w:t xml:space="preserve"> </w:t>
+      </w:r>
+    </w:p>
+    <w:p>
+      <w:pPr>
+        <w:widowControl/>
+        <w:shd w:val="clear" w:color="auto" w:fill="1F1F1F"/>
+        <w:autoSpaceDE/>
+        <w:autoSpaceDN/>
+        <w:spacing w:line="285" w:lineRule="atLeast"/>
+        <w:rPr>
+          <w:rFonts w:ascii="Consolas" w:hAnsi="Consolas"/>
+          <w:color w:val="CCCCCC"/>
+          <w:sz w:val="21"/>
+          <w:szCs w:val="21"/>
+          <w:lang w:val="en-US" w:eastAsia="ru-RU"/>
+        </w:rPr>
+      </w:pPr>
+      <w:r>
+        <w:rPr>
+          <w:rFonts w:ascii="Consolas" w:hAnsi="Consolas"/>
+          <w:color w:val="CCCCCC"/>
+          <w:sz w:val="21"/>
+          <w:szCs w:val="21"/>
+          <w:lang w:val="en-US" w:eastAsia="ru-RU"/>
+        </w:rPr>
+        <w:t xml:space="preserve">        </w:t>
+      </w:r>
+      <w:r>
+        <w:rPr>
+          <w:rFonts w:ascii="Consolas" w:hAnsi="Consolas"/>
+          <w:color w:val="808080"/>
+          <w:sz w:val="21"/>
+          <w:szCs w:val="21"/>
+          <w:lang w:val="en-US" w:eastAsia="ru-RU"/>
+        </w:rPr>
+        <w:t>&lt;</w:t>
+      </w:r>
+      <w:proofErr w:type="spellStart"/>
+      <w:proofErr w:type="gramStart"/>
+      <w:r>
+        <w:rPr>
+          <w:rFonts w:ascii="Consolas" w:hAnsi="Consolas"/>
+          <w:color w:val="569CD6"/>
+          <w:sz w:val="21"/>
+          <w:szCs w:val="21"/>
+          <w:lang w:val="en-US" w:eastAsia="ru-RU"/>
+        </w:rPr>
+        <w:t>wsc:CheckAccountRequest</w:t>
+      </w:r>
+      <w:proofErr w:type="spellEnd"/>
+      <w:proofErr w:type="gramEnd"/>
+      <w:r>
+        <w:rPr>
+          <w:rFonts w:ascii="Consolas" w:hAnsi="Consolas"/>
+          <w:color w:val="808080"/>
+          <w:sz w:val="21"/>
+          <w:szCs w:val="21"/>
+          <w:lang w:val="en-US" w:eastAsia="ru-RU"/>
+        </w:rPr>
+        <w:t>&gt;</w:t>
+      </w:r>
+      <w:r>
+        <w:rPr>
+          <w:rFonts w:ascii="Consolas" w:hAnsi="Consolas"/>
+          <w:color w:val="CCCCCC"/>
+          <w:sz w:val="21"/>
+          <w:szCs w:val="21"/>
+          <w:lang w:val="en-US" w:eastAsia="ru-RU"/>
+        </w:rPr>
+        <w:t xml:space="preserve"> </w:t>
+      </w:r>
+    </w:p>
+    <w:p>
+      <w:pPr>
+        <w:widowControl/>
+        <w:shd w:val="clear" w:color="auto" w:fill="1F1F1F"/>
+        <w:autoSpaceDE/>
+        <w:autoSpaceDN/>
+        <w:spacing w:line="285" w:lineRule="atLeast"/>
+        <w:rPr>
+          <w:rFonts w:ascii="Consolas" w:hAnsi="Consolas"/>
+          <w:color w:val="CCCCCC"/>
+          <w:sz w:val="21"/>
+          <w:szCs w:val="21"/>
+          <w:lang w:val="en-US" w:eastAsia="ru-RU"/>
+        </w:rPr>
+      </w:pPr>
+      <w:r>
+        <w:rPr>
+          <w:rFonts w:ascii="Consolas" w:hAnsi="Consolas"/>
+          <w:color w:val="CCCCCC"/>
+          <w:sz w:val="21"/>
+          <w:szCs w:val="21"/>
+          <w:lang w:val="en-US" w:eastAsia="ru-RU"/>
+        </w:rPr>
+        <w:t xml:space="preserve">            </w:t>
+      </w:r>
+      <w:r>
+        <w:rPr>
+          <w:rFonts w:ascii="Consolas" w:hAnsi="Consolas"/>
+          <w:color w:val="808080"/>
+          <w:sz w:val="21"/>
+          <w:szCs w:val="21"/>
+          <w:lang w:val="en-US" w:eastAsia="ru-RU"/>
+        </w:rPr>
+        <w:t>&lt;</w:t>
+      </w:r>
+      <w:proofErr w:type="spellStart"/>
+      <w:proofErr w:type="gramStart"/>
+      <w:r>
+        <w:rPr>
+          <w:rFonts w:ascii="Consolas" w:hAnsi="Consolas"/>
+          <w:color w:val="569CD6"/>
+          <w:sz w:val="21"/>
+          <w:szCs w:val="21"/>
+          <w:lang w:val="en-US" w:eastAsia="ru-RU"/>
+        </w:rPr>
+        <w:t>wsc:AccountNumber</w:t>
+      </w:r>
+      <w:proofErr w:type="spellEnd"/>
+      <w:proofErr w:type="gramEnd"/>
+      <w:r>
+        <w:rPr>
+          <w:rFonts w:ascii="Consolas" w:hAnsi="Consolas"/>
+          <w:color w:val="808080"/>
+          <w:sz w:val="21"/>
+          <w:szCs w:val="21"/>
+          <w:lang w:val="en-US" w:eastAsia="ru-RU"/>
+        </w:rPr>
+        <w:t>&gt;</w:t>
+      </w:r>
+      <w:r>
+        <w:rPr>
+          <w:rFonts w:ascii="Consolas" w:hAnsi="Consolas"/>
+          <w:color w:val="CCCCCC"/>
+          <w:sz w:val="21"/>
+          <w:szCs w:val="21"/>
+          <w:lang w:val="en-US" w:eastAsia="ru-RU"/>
+        </w:rPr>
+        <w:t>3000</w:t>
+      </w:r>
+      <w:r>
+        <w:rPr>
+          <w:rFonts w:ascii="Consolas" w:hAnsi="Consolas"/>
+          <w:color w:val="808080"/>
+          <w:sz w:val="21"/>
+          <w:szCs w:val="21"/>
+          <w:lang w:val="en-US" w:eastAsia="ru-RU"/>
+        </w:rPr>
+        <w:t>&lt;/</w:t>
+      </w:r>
+      <w:proofErr w:type="spellStart"/>
+      <w:proofErr w:type="gramStart"/>
+      <w:r>
+        <w:rPr>
+          <w:rFonts w:ascii="Consolas" w:hAnsi="Consolas"/>
+          <w:color w:val="569CD6"/>
+          <w:sz w:val="21"/>
+          <w:szCs w:val="21"/>
+          <w:lang w:val="en-US" w:eastAsia="ru-RU"/>
+        </w:rPr>
+        <w:t>wsc:AccountNumber</w:t>
+      </w:r>
+      <w:proofErr w:type="spellEnd"/>
+      <w:proofErr w:type="gramEnd"/>
+      <w:r>
+        <w:rPr>
+          <w:rFonts w:ascii="Consolas" w:hAnsi="Consolas"/>
+          <w:color w:val="808080"/>
+          <w:sz w:val="21"/>
+          <w:szCs w:val="21"/>
+          <w:lang w:val="en-US" w:eastAsia="ru-RU"/>
+        </w:rPr>
+        <w:t>&gt;</w:t>
+      </w:r>
+      <w:r>
+        <w:rPr>
+          <w:rFonts w:ascii="Consolas" w:hAnsi="Consolas"/>
+          <w:color w:val="CCCCCC"/>
+          <w:sz w:val="21"/>
+          <w:szCs w:val="21"/>
+          <w:lang w:val="en-US" w:eastAsia="ru-RU"/>
+        </w:rPr>
+        <w:t xml:space="preserve"> </w:t>
+      </w:r>
+    </w:p>
+    <w:p>
+      <w:pPr>
+        <w:widowControl/>
+        <w:shd w:val="clear" w:color="auto" w:fill="1F1F1F"/>
+        <w:autoSpaceDE/>
+        <w:autoSpaceDN/>
+        <w:spacing w:line="285" w:lineRule="atLeast"/>
+        <w:rPr>
+          <w:rFonts w:ascii="Consolas" w:hAnsi="Consolas"/>
+          <w:color w:val="CCCCCC"/>
+          <w:sz w:val="21"/>
+          <w:szCs w:val="21"/>
+          <w:lang w:val="en-US" w:eastAsia="ru-RU"/>
+        </w:rPr>
+      </w:pPr>
+      <w:r>
+        <w:rPr>
+          <w:rFonts w:ascii="Consolas" w:hAnsi="Consolas"/>
+          <w:color w:val="CCCCCC"/>
+          <w:sz w:val="21"/>
+          <w:szCs w:val="21"/>
+          <w:lang w:val="en-US" w:eastAsia="ru-RU"/>
+        </w:rPr>
+        <w:t xml:space="preserve">            </w:t>
+      </w:r>
+      <w:r>
+        <w:rPr>
+          <w:rFonts w:ascii="Consolas" w:hAnsi="Consolas"/>
+          <w:color w:val="808080"/>
+          <w:sz w:val="21"/>
+          <w:szCs w:val="21"/>
+          <w:lang w:val="en-US" w:eastAsia="ru-RU"/>
+        </w:rPr>
+        <w:t>&lt;</w:t>
+      </w:r>
+      <w:proofErr w:type="spellStart"/>
+      <w:proofErr w:type="gramStart"/>
+      <w:r>
+        <w:rPr>
+          <w:rFonts w:ascii="Consolas" w:hAnsi="Consolas"/>
+          <w:color w:val="569CD6"/>
+          <w:sz w:val="21"/>
+          <w:szCs w:val="21"/>
+          <w:lang w:val="en-US" w:eastAsia="ru-RU"/>
+        </w:rPr>
+        <w:t>wsc:Name</w:t>
+      </w:r>
+      <w:proofErr w:type="spellEnd"/>
+      <w:proofErr w:type="gramEnd"/>
+      <w:r>
+        <w:rPr>
+          <w:rFonts w:ascii="Consolas" w:hAnsi="Consolas"/>
+          <w:color w:val="808080"/>
+          <w:sz w:val="21"/>
+          <w:szCs w:val="21"/>
+          <w:lang w:val="en-US" w:eastAsia="ru-RU"/>
+        </w:rPr>
+        <w:t>&gt;</w:t>
+      </w:r>
+      <w:r>
+        <w:rPr>
+          <w:rFonts w:ascii="Consolas" w:hAnsi="Consolas"/>
+          <w:color w:val="CCCCCC"/>
+          <w:sz w:val="21"/>
+          <w:szCs w:val="21"/>
+          <w:lang w:eastAsia="ru-RU"/>
+        </w:rPr>
+        <w:t>Андрей</w:t>
+      </w:r>
+      <w:r>
+        <w:rPr>
+          <w:rFonts w:ascii="Consolas" w:hAnsi="Consolas"/>
+          <w:color w:val="808080"/>
+          <w:sz w:val="21"/>
+          <w:szCs w:val="21"/>
+          <w:lang w:val="en-US" w:eastAsia="ru-RU"/>
+        </w:rPr>
+        <w:t>&lt;/</w:t>
+      </w:r>
+      <w:proofErr w:type="spellStart"/>
+      <w:proofErr w:type="gramStart"/>
+      <w:r>
+        <w:rPr>
+          <w:rFonts w:ascii="Consolas" w:hAnsi="Consolas"/>
+          <w:color w:val="569CD6"/>
+          <w:sz w:val="21"/>
+          <w:szCs w:val="21"/>
+          <w:lang w:val="en-US" w:eastAsia="ru-RU"/>
+        </w:rPr>
+        <w:t>wsc:Name</w:t>
+      </w:r>
+      <w:proofErr w:type="spellEnd"/>
+      <w:proofErr w:type="gramEnd"/>
+      <w:r>
+        <w:rPr>
+          <w:rFonts w:ascii="Consolas" w:hAnsi="Consolas"/>
+          <w:color w:val="808080"/>
+          <w:sz w:val="21"/>
+          <w:szCs w:val="21"/>
+          <w:lang w:val="en-US" w:eastAsia="ru-RU"/>
+        </w:rPr>
+        <w:t>&gt;</w:t>
+      </w:r>
+      <w:r>
+        <w:rPr>
+          <w:rFonts w:ascii="Consolas" w:hAnsi="Consolas"/>
+          <w:color w:val="CCCCCC"/>
+          <w:sz w:val="21"/>
+          <w:szCs w:val="21"/>
+          <w:lang w:val="en-US" w:eastAsia="ru-RU"/>
+        </w:rPr>
+        <w:t xml:space="preserve"> </w:t>
+      </w:r>
+    </w:p>
+    <w:p>
+      <w:pPr>
+        <w:widowControl/>
+        <w:shd w:val="clear" w:color="auto" w:fill="1F1F1F"/>
+        <w:autoSpaceDE/>
+        <w:autoSpaceDN/>
+        <w:spacing w:line="285" w:lineRule="atLeast"/>
+        <w:rPr>
+          <w:rFonts w:ascii="Consolas" w:hAnsi="Consolas"/>
+          <w:color w:val="CCCCCC"/>
+          <w:sz w:val="21"/>
+          <w:szCs w:val="21"/>
+          <w:lang w:val="en-US" w:eastAsia="ru-RU"/>
+        </w:rPr>
+      </w:pPr>
+      <w:r>
+        <w:rPr>
+          <w:rFonts w:ascii="Consolas" w:hAnsi="Consolas"/>
+          <w:color w:val="CCCCCC"/>
+          <w:sz w:val="21"/>
+          <w:szCs w:val="21"/>
+          <w:lang w:val="en-US" w:eastAsia="ru-RU"/>
+        </w:rPr>
+        <w:t xml:space="preserve">            </w:t>
+      </w:r>
+      <w:r>
+        <w:rPr>
+          <w:rFonts w:ascii="Consolas" w:hAnsi="Consolas"/>
+          <w:color w:val="808080"/>
+          <w:sz w:val="21"/>
+          <w:szCs w:val="21"/>
+          <w:lang w:val="en-US" w:eastAsia="ru-RU"/>
+        </w:rPr>
+        <w:t>&lt;</w:t>
+      </w:r>
+      <w:proofErr w:type="spellStart"/>
+      <w:proofErr w:type="gramStart"/>
+      <w:r>
+        <w:rPr>
+          <w:rFonts w:ascii="Consolas" w:hAnsi="Consolas"/>
+          <w:color w:val="569CD6"/>
+          <w:sz w:val="21"/>
+          <w:szCs w:val="21"/>
+          <w:lang w:val="en-US" w:eastAsia="ru-RU"/>
+        </w:rPr>
+        <w:t>wsc:Surname</w:t>
+      </w:r>
+      <w:proofErr w:type="spellEnd"/>
+      <w:proofErr w:type="gramEnd"/>
+      <w:r>
+        <w:rPr>
+          <w:rFonts w:ascii="Consolas" w:hAnsi="Consolas"/>
+          <w:color w:val="808080"/>
+          <w:sz w:val="21"/>
+          <w:szCs w:val="21"/>
+          <w:lang w:val="en-US" w:eastAsia="ru-RU"/>
+        </w:rPr>
+        <w:t>&gt;</w:t>
+      </w:r>
+      <w:r>
+        <w:rPr>
+          <w:rFonts w:ascii="Consolas" w:hAnsi="Consolas"/>
+          <w:color w:val="CCCCCC"/>
+          <w:sz w:val="21"/>
+          <w:szCs w:val="21"/>
+          <w:lang w:eastAsia="ru-RU"/>
+        </w:rPr>
+        <w:t>Дмитриев</w:t>
+      </w:r>
+      <w:r>
+        <w:rPr>
+          <w:rFonts w:ascii="Consolas" w:hAnsi="Consolas"/>
+          <w:color w:val="808080"/>
+          <w:sz w:val="21"/>
+          <w:szCs w:val="21"/>
+          <w:lang w:val="en-US" w:eastAsia="ru-RU"/>
+        </w:rPr>
+        <w:t>&lt;/</w:t>
+      </w:r>
+      <w:proofErr w:type="spellStart"/>
+      <w:proofErr w:type="gramStart"/>
+      <w:r>
+        <w:rPr>
+          <w:rFonts w:ascii="Consolas" w:hAnsi="Consolas"/>
+          <w:color w:val="569CD6"/>
+          <w:sz w:val="21"/>
+          <w:szCs w:val="21"/>
+          <w:lang w:val="en-US" w:eastAsia="ru-RU"/>
+        </w:rPr>
+        <w:t>wsc:Surname</w:t>
+      </w:r>
+      <w:proofErr w:type="spellEnd"/>
+      <w:proofErr w:type="gramEnd"/>
+      <w:r>
+        <w:rPr>
+          <w:rFonts w:ascii="Consolas" w:hAnsi="Consolas"/>
+          <w:color w:val="808080"/>
+          <w:sz w:val="21"/>
+          <w:szCs w:val="21"/>
+          <w:lang w:val="en-US" w:eastAsia="ru-RU"/>
+        </w:rPr>
+        <w:t>&gt;</w:t>
+      </w:r>
+      <w:r>
+        <w:rPr>
+          <w:rFonts w:ascii="Consolas" w:hAnsi="Consolas"/>
+          <w:color w:val="CCCCCC"/>
+          <w:sz w:val="21"/>
+          <w:szCs w:val="21"/>
+          <w:lang w:val="en-US" w:eastAsia="ru-RU"/>
+        </w:rPr>
+        <w:t xml:space="preserve"> </w:t>
+      </w:r>
+    </w:p>
+    <w:p>
+      <w:pPr>
+        <w:widowControl/>
+        <w:shd w:val="clear" w:color="auto" w:fill="1F1F1F"/>
+        <w:autoSpaceDE/>
+        <w:autoSpaceDN/>
+        <w:spacing w:line="285" w:lineRule="atLeast"/>
+        <w:rPr>
+          <w:rFonts w:ascii="Consolas" w:hAnsi="Consolas"/>
+          <w:color w:val="CCCCCC"/>
+          <w:sz w:val="21"/>
+          <w:szCs w:val="21"/>
+          <w:lang w:val="en-US" w:eastAsia="ru-RU"/>
+        </w:rPr>
+      </w:pPr>
+      <w:r>
+        <w:rPr>
+          <w:rFonts w:ascii="Consolas" w:hAnsi="Consolas"/>
+          <w:color w:val="CCCCCC"/>
+          <w:sz w:val="21"/>
+          <w:szCs w:val="21"/>
+          <w:lang w:val="en-US" w:eastAsia="ru-RU"/>
+        </w:rPr>
+        <w:t xml:space="preserve">            </w:t>
+      </w:r>
+      <w:r>
+        <w:rPr>
+          <w:rFonts w:ascii="Consolas" w:hAnsi="Consolas"/>
+          <w:color w:val="808080"/>
+          <w:sz w:val="21"/>
+          <w:szCs w:val="21"/>
+          <w:lang w:val="en-US" w:eastAsia="ru-RU"/>
+        </w:rPr>
+        <w:t>&lt;</w:t>
+      </w:r>
+      <w:proofErr w:type="spellStart"/>
+      <w:proofErr w:type="gramStart"/>
+      <w:r>
+        <w:rPr>
+          <w:rFonts w:ascii="Consolas" w:hAnsi="Consolas"/>
+          <w:color w:val="569CD6"/>
+          <w:sz w:val="21"/>
+          <w:szCs w:val="21"/>
+          <w:lang w:val="en-US" w:eastAsia="ru-RU"/>
+        </w:rPr>
+        <w:t>wsc:Passport</w:t>
+      </w:r>
+      <w:proofErr w:type="spellEnd"/>
+      <w:proofErr w:type="gramEnd"/>
+      <w:r>
+        <w:rPr>
+          <w:rFonts w:ascii="Consolas" w:hAnsi="Consolas"/>
+          <w:color w:val="808080"/>
+          <w:sz w:val="21"/>
+          <w:szCs w:val="21"/>
+          <w:lang w:val="en-US" w:eastAsia="ru-RU"/>
+        </w:rPr>
+        <w:t>&gt;</w:t>
+      </w:r>
+      <w:r>
+        <w:rPr>
+          <w:rFonts w:ascii="Consolas" w:hAnsi="Consolas"/>
+          <w:color w:val="CCCCCC"/>
+          <w:sz w:val="21"/>
+          <w:szCs w:val="21"/>
+          <w:lang w:val="en-US" w:eastAsia="ru-RU"/>
+        </w:rPr>
+        <w:t>12 34 567890</w:t>
+      </w:r>
+      <w:r>
+        <w:rPr>
+          <w:rFonts w:ascii="Consolas" w:hAnsi="Consolas"/>
+          <w:color w:val="808080"/>
+          <w:sz w:val="21"/>
+          <w:szCs w:val="21"/>
+          <w:lang w:val="en-US" w:eastAsia="ru-RU"/>
+        </w:rPr>
+        <w:t>&lt;/</w:t>
+      </w:r>
+      <w:proofErr w:type="spellStart"/>
+      <w:proofErr w:type="gramStart"/>
+      <w:r>
+        <w:rPr>
+          <w:rFonts w:ascii="Consolas" w:hAnsi="Consolas"/>
+          <w:color w:val="569CD6"/>
+          <w:sz w:val="21"/>
+          <w:szCs w:val="21"/>
+          <w:lang w:val="en-US" w:eastAsia="ru-RU"/>
+        </w:rPr>
+        <w:t>wsc:Passport</w:t>
+      </w:r>
+      <w:proofErr w:type="spellEnd"/>
+      <w:proofErr w:type="gramEnd"/>
+      <w:r>
+        <w:rPr>
+          <w:rFonts w:ascii="Consolas" w:hAnsi="Consolas"/>
+          <w:color w:val="808080"/>
+          <w:sz w:val="21"/>
+          <w:szCs w:val="21"/>
+          <w:lang w:val="en-US" w:eastAsia="ru-RU"/>
+        </w:rPr>
+        <w:t>&gt;</w:t>
+      </w:r>
+      <w:r>
+        <w:rPr>
+          <w:rFonts w:ascii="Consolas" w:hAnsi="Consolas"/>
+          <w:color w:val="CCCCCC"/>
+          <w:sz w:val="21"/>
+          <w:szCs w:val="21"/>
+          <w:lang w:val="en-US" w:eastAsia="ru-RU"/>
+        </w:rPr>
+        <w:t xml:space="preserve"> </w:t>
+      </w:r>
+    </w:p>
+    <w:p>
+      <w:pPr>
+        <w:widowControl/>
+        <w:shd w:val="clear" w:color="auto" w:fill="1F1F1F"/>
+        <w:autoSpaceDE/>
+        <w:autoSpaceDN/>
+        <w:spacing w:line="285" w:lineRule="atLeast"/>
+        <w:rPr>
+          <w:rFonts w:ascii="Consolas" w:hAnsi="Consolas"/>
+          <w:color w:val="CCCCCC"/>
+          <w:sz w:val="21"/>
+          <w:szCs w:val="21"/>
+          <w:lang w:val="en-US" w:eastAsia="ru-RU"/>
+        </w:rPr>
+      </w:pPr>
+      <w:r>
+        <w:rPr>
+          <w:rFonts w:ascii="Consolas" w:hAnsi="Consolas"/>
+          <w:color w:val="CCCCCC"/>
+          <w:sz w:val="21"/>
+          <w:szCs w:val="21"/>
+          <w:lang w:val="en-US" w:eastAsia="ru-RU"/>
+        </w:rPr>
+        <w:t xml:space="preserve">        </w:t>
+      </w:r>
+      <w:r>
+        <w:rPr>
+          <w:rFonts w:ascii="Consolas" w:hAnsi="Consolas"/>
+          <w:color w:val="808080"/>
+          <w:sz w:val="21"/>
+          <w:szCs w:val="21"/>
+          <w:lang w:val="en-US" w:eastAsia="ru-RU"/>
+        </w:rPr>
+        <w:t>&lt;/</w:t>
+      </w:r>
+      <w:proofErr w:type="spellStart"/>
+      <w:proofErr w:type="gramStart"/>
+      <w:r>
+        <w:rPr>
+          <w:rFonts w:ascii="Consolas" w:hAnsi="Consolas"/>
+          <w:color w:val="569CD6"/>
+          <w:sz w:val="21"/>
+          <w:szCs w:val="21"/>
+          <w:lang w:val="en-US" w:eastAsia="ru-RU"/>
+        </w:rPr>
+        <w:t>wsc:CheckAccountRequest</w:t>
+      </w:r>
+      <w:proofErr w:type="spellEnd"/>
+      <w:proofErr w:type="gramEnd"/>
+      <w:r>
+        <w:rPr>
+          <w:rFonts w:ascii="Consolas" w:hAnsi="Consolas"/>
+          <w:color w:val="808080"/>
+          <w:sz w:val="21"/>
+          <w:szCs w:val="21"/>
+          <w:lang w:val="en-US" w:eastAsia="ru-RU"/>
+        </w:rPr>
+        <w:t>&gt;</w:t>
+      </w:r>
+      <w:r>
+        <w:rPr>
+          <w:rFonts w:ascii="Consolas" w:hAnsi="Consolas"/>
+          <w:color w:val="CCCCCC"/>
+          <w:sz w:val="21"/>
+          <w:szCs w:val="21"/>
+          <w:lang w:val="en-US" w:eastAsia="ru-RU"/>
+        </w:rPr>
+        <w:t xml:space="preserve"> </w:t>
+      </w:r>
+    </w:p>
+    <w:p>
+      <w:pPr>
+        <w:widowControl/>
+        <w:shd w:val="clear" w:color="auto" w:fill="1F1F1F"/>
+        <w:autoSpaceDE/>
+        <w:autoSpaceDN/>
+        <w:spacing w:line="285" w:lineRule="atLeast"/>
+        <w:rPr>
+          <w:rFonts w:ascii="Consolas" w:hAnsi="Consolas"/>
+          <w:color w:val="CCCCCC"/>
+          <w:sz w:val="21"/>
+          <w:szCs w:val="21"/>
+          <w:lang w:eastAsia="ru-RU"/>
+        </w:rPr>
+      </w:pPr>
+      <w:r>
+        <w:rPr>
+          <w:rFonts w:ascii="Consolas" w:hAnsi="Consolas"/>
+          <w:color w:val="CCCCCC"/>
+          <w:sz w:val="21"/>
+          <w:szCs w:val="21"/>
+          <w:lang w:val="en-US" w:eastAsia="ru-RU"/>
+        </w:rPr>
+        <w:t xml:space="preserve">    </w:t>
+      </w:r>
+      <w:r>
+        <w:rPr>
+          <w:rFonts w:ascii="Consolas" w:hAnsi="Consolas"/>
+          <w:color w:val="808080"/>
+          <w:sz w:val="21"/>
+          <w:szCs w:val="21"/>
+          <w:lang w:eastAsia="ru-RU"/>
+        </w:rPr>
+        <w:t>&lt;/</w:t>
+      </w:r>
+      <w:proofErr w:type="spellStart"/>
+      <w:proofErr w:type="gramStart"/>
+      <w:r>
+        <w:rPr>
+          <w:rFonts w:ascii="Consolas" w:hAnsi="Consolas"/>
+          <w:color w:val="569CD6"/>
+          <w:sz w:val="21"/>
+          <w:szCs w:val="21"/>
+          <w:lang w:eastAsia="ru-RU"/>
+        </w:rPr>
+        <w:t>soapenv:Body</w:t>
+      </w:r>
+      <w:proofErr w:type="spellEnd"/>
+      <w:proofErr w:type="gramEnd"/>
+      <w:r>
+        <w:rPr>
+          <w:rFonts w:ascii="Consolas" w:hAnsi="Consolas"/>
+          <w:color w:val="808080"/>
+          <w:sz w:val="21"/>
+          <w:szCs w:val="21"/>
+          <w:lang w:eastAsia="ru-RU"/>
+        </w:rPr>
+        <w:t>&gt;</w:t>
+      </w:r>
+      <w:r>
+        <w:rPr>
+          <w:rFonts w:ascii="Consolas" w:hAnsi="Consolas"/>
+          <w:color w:val="CCCCCC"/>
+          <w:sz w:val="21"/>
+          <w:szCs w:val="21"/>
+          <w:lang w:eastAsia="ru-RU"/>
+        </w:rPr>
+        <w:t xml:space="preserve"> </w:t>
+      </w:r>
+    </w:p>
+    <w:p>
+      <w:pPr>
+        <w:widowControl/>
+        <w:shd w:val="clear" w:color="auto" w:fill="1F1F1F"/>
+        <w:autoSpaceDE/>
+        <w:autoSpaceDN/>
+        <w:spacing w:line="285" w:lineRule="atLeast"/>
+        <w:rPr>
+          <w:rFonts w:ascii="Consolas" w:hAnsi="Consolas"/>
+          <w:color w:val="CCCCCC"/>
+          <w:sz w:val="21"/>
+          <w:szCs w:val="21"/>
+          <w:lang w:eastAsia="ru-RU"/>
+        </w:rPr>
+      </w:pPr>
+      <w:r>
+        <w:rPr>
+          <w:rFonts w:ascii="Consolas" w:hAnsi="Consolas"/>
+          <w:color w:val="808080"/>
+          <w:sz w:val="21"/>
+          <w:szCs w:val="21"/>
+          <w:lang w:eastAsia="ru-RU"/>
+        </w:rPr>
+        <w:t>&lt;/</w:t>
+      </w:r>
+      <w:proofErr w:type="spellStart"/>
+      <w:proofErr w:type="gramStart"/>
+      <w:r>
+        <w:rPr>
+          <w:rFonts w:ascii="Consolas" w:hAnsi="Consolas"/>
+          <w:color w:val="569CD6"/>
+          <w:sz w:val="21"/>
+          <w:szCs w:val="21"/>
+          <w:lang w:eastAsia="ru-RU"/>
+        </w:rPr>
+        <w:t>soapenv:Envelope</w:t>
+      </w:r>
+      <w:proofErr w:type="spellEnd"/>
+      <w:proofErr w:type="gramEnd"/>
+      <w:r>
+        <w:rPr>
+          <w:rFonts w:ascii="Consolas" w:hAnsi="Consolas"/>
+          <w:color w:val="808080"/>
+          <w:sz w:val="21"/>
+          <w:szCs w:val="21"/>
+          <w:lang w:eastAsia="ru-RU"/>
+        </w:rPr>
+        <w:t>&gt;</w:t>
+      </w:r>
+      <w:r>
+        <w:rPr>
+          <w:rFonts w:ascii="Consolas" w:hAnsi="Consolas"/>
+          <w:color w:val="CCCCCC"/>
+          <w:sz w:val="21"/>
+          <w:szCs w:val="21"/>
+          <w:lang w:eastAsia="ru-RU"/>
+        </w:rPr>
+        <w:t xml:space="preserve"> </w:t>
+      </w:r>
+    </w:p>
+    <w:p>
+      <w:pPr>
+        <w:rPr>
+          <w:b/>
+          <w:sz w:val="28"/>
+        </w:rPr>
+      </w:pPr>
+    </w:p>
+    <w:p>
+      <w:pPr>
+        <w:rPr>
+          <w:b/>
+          <w:sz w:val="28"/>
+        </w:rPr>
+      </w:pPr>
+      <w:r>
+        <w:rPr>
+          <w:b/>
+          <w:sz w:val="28"/>
+        </w:rPr>
+        <w:br w:type="page"/>
+      </w:r>
+    </w:p>
+    <w:p>
+      <w:pPr>
+        <w:rPr>
+          <w:b/>
+          <w:sz w:val="28"/>
+        </w:rPr>
+      </w:pPr>
+      <w:r>
+        <w:rPr>
+          <w:b/>
+          <w:sz w:val="28"/>
+        </w:rPr>
+        <w:lastRenderedPageBreak/>
+        <w:t xml:space="preserve">Пример одного из </w:t>
+      </w:r>
+      <w:proofErr w:type="spellStart"/>
+      <w:r>
+        <w:rPr>
+          <w:b/>
+          <w:sz w:val="28"/>
+        </w:rPr>
+        <w:t>респонсов</w:t>
+      </w:r>
+      <w:proofErr w:type="spellEnd"/>
+      <w:r>
+        <w:rPr>
+          <w:b/>
+          <w:sz w:val="28"/>
+        </w:rPr>
+        <w:t xml:space="preserve"> (Open):</w:t>
+      </w:r>
+    </w:p>
+    <w:p>
+      <w:pPr>
+        <w:widowControl/>
+        <w:shd w:val="clear" w:color="auto" w:fill="1F1F1F"/>
+        <w:autoSpaceDE/>
+        <w:autoSpaceDN/>
+        <w:spacing w:line="285" w:lineRule="atLeast"/>
+        <w:rPr>
+          <w:rFonts w:ascii="Consolas" w:hAnsi="Consolas"/>
+          <w:color w:val="CCCCCC"/>
+          <w:sz w:val="21"/>
+          <w:szCs w:val="21"/>
+          <w:lang w:val="en-US" w:eastAsia="ru-RU"/>
+        </w:rPr>
+      </w:pPr>
+      <w:r>
+        <w:rPr>
+          <w:rFonts w:ascii="Consolas" w:hAnsi="Consolas"/>
+          <w:color w:val="808080"/>
+          <w:sz w:val="21"/>
+          <w:szCs w:val="21"/>
+          <w:lang w:val="en-US" w:eastAsia="ru-RU"/>
+        </w:rPr>
+        <w:t>&lt;</w:t>
+      </w:r>
+      <w:proofErr w:type="spellStart"/>
+      <w:proofErr w:type="gramStart"/>
+      <w:r>
+        <w:rPr>
+          <w:rFonts w:ascii="Consolas" w:hAnsi="Consolas"/>
+          <w:color w:val="569CD6"/>
+          <w:sz w:val="21"/>
+          <w:szCs w:val="21"/>
+          <w:lang w:val="en-US" w:eastAsia="ru-RU"/>
+        </w:rPr>
+        <w:t>soapenv:Envelope</w:t>
+      </w:r>
+      <w:proofErr w:type="spellEnd"/>
+      <w:proofErr w:type="gramEnd"/>
+      <w:r>
+        <w:rPr>
+          <w:rFonts w:ascii="Consolas" w:hAnsi="Consolas"/>
+          <w:color w:val="CCCCCC"/>
+          <w:sz w:val="21"/>
+          <w:szCs w:val="21"/>
+          <w:lang w:val="en-US" w:eastAsia="ru-RU"/>
+        </w:rPr>
+        <w:t xml:space="preserve"> </w:t>
+      </w:r>
+      <w:proofErr w:type="spellStart"/>
+      <w:proofErr w:type="gramStart"/>
+      <w:r>
+        <w:rPr>
+          <w:rFonts w:ascii="Consolas" w:hAnsi="Consolas"/>
+          <w:color w:val="9CDCFE"/>
+          <w:sz w:val="21"/>
+          <w:szCs w:val="21"/>
+          <w:lang w:val="en-US" w:eastAsia="ru-RU"/>
+        </w:rPr>
+        <w:t>xmlns:soapenv</w:t>
+      </w:r>
+      <w:proofErr w:type="spellEnd"/>
+      <w:proofErr w:type="gramEnd"/>
+      <w:r>
+        <w:rPr>
+          <w:rFonts w:ascii="Consolas" w:hAnsi="Consolas"/>
+          <w:color w:val="CCCCCC"/>
+          <w:sz w:val="21"/>
+          <w:szCs w:val="21"/>
+          <w:lang w:val="en-US" w:eastAsia="ru-RU"/>
+        </w:rPr>
+        <w:t>=</w:t>
+      </w:r>
+      <w:r>
+        <w:rPr>
+          <w:rFonts w:ascii="Consolas" w:hAnsi="Consolas"/>
+          <w:color w:val="CE9178"/>
+          <w:sz w:val="21"/>
+          <w:szCs w:val="21"/>
+          <w:lang w:val="en-US" w:eastAsia="ru-RU"/>
+        </w:rPr>
+        <w:t>"http://schemas.xmlsoap.org/soap/envelope/"</w:t>
+      </w:r>
+      <w:r>
+        <w:rPr>
+          <w:rFonts w:ascii="Consolas" w:hAnsi="Consolas"/>
+          <w:color w:val="CCCCCC"/>
+          <w:sz w:val="21"/>
+          <w:szCs w:val="21"/>
+          <w:lang w:val="en-US" w:eastAsia="ru-RU"/>
+        </w:rPr>
+        <w:t xml:space="preserve"> </w:t>
+      </w:r>
+    </w:p>
+    <w:p>
+      <w:pPr>
+        <w:widowControl/>
+        <w:shd w:val="clear" w:color="auto" w:fill="1F1F1F"/>
+        <w:autoSpaceDE/>
+        <w:autoSpaceDN/>
+        <w:spacing w:line="285" w:lineRule="atLeast"/>
+        <w:rPr>
+          <w:rFonts w:ascii="Consolas" w:hAnsi="Consolas"/>
+          <w:color w:val="CCCCCC"/>
+          <w:sz w:val="21"/>
+          <w:szCs w:val="21"/>
+          <w:lang w:val="en-US" w:eastAsia="ru-RU"/>
+        </w:rPr>
+      </w:pPr>
+      <w:proofErr w:type="spellStart"/>
+      <w:proofErr w:type="gramStart"/>
+      <w:r>
+        <w:rPr>
+          <w:rFonts w:ascii="Consolas" w:hAnsi="Consolas"/>
+          <w:color w:val="9CDCFE"/>
+          <w:sz w:val="21"/>
+          <w:szCs w:val="21"/>
+          <w:lang w:val="en-US" w:eastAsia="ru-RU"/>
+        </w:rPr>
+        <w:t>xmlns:wsc</w:t>
+      </w:r>
+      <w:proofErr w:type="spellEnd"/>
+      <w:proofErr w:type="gramEnd"/>
+      <w:r>
+        <w:rPr>
+          <w:rFonts w:ascii="Consolas" w:hAnsi="Consolas"/>
+          <w:color w:val="CCCCCC"/>
+          <w:sz w:val="21"/>
+          <w:szCs w:val="21"/>
+          <w:lang w:val="en-US" w:eastAsia="ru-RU"/>
+        </w:rPr>
+        <w:t>=</w:t>
+      </w:r>
+      <w:r>
+        <w:rPr>
+          <w:rFonts w:ascii="Consolas" w:hAnsi="Consolas"/>
+          <w:color w:val="CE9178"/>
+          <w:sz w:val="21"/>
+          <w:szCs w:val="21"/>
+          <w:lang w:val="en-US" w:eastAsia="ru-RU"/>
+        </w:rPr>
+        <w:t>"http://bank/schema/WSCommonTypes"</w:t>
+      </w:r>
+      <w:r>
+        <w:rPr>
+          <w:rFonts w:ascii="Consolas" w:hAnsi="Consolas"/>
+          <w:color w:val="808080"/>
+          <w:sz w:val="21"/>
+          <w:szCs w:val="21"/>
+          <w:lang w:val="en-US" w:eastAsia="ru-RU"/>
+        </w:rPr>
+        <w:t>&gt;</w:t>
+      </w:r>
+      <w:r>
+        <w:rPr>
+          <w:rFonts w:ascii="Consolas" w:hAnsi="Consolas"/>
+          <w:color w:val="CCCCCC"/>
+          <w:sz w:val="21"/>
+          <w:szCs w:val="21"/>
+          <w:lang w:val="en-US" w:eastAsia="ru-RU"/>
+        </w:rPr>
+        <w:t xml:space="preserve"> </w:t>
+      </w:r>
+    </w:p>
+    <w:p>
+      <w:pPr>
+        <w:widowControl/>
+        <w:shd w:val="clear" w:color="auto" w:fill="1F1F1F"/>
+        <w:autoSpaceDE/>
+        <w:autoSpaceDN/>
+        <w:spacing w:line="285" w:lineRule="atLeast"/>
+        <w:rPr>
+          <w:rFonts w:ascii="Consolas" w:hAnsi="Consolas"/>
+          <w:color w:val="CCCCCC"/>
+          <w:sz w:val="21"/>
+          <w:szCs w:val="21"/>
+          <w:lang w:val="en-US" w:eastAsia="ru-RU"/>
+        </w:rPr>
+      </w:pPr>
+      <w:r>
+        <w:rPr>
+          <w:rFonts w:ascii="Consolas" w:hAnsi="Consolas"/>
+          <w:color w:val="CCCCCC"/>
+          <w:sz w:val="21"/>
+          <w:szCs w:val="21"/>
+          <w:lang w:val="en-US" w:eastAsia="ru-RU"/>
+        </w:rPr>
+        <w:t>   </w:t>
+      </w:r>
+      <w:r>
+        <w:rPr>
+          <w:rFonts w:ascii="Consolas" w:hAnsi="Consolas"/>
+          <w:color w:val="808080"/>
+          <w:sz w:val="21"/>
+          <w:szCs w:val="21"/>
+          <w:lang w:val="en-US" w:eastAsia="ru-RU"/>
+        </w:rPr>
+        <w:t>&lt;</w:t>
+      </w:r>
+      <w:proofErr w:type="spellStart"/>
+      <w:proofErr w:type="gramStart"/>
+      <w:r>
+        <w:rPr>
+          <w:rFonts w:ascii="Consolas" w:hAnsi="Consolas"/>
+          <w:color w:val="569CD6"/>
+          <w:sz w:val="21"/>
+          <w:szCs w:val="21"/>
+          <w:lang w:val="en-US" w:eastAsia="ru-RU"/>
+        </w:rPr>
+        <w:t>soapenv:Header</w:t>
+      </w:r>
+      <w:proofErr w:type="spellEnd"/>
+      <w:proofErr w:type="gramEnd"/>
+      <w:r>
+        <w:rPr>
+          <w:rFonts w:ascii="Consolas" w:hAnsi="Consolas"/>
+          <w:color w:val="808080"/>
+          <w:sz w:val="21"/>
+          <w:szCs w:val="21"/>
+          <w:lang w:val="en-US" w:eastAsia="ru-RU"/>
+        </w:rPr>
+        <w:t>/&gt;</w:t>
+      </w:r>
+      <w:r>
+        <w:rPr>
+          <w:rFonts w:ascii="Consolas" w:hAnsi="Consolas"/>
+          <w:color w:val="CCCCCC"/>
+          <w:sz w:val="21"/>
+          <w:szCs w:val="21"/>
+          <w:lang w:val="en-US" w:eastAsia="ru-RU"/>
+        </w:rPr>
+        <w:t xml:space="preserve"> </w:t>
+      </w:r>
+    </w:p>
+    <w:p>
+      <w:pPr>
+        <w:widowControl/>
+        <w:shd w:val="clear" w:color="auto" w:fill="1F1F1F"/>
+        <w:autoSpaceDE/>
+        <w:autoSpaceDN/>
+        <w:spacing w:line="285" w:lineRule="atLeast"/>
+        <w:rPr>
+          <w:rFonts w:ascii="Consolas" w:hAnsi="Consolas"/>
+          <w:color w:val="CCCCCC"/>
+          <w:sz w:val="21"/>
+          <w:szCs w:val="21"/>
+          <w:lang w:val="en-US" w:eastAsia="ru-RU"/>
+        </w:rPr>
+      </w:pPr>
+      <w:r>
+        <w:rPr>
+          <w:rFonts w:ascii="Consolas" w:hAnsi="Consolas"/>
+          <w:color w:val="CCCCCC"/>
+          <w:sz w:val="21"/>
+          <w:szCs w:val="21"/>
+          <w:lang w:val="en-US" w:eastAsia="ru-RU"/>
+        </w:rPr>
+        <w:t>   </w:t>
+      </w:r>
+      <w:r>
+        <w:rPr>
+          <w:rFonts w:ascii="Consolas" w:hAnsi="Consolas"/>
+          <w:color w:val="808080"/>
+          <w:sz w:val="21"/>
+          <w:szCs w:val="21"/>
+          <w:lang w:val="en-US" w:eastAsia="ru-RU"/>
+        </w:rPr>
+        <w:t>&lt;</w:t>
+      </w:r>
+      <w:proofErr w:type="spellStart"/>
+      <w:proofErr w:type="gramStart"/>
+      <w:r>
+        <w:rPr>
+          <w:rFonts w:ascii="Consolas" w:hAnsi="Consolas"/>
+          <w:color w:val="569CD6"/>
+          <w:sz w:val="21"/>
+          <w:szCs w:val="21"/>
+          <w:lang w:val="en-US" w:eastAsia="ru-RU"/>
+        </w:rPr>
+        <w:t>soapenv:Body</w:t>
+      </w:r>
+      <w:proofErr w:type="spellEnd"/>
+      <w:proofErr w:type="gramEnd"/>
+      <w:r>
+        <w:rPr>
+          <w:rFonts w:ascii="Consolas" w:hAnsi="Consolas"/>
+          <w:color w:val="808080"/>
+          <w:sz w:val="21"/>
+          <w:szCs w:val="21"/>
+          <w:lang w:val="en-US" w:eastAsia="ru-RU"/>
+        </w:rPr>
+        <w:t>&gt;</w:t>
+      </w:r>
+      <w:r>
+        <w:rPr>
+          <w:rFonts w:ascii="Consolas" w:hAnsi="Consolas"/>
+          <w:color w:val="CCCCCC"/>
+          <w:sz w:val="21"/>
+          <w:szCs w:val="21"/>
+          <w:lang w:val="en-US" w:eastAsia="ru-RU"/>
+        </w:rPr>
+        <w:t xml:space="preserve"> </w:t>
+      </w:r>
+    </w:p>
+    <w:p>
+      <w:pPr>
+        <w:widowControl/>
+        <w:shd w:val="clear" w:color="auto" w:fill="1F1F1F"/>
+        <w:autoSpaceDE/>
+        <w:autoSpaceDN/>
+        <w:spacing w:line="285" w:lineRule="atLeast"/>
+        <w:rPr>
+          <w:rFonts w:ascii="Consolas" w:hAnsi="Consolas"/>
+          <w:color w:val="CCCCCC"/>
+          <w:sz w:val="21"/>
+          <w:szCs w:val="21"/>
+          <w:lang w:val="en-US" w:eastAsia="ru-RU"/>
+        </w:rPr>
+      </w:pPr>
+      <w:r>
+        <w:rPr>
+          <w:rFonts w:ascii="Consolas" w:hAnsi="Consolas"/>
+          <w:color w:val="CCCCCC"/>
+          <w:sz w:val="21"/>
+          <w:szCs w:val="21"/>
+          <w:lang w:val="en-US" w:eastAsia="ru-RU"/>
+        </w:rPr>
+        <w:t xml:space="preserve">      </w:t>
+      </w:r>
+      <w:r>
+        <w:rPr>
+          <w:rFonts w:ascii="Consolas" w:hAnsi="Consolas"/>
+          <w:color w:val="808080"/>
+          <w:sz w:val="21"/>
+          <w:szCs w:val="21"/>
+          <w:lang w:val="en-US" w:eastAsia="ru-RU"/>
+        </w:rPr>
+        <w:t>&lt;</w:t>
+      </w:r>
+      <w:proofErr w:type="spellStart"/>
+      <w:proofErr w:type="gramStart"/>
+      <w:r>
+        <w:rPr>
+          <w:rFonts w:ascii="Consolas" w:hAnsi="Consolas"/>
+          <w:color w:val="569CD6"/>
+          <w:sz w:val="21"/>
+          <w:szCs w:val="21"/>
+          <w:lang w:val="en-US" w:eastAsia="ru-RU"/>
+        </w:rPr>
+        <w:t>wsc:CheckAccountResponse</w:t>
+      </w:r>
+      <w:proofErr w:type="spellEnd"/>
+      <w:proofErr w:type="gramEnd"/>
+      <w:r>
+        <w:rPr>
+          <w:rFonts w:ascii="Consolas" w:hAnsi="Consolas"/>
+          <w:color w:val="808080"/>
+          <w:sz w:val="21"/>
+          <w:szCs w:val="21"/>
+          <w:lang w:val="en-US" w:eastAsia="ru-RU"/>
+        </w:rPr>
+        <w:t>&gt;</w:t>
+      </w:r>
+      <w:r>
+        <w:rPr>
+          <w:rFonts w:ascii="Consolas" w:hAnsi="Consolas"/>
+          <w:color w:val="CCCCCC"/>
+          <w:sz w:val="21"/>
+          <w:szCs w:val="21"/>
+          <w:lang w:val="en-US" w:eastAsia="ru-RU"/>
+        </w:rPr>
+        <w:t xml:space="preserve"> </w:t>
+      </w:r>
+    </w:p>
+    <w:p>
+      <w:pPr>
+        <w:widowControl/>
+        <w:shd w:val="clear" w:color="auto" w:fill="1F1F1F"/>
+        <w:autoSpaceDE/>
+        <w:autoSpaceDN/>
+        <w:spacing w:line="285" w:lineRule="atLeast"/>
+        <w:rPr>
+          <w:rFonts w:ascii="Consolas" w:hAnsi="Consolas"/>
+          <w:color w:val="CCCCCC"/>
+          <w:sz w:val="21"/>
+          <w:szCs w:val="21"/>
+          <w:lang w:val="en-US" w:eastAsia="ru-RU"/>
+        </w:rPr>
+      </w:pPr>
+      <w:r>
+        <w:rPr>
+          <w:rFonts w:ascii="Consolas" w:hAnsi="Consolas"/>
+          <w:color w:val="CCCCCC"/>
+          <w:sz w:val="21"/>
+          <w:szCs w:val="21"/>
+          <w:lang w:val="en-US" w:eastAsia="ru-RU"/>
+        </w:rPr>
+        <w:t>         </w:t>
+      </w:r>
+      <w:r>
+        <w:rPr>
+          <w:rFonts w:ascii="Consolas" w:hAnsi="Consolas"/>
+          <w:color w:val="808080"/>
+          <w:sz w:val="21"/>
+          <w:szCs w:val="21"/>
+          <w:lang w:val="en-US" w:eastAsia="ru-RU"/>
+        </w:rPr>
+        <w:t>&lt;</w:t>
+      </w:r>
+      <w:proofErr w:type="spellStart"/>
+      <w:proofErr w:type="gramStart"/>
+      <w:r>
+        <w:rPr>
+          <w:rFonts w:ascii="Consolas" w:hAnsi="Consolas"/>
+          <w:color w:val="569CD6"/>
+          <w:sz w:val="21"/>
+          <w:szCs w:val="21"/>
+          <w:lang w:val="en-US" w:eastAsia="ru-RU"/>
+        </w:rPr>
+        <w:t>wsc:AccountNumber</w:t>
+      </w:r>
+      <w:proofErr w:type="spellEnd"/>
+      <w:proofErr w:type="gramEnd"/>
+      <w:r>
+        <w:rPr>
+          <w:rFonts w:ascii="Consolas" w:hAnsi="Consolas"/>
+          <w:color w:val="808080"/>
+          <w:sz w:val="21"/>
+          <w:szCs w:val="21"/>
+          <w:lang w:val="en-US" w:eastAsia="ru-RU"/>
+        </w:rPr>
+        <w:t>&gt;</w:t>
+      </w:r>
+      <w:r>
+        <w:rPr>
+          <w:rFonts w:ascii="Consolas" w:hAnsi="Consolas"/>
+          <w:color w:val="CCCCCC"/>
+          <w:sz w:val="21"/>
+          <w:szCs w:val="21"/>
+          <w:lang w:val="en-US" w:eastAsia="ru-RU"/>
+        </w:rPr>
+        <w:t>${</w:t>
+      </w:r>
+      <w:proofErr w:type="spellStart"/>
+      <w:r>
+        <w:rPr>
+          <w:rFonts w:ascii="Consolas" w:hAnsi="Consolas"/>
+          <w:color w:val="CCCCCC"/>
+          <w:sz w:val="21"/>
+          <w:szCs w:val="21"/>
+          <w:lang w:val="en-US" w:eastAsia="ru-RU"/>
+        </w:rPr>
+        <w:t>accountNumber</w:t>
+      </w:r>
+      <w:proofErr w:type="spellEnd"/>
+      <w:r>
+        <w:rPr>
+          <w:rFonts w:ascii="Consolas" w:hAnsi="Consolas"/>
+          <w:color w:val="CCCCCC"/>
+          <w:sz w:val="21"/>
+          <w:szCs w:val="21"/>
+          <w:lang w:val="en-US" w:eastAsia="ru-RU"/>
+        </w:rPr>
+        <w:t>}</w:t>
+      </w:r>
+      <w:r>
+        <w:rPr>
+          <w:rFonts w:ascii="Consolas" w:hAnsi="Consolas"/>
+          <w:color w:val="808080"/>
+          <w:sz w:val="21"/>
+          <w:szCs w:val="21"/>
+          <w:lang w:val="en-US" w:eastAsia="ru-RU"/>
+        </w:rPr>
+        <w:t>&lt;/</w:t>
+      </w:r>
+      <w:proofErr w:type="spellStart"/>
+      <w:proofErr w:type="gramStart"/>
+      <w:r>
+        <w:rPr>
+          <w:rFonts w:ascii="Consolas" w:hAnsi="Consolas"/>
+          <w:color w:val="569CD6"/>
+          <w:sz w:val="21"/>
+          <w:szCs w:val="21"/>
+          <w:lang w:val="en-US" w:eastAsia="ru-RU"/>
+        </w:rPr>
+        <w:t>wsc:AccountNumber</w:t>
+      </w:r>
+      <w:proofErr w:type="spellEnd"/>
+      <w:proofErr w:type="gramEnd"/>
+      <w:r>
+        <w:rPr>
+          <w:rFonts w:ascii="Consolas" w:hAnsi="Consolas"/>
+          <w:color w:val="808080"/>
+          <w:sz w:val="21"/>
+          <w:szCs w:val="21"/>
+          <w:lang w:val="en-US" w:eastAsia="ru-RU"/>
+        </w:rPr>
+        <w:t>&gt;</w:t>
+      </w:r>
+      <w:r>
+        <w:rPr>
+          <w:rFonts w:ascii="Consolas" w:hAnsi="Consolas"/>
+          <w:color w:val="CCCCCC"/>
+          <w:sz w:val="21"/>
+          <w:szCs w:val="21"/>
+          <w:lang w:val="en-US" w:eastAsia="ru-RU"/>
+        </w:rPr>
+        <w:t xml:space="preserve"> </w:t>
+      </w:r>
+    </w:p>
+    <w:p>
+      <w:pPr>
+        <w:widowControl/>
+        <w:shd w:val="clear" w:color="auto" w:fill="1F1F1F"/>
+        <w:autoSpaceDE/>
+        <w:autoSpaceDN/>
+        <w:spacing w:line="285" w:lineRule="atLeast"/>
+        <w:rPr>
+          <w:rFonts w:ascii="Consolas" w:hAnsi="Consolas"/>
+          <w:color w:val="CCCCCC"/>
+          <w:sz w:val="21"/>
+          <w:szCs w:val="21"/>
+          <w:lang w:val="en-US" w:eastAsia="ru-RU"/>
+        </w:rPr>
+      </w:pPr>
+      <w:r>
+        <w:rPr>
+          <w:rFonts w:ascii="Consolas" w:hAnsi="Consolas"/>
+          <w:color w:val="CCCCCC"/>
+          <w:sz w:val="21"/>
+          <w:szCs w:val="21"/>
+          <w:lang w:val="en-US" w:eastAsia="ru-RU"/>
+        </w:rPr>
+        <w:t>         </w:t>
+      </w:r>
+      <w:r>
+        <w:rPr>
+          <w:rFonts w:ascii="Consolas" w:hAnsi="Consolas"/>
+          <w:color w:val="808080"/>
+          <w:sz w:val="21"/>
+          <w:szCs w:val="21"/>
+          <w:lang w:val="en-US" w:eastAsia="ru-RU"/>
+        </w:rPr>
+        <w:t>&lt;</w:t>
+      </w:r>
+      <w:proofErr w:type="spellStart"/>
+      <w:proofErr w:type="gramStart"/>
+      <w:r>
+        <w:rPr>
+          <w:rFonts w:ascii="Consolas" w:hAnsi="Consolas"/>
+          <w:color w:val="569CD6"/>
+          <w:sz w:val="21"/>
+          <w:szCs w:val="21"/>
+          <w:lang w:val="en-US" w:eastAsia="ru-RU"/>
+        </w:rPr>
+        <w:t>wsc:Status</w:t>
+      </w:r>
+      <w:proofErr w:type="spellEnd"/>
+      <w:proofErr w:type="gramEnd"/>
+      <w:r>
+        <w:rPr>
+          <w:rFonts w:ascii="Consolas" w:hAnsi="Consolas"/>
+          <w:color w:val="808080"/>
+          <w:sz w:val="21"/>
+          <w:szCs w:val="21"/>
+          <w:lang w:val="en-US" w:eastAsia="ru-RU"/>
+        </w:rPr>
+        <w:t>&gt;</w:t>
+      </w:r>
+      <w:r>
+        <w:rPr>
+          <w:rFonts w:ascii="Consolas" w:hAnsi="Consolas"/>
+          <w:color w:val="CCCCCC"/>
+          <w:sz w:val="21"/>
+          <w:szCs w:val="21"/>
+          <w:lang w:val="en-US" w:eastAsia="ru-RU"/>
+        </w:rPr>
+        <w:t>Open</w:t>
+      </w:r>
+      <w:r>
+        <w:rPr>
+          <w:rFonts w:ascii="Consolas" w:hAnsi="Consolas"/>
+          <w:color w:val="808080"/>
+          <w:sz w:val="21"/>
+          <w:szCs w:val="21"/>
+          <w:lang w:val="en-US" w:eastAsia="ru-RU"/>
+        </w:rPr>
+        <w:t>&lt;/</w:t>
+      </w:r>
+      <w:proofErr w:type="spellStart"/>
+      <w:proofErr w:type="gramStart"/>
+      <w:r>
+        <w:rPr>
+          <w:rFonts w:ascii="Consolas" w:hAnsi="Consolas"/>
+          <w:color w:val="569CD6"/>
+          <w:sz w:val="21"/>
+          <w:szCs w:val="21"/>
+          <w:lang w:val="en-US" w:eastAsia="ru-RU"/>
+        </w:rPr>
+        <w:t>wsc:Status</w:t>
+      </w:r>
+      <w:proofErr w:type="spellEnd"/>
+      <w:proofErr w:type="gramEnd"/>
+      <w:r>
+        <w:rPr>
+          <w:rFonts w:ascii="Consolas" w:hAnsi="Consolas"/>
+          <w:color w:val="808080"/>
+          <w:sz w:val="21"/>
+          <w:szCs w:val="21"/>
+          <w:lang w:val="en-US" w:eastAsia="ru-RU"/>
+        </w:rPr>
+        <w:t>&gt;</w:t>
+      </w:r>
+      <w:r>
+        <w:rPr>
+          <w:rFonts w:ascii="Consolas" w:hAnsi="Consolas"/>
+          <w:color w:val="CCCCCC"/>
+          <w:sz w:val="21"/>
+          <w:szCs w:val="21"/>
+          <w:lang w:val="en-US" w:eastAsia="ru-RU"/>
+        </w:rPr>
+        <w:t xml:space="preserve"> </w:t>
+      </w:r>
+    </w:p>
+    <w:p>
+      <w:pPr>
+        <w:widowControl/>
+        <w:shd w:val="clear" w:color="auto" w:fill="1F1F1F"/>
+        <w:autoSpaceDE/>
+        <w:autoSpaceDN/>
+        <w:spacing w:line="285" w:lineRule="atLeast"/>
+        <w:rPr>
+          <w:rFonts w:ascii="Consolas" w:hAnsi="Consolas"/>
+          <w:color w:val="CCCCCC"/>
+          <w:sz w:val="21"/>
+          <w:szCs w:val="21"/>
+          <w:lang w:val="en-US" w:eastAsia="ru-RU"/>
+        </w:rPr>
+      </w:pPr>
+      <w:r>
+        <w:rPr>
+          <w:rFonts w:ascii="Consolas" w:hAnsi="Consolas"/>
+          <w:color w:val="CCCCCC"/>
+          <w:sz w:val="21"/>
+          <w:szCs w:val="21"/>
+          <w:lang w:val="en-US" w:eastAsia="ru-RU"/>
+        </w:rPr>
+        <w:t xml:space="preserve">      </w:t>
+      </w:r>
+      <w:r>
+        <w:rPr>
+          <w:rFonts w:ascii="Consolas" w:hAnsi="Consolas"/>
+          <w:color w:val="808080"/>
+          <w:sz w:val="21"/>
+          <w:szCs w:val="21"/>
+          <w:lang w:val="en-US" w:eastAsia="ru-RU"/>
+        </w:rPr>
+        <w:t>&lt;/</w:t>
+      </w:r>
+      <w:proofErr w:type="spellStart"/>
+      <w:proofErr w:type="gramStart"/>
+      <w:r>
+        <w:rPr>
+          <w:rFonts w:ascii="Consolas" w:hAnsi="Consolas"/>
+          <w:color w:val="569CD6"/>
+          <w:sz w:val="21"/>
+          <w:szCs w:val="21"/>
+          <w:lang w:val="en-US" w:eastAsia="ru-RU"/>
+        </w:rPr>
+        <w:t>wsc:CheckAccountResponse</w:t>
+      </w:r>
+      <w:proofErr w:type="spellEnd"/>
+      <w:proofErr w:type="gramEnd"/>
+      <w:r>
+        <w:rPr>
+          <w:rFonts w:ascii="Consolas" w:hAnsi="Consolas"/>
+          <w:color w:val="808080"/>
+          <w:sz w:val="21"/>
+          <w:szCs w:val="21"/>
+          <w:lang w:val="en-US" w:eastAsia="ru-RU"/>
+        </w:rPr>
+        <w:t>&gt;</w:t>
+      </w:r>
+      <w:r>
+        <w:rPr>
+          <w:rFonts w:ascii="Consolas" w:hAnsi="Consolas"/>
+          <w:color w:val="CCCCCC"/>
+          <w:sz w:val="21"/>
+          <w:szCs w:val="21"/>
+          <w:lang w:val="en-US" w:eastAsia="ru-RU"/>
+        </w:rPr>
+        <w:t xml:space="preserve"> </w:t>
+      </w:r>
+    </w:p>
+    <w:p>
+      <w:pPr>
+        <w:widowControl/>
+        <w:shd w:val="clear" w:color="auto" w:fill="1F1F1F"/>
+        <w:autoSpaceDE/>
+        <w:autoSpaceDN/>
+        <w:spacing w:line="285" w:lineRule="atLeast"/>
+        <w:rPr>
+          <w:rFonts w:ascii="Consolas" w:hAnsi="Consolas"/>
+          <w:color w:val="CCCCCC"/>
+          <w:sz w:val="21"/>
+          <w:szCs w:val="21"/>
+          <w:lang w:val="en-US" w:eastAsia="ru-RU"/>
+        </w:rPr>
+      </w:pPr>
+      <w:r>
+        <w:rPr>
+          <w:rFonts w:ascii="Consolas" w:hAnsi="Consolas"/>
+          <w:color w:val="CCCCCC"/>
+          <w:sz w:val="21"/>
+          <w:szCs w:val="21"/>
+          <w:lang w:val="en-US" w:eastAsia="ru-RU"/>
+        </w:rPr>
+        <w:t>   </w:t>
+      </w:r>
+      <w:r>
+        <w:rPr>
+          <w:rFonts w:ascii="Consolas" w:hAnsi="Consolas"/>
+          <w:color w:val="808080"/>
+          <w:sz w:val="21"/>
+          <w:szCs w:val="21"/>
+          <w:lang w:val="en-US" w:eastAsia="ru-RU"/>
+        </w:rPr>
+        <w:t>&lt;/</w:t>
+      </w:r>
+      <w:proofErr w:type="spellStart"/>
+      <w:proofErr w:type="gramStart"/>
+      <w:r>
+        <w:rPr>
+          <w:rFonts w:ascii="Consolas" w:hAnsi="Consolas"/>
+          <w:color w:val="569CD6"/>
+          <w:sz w:val="21"/>
+          <w:szCs w:val="21"/>
+          <w:lang w:val="en-US" w:eastAsia="ru-RU"/>
+        </w:rPr>
+        <w:t>soapenv:Body</w:t>
+      </w:r>
+      <w:proofErr w:type="spellEnd"/>
+      <w:proofErr w:type="gramEnd"/>
+      <w:r>
+        <w:rPr>
+          <w:rFonts w:ascii="Consolas" w:hAnsi="Consolas"/>
+          <w:color w:val="808080"/>
+          <w:sz w:val="21"/>
+          <w:szCs w:val="21"/>
+          <w:lang w:val="en-US" w:eastAsia="ru-RU"/>
+        </w:rPr>
+        <w:t>&gt;</w:t>
+      </w:r>
+      <w:r>
+        <w:rPr>
+          <w:rFonts w:ascii="Consolas" w:hAnsi="Consolas"/>
+          <w:color w:val="CCCCCC"/>
+          <w:sz w:val="21"/>
+          <w:szCs w:val="21"/>
+          <w:lang w:val="en-US" w:eastAsia="ru-RU"/>
+        </w:rPr>
+        <w:t xml:space="preserve"> </w:t>
+      </w:r>
+    </w:p>
+    <w:p>
+      <w:pPr>
+        <w:widowControl/>
+        <w:shd w:val="clear" w:color="auto" w:fill="1F1F1F"/>
+        <w:autoSpaceDE/>
+        <w:autoSpaceDN/>
+        <w:spacing w:line="285" w:lineRule="atLeast"/>
+        <w:rPr>
+          <w:rFonts w:ascii="Consolas" w:hAnsi="Consolas"/>
+          <w:color w:val="CCCCCC"/>
+          <w:sz w:val="21"/>
+          <w:szCs w:val="21"/>
+          <w:lang w:val="en-US" w:eastAsia="ru-RU"/>
+        </w:rPr>
+      </w:pPr>
+      <w:r>
+        <w:rPr>
+          <w:rFonts w:ascii="Consolas" w:hAnsi="Consolas"/>
+          <w:color w:val="808080"/>
+          <w:sz w:val="21"/>
+          <w:szCs w:val="21"/>
+          <w:lang w:val="en-US" w:eastAsia="ru-RU"/>
+        </w:rPr>
+        <w:t>&lt;/</w:t>
+      </w:r>
+      <w:proofErr w:type="spellStart"/>
+      <w:proofErr w:type="gramStart"/>
+      <w:r>
+        <w:rPr>
+          <w:rFonts w:ascii="Consolas" w:hAnsi="Consolas"/>
+          <w:color w:val="569CD6"/>
+          <w:sz w:val="21"/>
+          <w:szCs w:val="21"/>
+          <w:lang w:val="en-US" w:eastAsia="ru-RU"/>
+        </w:rPr>
+        <w:t>soapenv:Envelope</w:t>
+      </w:r>
+      <w:proofErr w:type="spellEnd"/>
+      <w:proofErr w:type="gramEnd"/>
+      <w:r>
+        <w:rPr>
+          <w:rFonts w:ascii="Consolas" w:hAnsi="Consolas"/>
+          <w:color w:val="808080"/>
+          <w:sz w:val="21"/>
+          <w:szCs w:val="21"/>
+          <w:lang w:val="en-US" w:eastAsia="ru-RU"/>
+        </w:rPr>
+        <w:t>&gt;</w:t>
+      </w:r>
+      <w:r>
+        <w:rPr>
+          <w:rFonts w:ascii="Consolas" w:hAnsi="Consolas"/>
+          <w:color w:val="CCCCCC"/>
+          <w:sz w:val="21"/>
+          <w:szCs w:val="21"/>
+          <w:lang w:val="en-US" w:eastAsia="ru-RU"/>
+        </w:rPr>
+        <w:t xml:space="preserve"> </w:t>
+      </w:r>
+    </w:p>
+    <w:p>
+      <w:pPr>
+        <w:rPr>
           <w:bCs/>
           <w:sz w:val="28"/>
-          <w:szCs w:val="28"/>
-        </w:rPr>
-        <w:t>Действия:</w:t>
-      </w:r>
-      <w:r>
-        <w:rPr>
-          <w:sz w:val="28"/>
-          <w:szCs w:val="28"/>
+        </w:rPr>
+      </w:pPr>
+      <w:r>
+        <w:rPr>
+          <w:bCs/>
+          <w:sz w:val="28"/>
+        </w:rPr>
+        <w:t>– также</w:t>
+      </w:r>
+      <w:r>
+        <w:rPr>
+          <w:bCs/>
+          <w:sz w:val="28"/>
+        </w:rPr>
+        <w:t xml:space="preserve"> </w:t>
+      </w:r>
+      <w:r>
+        <w:rPr>
+          <w:bCs/>
+          <w:sz w:val="28"/>
+        </w:rPr>
+        <w:t>описаны остальные ответы</w:t>
+      </w:r>
+    </w:p>
+    <w:p>
+      <w:pPr>
+        <w:rPr>
+          <w:bCs/>
+          <w:sz w:val="28"/>
+        </w:rPr>
+      </w:pPr>
+    </w:p>
+    <w:p>
+      <w:pPr>
+        <w:rPr>
+          <w:bCs/>
+          <w:sz w:val="28"/>
+          <w:lang w:val="en-US"/>
+        </w:rPr>
+      </w:pPr>
+      <w:r>
+        <w:rPr>
+          <w:bCs/>
+          <w:sz w:val="28"/>
+        </w:rPr>
+        <w:t>Скрипт</w:t>
+      </w:r>
+      <w:r>
+        <w:rPr>
+          <w:bCs/>
+          <w:sz w:val="28"/>
+          <w:lang w:val="en-US"/>
+        </w:rPr>
+        <w:t>:</w:t>
+      </w:r>
+    </w:p>
+    <w:p>
+      <w:pPr>
+        <w:widowControl/>
+        <w:shd w:val="clear" w:color="auto" w:fill="1F1F1F"/>
+        <w:autoSpaceDE/>
+        <w:autoSpaceDN/>
+        <w:spacing w:line="285" w:lineRule="atLeast"/>
+        <w:rPr>
+          <w:rFonts w:ascii="Consolas" w:hAnsi="Consolas"/>
+          <w:color w:val="CCCCCC"/>
+          <w:sz w:val="21"/>
+          <w:szCs w:val="21"/>
+          <w:lang w:val="en-US" w:eastAsia="ru-RU"/>
+        </w:rPr>
+      </w:pPr>
+      <w:r>
+        <w:rPr>
+          <w:rFonts w:ascii="Consolas" w:hAnsi="Consolas"/>
+          <w:color w:val="569CD6"/>
+          <w:sz w:val="21"/>
+          <w:szCs w:val="21"/>
+          <w:lang w:val="en-US" w:eastAsia="ru-RU"/>
+        </w:rPr>
+        <w:t>def</w:t>
+      </w:r>
+      <w:r>
+        <w:rPr>
+          <w:rFonts w:ascii="Consolas" w:hAnsi="Consolas"/>
+          <w:color w:val="CCCCCC"/>
+          <w:sz w:val="21"/>
+          <w:szCs w:val="21"/>
+          <w:lang w:val="en-US" w:eastAsia="ru-RU"/>
+        </w:rPr>
+        <w:t xml:space="preserve"> </w:t>
+      </w:r>
+      <w:proofErr w:type="spellStart"/>
+      <w:r>
+        <w:rPr>
+          <w:rFonts w:ascii="Consolas" w:hAnsi="Consolas"/>
+          <w:color w:val="9CDCFE"/>
+          <w:sz w:val="21"/>
+          <w:szCs w:val="21"/>
+          <w:lang w:val="en-US" w:eastAsia="ru-RU"/>
+        </w:rPr>
+        <w:t>groovyUtils</w:t>
+      </w:r>
+      <w:proofErr w:type="spellEnd"/>
+      <w:r>
+        <w:rPr>
+          <w:rFonts w:ascii="Consolas" w:hAnsi="Consolas"/>
+          <w:color w:val="CCCCCC"/>
+          <w:sz w:val="21"/>
+          <w:szCs w:val="21"/>
+          <w:lang w:val="en-US" w:eastAsia="ru-RU"/>
+        </w:rPr>
+        <w:t xml:space="preserve"> </w:t>
+      </w:r>
+      <w:r>
+        <w:rPr>
+          <w:rFonts w:ascii="Consolas" w:hAnsi="Consolas"/>
+          <w:color w:val="D4D4D4"/>
+          <w:sz w:val="21"/>
+          <w:szCs w:val="21"/>
+          <w:lang w:val="en-US" w:eastAsia="ru-RU"/>
+        </w:rPr>
+        <w:t>=</w:t>
+      </w:r>
+      <w:r>
+        <w:rPr>
+          <w:rFonts w:ascii="Consolas" w:hAnsi="Consolas"/>
+          <w:color w:val="CCCCCC"/>
+          <w:sz w:val="21"/>
+          <w:szCs w:val="21"/>
+          <w:lang w:val="en-US" w:eastAsia="ru-RU"/>
+        </w:rPr>
+        <w:t xml:space="preserve"> </w:t>
+      </w:r>
+      <w:r>
+        <w:rPr>
+          <w:rFonts w:ascii="Consolas" w:hAnsi="Consolas"/>
+          <w:color w:val="C586C0"/>
+          <w:sz w:val="21"/>
+          <w:szCs w:val="21"/>
+          <w:lang w:val="en-US" w:eastAsia="ru-RU"/>
+        </w:rPr>
+        <w:t>new</w:t>
+      </w:r>
+      <w:r>
+        <w:rPr>
+          <w:rFonts w:ascii="Consolas" w:hAnsi="Consolas"/>
+          <w:color w:val="CCCCCC"/>
+          <w:sz w:val="21"/>
+          <w:szCs w:val="21"/>
+          <w:lang w:val="en-US" w:eastAsia="ru-RU"/>
+        </w:rPr>
+        <w:t xml:space="preserve"> </w:t>
+      </w:r>
+      <w:proofErr w:type="spellStart"/>
+      <w:proofErr w:type="gramStart"/>
+      <w:r>
+        <w:rPr>
+          <w:rFonts w:ascii="Consolas" w:hAnsi="Consolas"/>
+          <w:color w:val="4EC9B0"/>
+          <w:sz w:val="21"/>
+          <w:szCs w:val="21"/>
+          <w:lang w:val="en-US" w:eastAsia="ru-RU"/>
+        </w:rPr>
+        <w:t>com.eviware</w:t>
+      </w:r>
+      <w:proofErr w:type="gramEnd"/>
+      <w:r>
+        <w:rPr>
+          <w:rFonts w:ascii="Consolas" w:hAnsi="Consolas"/>
+          <w:color w:val="4EC9B0"/>
+          <w:sz w:val="21"/>
+          <w:szCs w:val="21"/>
+          <w:lang w:val="en-US" w:eastAsia="ru-RU"/>
+        </w:rPr>
+        <w:t>.</w:t>
+      </w:r>
+      <w:proofErr w:type="gramStart"/>
+      <w:r>
+        <w:rPr>
+          <w:rFonts w:ascii="Consolas" w:hAnsi="Consolas"/>
+          <w:color w:val="4EC9B0"/>
+          <w:sz w:val="21"/>
+          <w:szCs w:val="21"/>
+          <w:lang w:val="en-US" w:eastAsia="ru-RU"/>
+        </w:rPr>
+        <w:t>soapui.support</w:t>
+      </w:r>
+      <w:proofErr w:type="gramEnd"/>
+      <w:r>
+        <w:rPr>
+          <w:rFonts w:ascii="Consolas" w:hAnsi="Consolas"/>
+          <w:color w:val="4EC9B0"/>
+          <w:sz w:val="21"/>
+          <w:szCs w:val="21"/>
+          <w:lang w:val="en-US" w:eastAsia="ru-RU"/>
+        </w:rPr>
+        <w:t>.GroovyUtils</w:t>
+      </w:r>
+      <w:proofErr w:type="spellEnd"/>
+      <w:r>
+        <w:rPr>
+          <w:rFonts w:ascii="Consolas" w:hAnsi="Consolas"/>
+          <w:color w:val="CCCCCC"/>
+          <w:sz w:val="21"/>
+          <w:szCs w:val="21"/>
+          <w:lang w:val="en-US" w:eastAsia="ru-RU"/>
+        </w:rPr>
+        <w:t xml:space="preserve">(context) </w:t>
+      </w:r>
+    </w:p>
+    <w:p>
+      <w:pPr>
+        <w:widowControl/>
+        <w:shd w:val="clear" w:color="auto" w:fill="1F1F1F"/>
+        <w:autoSpaceDE/>
+        <w:autoSpaceDN/>
+        <w:spacing w:line="285" w:lineRule="atLeast"/>
+        <w:rPr>
+          <w:rFonts w:ascii="Consolas" w:hAnsi="Consolas"/>
+          <w:color w:val="CCCCCC"/>
+          <w:sz w:val="21"/>
+          <w:szCs w:val="21"/>
+          <w:lang w:val="en-US" w:eastAsia="ru-RU"/>
+        </w:rPr>
+      </w:pPr>
+      <w:r>
+        <w:rPr>
+          <w:rFonts w:ascii="Consolas" w:hAnsi="Consolas"/>
+          <w:color w:val="569CD6"/>
+          <w:sz w:val="21"/>
+          <w:szCs w:val="21"/>
+          <w:lang w:val="en-US" w:eastAsia="ru-RU"/>
+        </w:rPr>
+        <w:t>def</w:t>
+      </w:r>
+      <w:r>
+        <w:rPr>
+          <w:rFonts w:ascii="Consolas" w:hAnsi="Consolas"/>
+          <w:color w:val="CCCCCC"/>
+          <w:sz w:val="21"/>
+          <w:szCs w:val="21"/>
+          <w:lang w:val="en-US" w:eastAsia="ru-RU"/>
+        </w:rPr>
+        <w:t xml:space="preserve"> </w:t>
+      </w:r>
+      <w:r>
+        <w:rPr>
+          <w:rFonts w:ascii="Consolas" w:hAnsi="Consolas"/>
+          <w:color w:val="9CDCFE"/>
+          <w:sz w:val="21"/>
+          <w:szCs w:val="21"/>
+          <w:lang w:val="en-US" w:eastAsia="ru-RU"/>
+        </w:rPr>
+        <w:t>holder</w:t>
+      </w:r>
+      <w:r>
+        <w:rPr>
+          <w:rFonts w:ascii="Consolas" w:hAnsi="Consolas"/>
+          <w:color w:val="CCCCCC"/>
+          <w:sz w:val="21"/>
+          <w:szCs w:val="21"/>
+          <w:lang w:val="en-US" w:eastAsia="ru-RU"/>
+        </w:rPr>
+        <w:t xml:space="preserve"> </w:t>
+      </w:r>
+      <w:r>
+        <w:rPr>
+          <w:rFonts w:ascii="Consolas" w:hAnsi="Consolas"/>
+          <w:color w:val="D4D4D4"/>
+          <w:sz w:val="21"/>
+          <w:szCs w:val="21"/>
+          <w:lang w:val="en-US" w:eastAsia="ru-RU"/>
+        </w:rPr>
+        <w:t>=</w:t>
+      </w:r>
+      <w:r>
+        <w:rPr>
+          <w:rFonts w:ascii="Consolas" w:hAnsi="Consolas"/>
+          <w:color w:val="CCCCCC"/>
+          <w:sz w:val="21"/>
+          <w:szCs w:val="21"/>
+          <w:lang w:val="en-US" w:eastAsia="ru-RU"/>
+        </w:rPr>
+        <w:t xml:space="preserve"> </w:t>
+      </w:r>
+      <w:proofErr w:type="spellStart"/>
+      <w:r>
+        <w:rPr>
+          <w:rFonts w:ascii="Consolas" w:hAnsi="Consolas"/>
+          <w:color w:val="CCCCCC"/>
+          <w:sz w:val="21"/>
+          <w:szCs w:val="21"/>
+          <w:lang w:val="en-US" w:eastAsia="ru-RU"/>
+        </w:rPr>
+        <w:t>groovyUtils</w:t>
+      </w:r>
+      <w:r>
+        <w:rPr>
+          <w:rFonts w:ascii="Consolas" w:hAnsi="Consolas"/>
+          <w:color w:val="D4D4D4"/>
+          <w:sz w:val="21"/>
+          <w:szCs w:val="21"/>
+          <w:lang w:val="en-US" w:eastAsia="ru-RU"/>
+        </w:rPr>
+        <w:t>.</w:t>
+      </w:r>
+      <w:r>
+        <w:rPr>
+          <w:rFonts w:ascii="Consolas" w:hAnsi="Consolas"/>
+          <w:color w:val="CCCCCC"/>
+          <w:sz w:val="21"/>
+          <w:szCs w:val="21"/>
+          <w:lang w:val="en-US" w:eastAsia="ru-RU"/>
+        </w:rPr>
+        <w:t>getXmlHolder</w:t>
+      </w:r>
+      <w:proofErr w:type="spellEnd"/>
+      <w:r>
+        <w:rPr>
+          <w:rFonts w:ascii="Consolas" w:hAnsi="Consolas"/>
+          <w:color w:val="CCCCCC"/>
+          <w:sz w:val="21"/>
+          <w:szCs w:val="21"/>
+          <w:lang w:val="en-US" w:eastAsia="ru-RU"/>
+        </w:rPr>
+        <w:t>(</w:t>
+      </w:r>
+      <w:proofErr w:type="spellStart"/>
+      <w:r>
+        <w:rPr>
+          <w:rFonts w:ascii="Consolas" w:hAnsi="Consolas"/>
+          <w:color w:val="CCCCCC"/>
+          <w:sz w:val="21"/>
+          <w:szCs w:val="21"/>
+          <w:lang w:val="en-US" w:eastAsia="ru-RU"/>
+        </w:rPr>
+        <w:t>mockRequest</w:t>
+      </w:r>
+      <w:r>
+        <w:rPr>
+          <w:rFonts w:ascii="Consolas" w:hAnsi="Consolas"/>
+          <w:color w:val="D4D4D4"/>
+          <w:sz w:val="21"/>
+          <w:szCs w:val="21"/>
+          <w:lang w:val="en-US" w:eastAsia="ru-RU"/>
+        </w:rPr>
+        <w:t>.</w:t>
+      </w:r>
+      <w:r>
+        <w:rPr>
+          <w:rFonts w:ascii="Consolas" w:hAnsi="Consolas"/>
+          <w:color w:val="CCCCCC"/>
+          <w:sz w:val="21"/>
+          <w:szCs w:val="21"/>
+          <w:lang w:val="en-US" w:eastAsia="ru-RU"/>
+        </w:rPr>
+        <w:t>requestContent</w:t>
+      </w:r>
+      <w:proofErr w:type="spellEnd"/>
+      <w:r>
+        <w:rPr>
+          <w:rFonts w:ascii="Consolas" w:hAnsi="Consolas"/>
+          <w:color w:val="CCCCCC"/>
+          <w:sz w:val="21"/>
+          <w:szCs w:val="21"/>
+          <w:lang w:val="en-US" w:eastAsia="ru-RU"/>
+        </w:rPr>
+        <w:t xml:space="preserve">) </w:t>
+      </w:r>
+    </w:p>
+    <w:p>
+      <w:pPr>
+        <w:widowControl/>
+        <w:shd w:val="clear" w:color="auto" w:fill="1F1F1F"/>
+        <w:autoSpaceDE/>
+        <w:autoSpaceDN/>
+        <w:spacing w:line="285" w:lineRule="atLeast"/>
+        <w:rPr>
+          <w:rFonts w:ascii="Consolas" w:hAnsi="Consolas"/>
+          <w:color w:val="CCCCCC"/>
+          <w:sz w:val="21"/>
+          <w:szCs w:val="21"/>
+          <w:lang w:val="en-US" w:eastAsia="ru-RU"/>
+        </w:rPr>
+      </w:pPr>
+      <w:proofErr w:type="spellStart"/>
+      <w:proofErr w:type="gramStart"/>
+      <w:r>
+        <w:rPr>
+          <w:rFonts w:ascii="Consolas" w:hAnsi="Consolas"/>
+          <w:color w:val="CCCCCC"/>
+          <w:sz w:val="21"/>
+          <w:szCs w:val="21"/>
+          <w:lang w:val="en-US" w:eastAsia="ru-RU"/>
+        </w:rPr>
+        <w:t>holder</w:t>
+      </w:r>
+      <w:r>
+        <w:rPr>
+          <w:rFonts w:ascii="Consolas" w:hAnsi="Consolas"/>
+          <w:color w:val="D4D4D4"/>
+          <w:sz w:val="21"/>
+          <w:szCs w:val="21"/>
+          <w:lang w:val="en-US" w:eastAsia="ru-RU"/>
+        </w:rPr>
+        <w:t>.</w:t>
+      </w:r>
+      <w:r>
+        <w:rPr>
+          <w:rFonts w:ascii="Consolas" w:hAnsi="Consolas"/>
+          <w:color w:val="CCCCCC"/>
+          <w:sz w:val="21"/>
+          <w:szCs w:val="21"/>
+          <w:lang w:val="en-US" w:eastAsia="ru-RU"/>
+        </w:rPr>
+        <w:t>declareNamespace</w:t>
+      </w:r>
+      <w:proofErr w:type="spellEnd"/>
+      <w:proofErr w:type="gramEnd"/>
+      <w:r>
+        <w:rPr>
+          <w:rFonts w:ascii="Consolas" w:hAnsi="Consolas"/>
+          <w:color w:val="CCCCCC"/>
+          <w:sz w:val="21"/>
+          <w:szCs w:val="21"/>
+          <w:lang w:val="en-US" w:eastAsia="ru-RU"/>
+        </w:rPr>
+        <w:t>(</w:t>
+      </w:r>
+      <w:r>
+        <w:rPr>
+          <w:rFonts w:ascii="Consolas" w:hAnsi="Consolas"/>
+          <w:color w:val="CE9178"/>
+          <w:sz w:val="21"/>
+          <w:szCs w:val="21"/>
+          <w:lang w:val="en-US" w:eastAsia="ru-RU"/>
+        </w:rPr>
+        <w:t>"</w:t>
+      </w:r>
+      <w:proofErr w:type="spellStart"/>
+      <w:r>
+        <w:rPr>
+          <w:rFonts w:ascii="Consolas" w:hAnsi="Consolas"/>
+          <w:color w:val="CE9178"/>
+          <w:sz w:val="21"/>
+          <w:szCs w:val="21"/>
+          <w:lang w:val="en-US" w:eastAsia="ru-RU"/>
+        </w:rPr>
+        <w:t>wsc</w:t>
+      </w:r>
+      <w:proofErr w:type="spellEnd"/>
+      <w:r>
+        <w:rPr>
+          <w:rFonts w:ascii="Consolas" w:hAnsi="Consolas"/>
+          <w:color w:val="CE9178"/>
+          <w:sz w:val="21"/>
+          <w:szCs w:val="21"/>
+          <w:lang w:val="en-US" w:eastAsia="ru-RU"/>
+        </w:rPr>
+        <w:t>"</w:t>
+      </w:r>
+      <w:r>
+        <w:rPr>
+          <w:rFonts w:ascii="Consolas" w:hAnsi="Consolas"/>
+          <w:color w:val="CCCCCC"/>
+          <w:sz w:val="21"/>
+          <w:szCs w:val="21"/>
+          <w:lang w:val="en-US" w:eastAsia="ru-RU"/>
+        </w:rPr>
+        <w:t xml:space="preserve">, </w:t>
+      </w:r>
+      <w:r>
+        <w:rPr>
+          <w:rFonts w:ascii="Consolas" w:hAnsi="Consolas"/>
+          <w:color w:val="CE9178"/>
+          <w:sz w:val="21"/>
+          <w:szCs w:val="21"/>
+          <w:lang w:val="en-US" w:eastAsia="ru-RU"/>
+        </w:rPr>
+        <w:t>"http://bank/schema/WSCommonTypes"</w:t>
+      </w:r>
+      <w:r>
+        <w:rPr>
+          <w:rFonts w:ascii="Consolas" w:hAnsi="Consolas"/>
+          <w:color w:val="CCCCCC"/>
+          <w:sz w:val="21"/>
+          <w:szCs w:val="21"/>
+          <w:lang w:val="en-US" w:eastAsia="ru-RU"/>
+        </w:rPr>
+        <w:t xml:space="preserve">) </w:t>
+      </w:r>
+    </w:p>
+    <w:p>
+      <w:pPr>
+        <w:widowControl/>
+        <w:shd w:val="clear" w:color="auto" w:fill="1F1F1F"/>
+        <w:autoSpaceDE/>
+        <w:autoSpaceDN/>
+        <w:spacing w:line="285" w:lineRule="atLeast"/>
+        <w:rPr>
+          <w:rFonts w:ascii="Consolas" w:hAnsi="Consolas"/>
+          <w:color w:val="CCCCCC"/>
+          <w:sz w:val="21"/>
+          <w:szCs w:val="21"/>
+          <w:lang w:val="en-US" w:eastAsia="ru-RU"/>
+        </w:rPr>
+      </w:pPr>
+      <w:r>
+        <w:rPr>
+          <w:rFonts w:ascii="Consolas" w:hAnsi="Consolas"/>
+          <w:color w:val="CCCCCC"/>
+          <w:sz w:val="21"/>
+          <w:szCs w:val="21"/>
+          <w:lang w:val="en-US" w:eastAsia="ru-RU"/>
         </w:rPr>
         <w:t> </w:t>
       </w:r>
-      <w:r>
-        <w:rPr>
-          <w:sz w:val="28"/>
-          <w:szCs w:val="28"/>
-        </w:rPr>
-        <w:t>Ввести: 2 * 3 + 2% =</w:t>
-      </w:r>
-    </w:p>
-    <w:p>
-      <w:pPr>
-        <w:rPr>
-          <w:sz w:val="28"/>
-          <w:szCs w:val="28"/>
-        </w:rPr>
-      </w:pPr>
-      <w:r>
-        <w:rPr>
-          <w:b/>
+    </w:p>
+    <w:p>
+      <w:pPr>
+        <w:widowControl/>
+        <w:shd w:val="clear" w:color="auto" w:fill="1F1F1F"/>
+        <w:autoSpaceDE/>
+        <w:autoSpaceDN/>
+        <w:spacing w:line="285" w:lineRule="atLeast"/>
+        <w:rPr>
+          <w:rFonts w:ascii="Consolas" w:hAnsi="Consolas"/>
+          <w:color w:val="CCCCCC"/>
+          <w:sz w:val="21"/>
+          <w:szCs w:val="21"/>
+          <w:lang w:val="en-US" w:eastAsia="ru-RU"/>
+        </w:rPr>
+      </w:pPr>
+      <w:r>
+        <w:rPr>
+          <w:rFonts w:ascii="Consolas" w:hAnsi="Consolas"/>
+          <w:color w:val="569CD6"/>
+          <w:sz w:val="21"/>
+          <w:szCs w:val="21"/>
+          <w:lang w:val="en-US" w:eastAsia="ru-RU"/>
+        </w:rPr>
+        <w:t>def</w:t>
+      </w:r>
+      <w:r>
+        <w:rPr>
+          <w:rFonts w:ascii="Consolas" w:hAnsi="Consolas"/>
+          <w:color w:val="CCCCCC"/>
+          <w:sz w:val="21"/>
+          <w:szCs w:val="21"/>
+          <w:lang w:val="en-US" w:eastAsia="ru-RU"/>
+        </w:rPr>
+        <w:t xml:space="preserve"> </w:t>
+      </w:r>
+      <w:proofErr w:type="spellStart"/>
+      <w:r>
+        <w:rPr>
+          <w:rFonts w:ascii="Consolas" w:hAnsi="Consolas"/>
+          <w:color w:val="9CDCFE"/>
+          <w:sz w:val="21"/>
+          <w:szCs w:val="21"/>
+          <w:lang w:val="en-US" w:eastAsia="ru-RU"/>
+        </w:rPr>
+        <w:t>accountNumber</w:t>
+      </w:r>
+      <w:proofErr w:type="spellEnd"/>
+      <w:r>
+        <w:rPr>
+          <w:rFonts w:ascii="Consolas" w:hAnsi="Consolas"/>
+          <w:color w:val="CCCCCC"/>
+          <w:sz w:val="21"/>
+          <w:szCs w:val="21"/>
+          <w:lang w:val="en-US" w:eastAsia="ru-RU"/>
+        </w:rPr>
+        <w:t xml:space="preserve"> </w:t>
+      </w:r>
+      <w:r>
+        <w:rPr>
+          <w:rFonts w:ascii="Consolas" w:hAnsi="Consolas"/>
+          <w:color w:val="D4D4D4"/>
+          <w:sz w:val="21"/>
+          <w:szCs w:val="21"/>
+          <w:lang w:val="en-US" w:eastAsia="ru-RU"/>
+        </w:rPr>
+        <w:t>=</w:t>
+      </w:r>
+      <w:r>
+        <w:rPr>
+          <w:rFonts w:ascii="Consolas" w:hAnsi="Consolas"/>
+          <w:color w:val="CCCCCC"/>
+          <w:sz w:val="21"/>
+          <w:szCs w:val="21"/>
+          <w:lang w:val="en-US" w:eastAsia="ru-RU"/>
+        </w:rPr>
+        <w:t xml:space="preserve"> </w:t>
+      </w:r>
+    </w:p>
+    <w:p>
+      <w:pPr>
+        <w:widowControl/>
+        <w:shd w:val="clear" w:color="auto" w:fill="1F1F1F"/>
+        <w:autoSpaceDE/>
+        <w:autoSpaceDN/>
+        <w:spacing w:line="285" w:lineRule="atLeast"/>
+        <w:rPr>
+          <w:rFonts w:ascii="Consolas" w:hAnsi="Consolas"/>
+          <w:color w:val="CCCCCC"/>
+          <w:sz w:val="21"/>
+          <w:szCs w:val="21"/>
+          <w:lang w:val="en-US" w:eastAsia="ru-RU"/>
+        </w:rPr>
+      </w:pPr>
+      <w:proofErr w:type="gramStart"/>
+      <w:r>
+        <w:rPr>
+          <w:rFonts w:ascii="Consolas" w:hAnsi="Consolas"/>
+          <w:color w:val="CCCCCC"/>
+          <w:sz w:val="21"/>
+          <w:szCs w:val="21"/>
+          <w:lang w:val="en-US" w:eastAsia="ru-RU"/>
+        </w:rPr>
+        <w:t>holder</w:t>
+      </w:r>
+      <w:r>
+        <w:rPr>
+          <w:rFonts w:ascii="Consolas" w:hAnsi="Consolas"/>
+          <w:color w:val="D4D4D4"/>
+          <w:sz w:val="21"/>
+          <w:szCs w:val="21"/>
+          <w:lang w:val="en-US" w:eastAsia="ru-RU"/>
+        </w:rPr>
+        <w:t>.</w:t>
+      </w:r>
+      <w:r>
+        <w:rPr>
+          <w:rFonts w:ascii="Consolas" w:hAnsi="Consolas"/>
+          <w:color w:val="CCCCCC"/>
+          <w:sz w:val="21"/>
+          <w:szCs w:val="21"/>
+          <w:lang w:val="en-US" w:eastAsia="ru-RU"/>
+        </w:rPr>
+        <w:t>getNodeValue</w:t>
+      </w:r>
+      <w:proofErr w:type="gramEnd"/>
+      <w:r>
+        <w:rPr>
+          <w:rFonts w:ascii="Consolas" w:hAnsi="Consolas"/>
+          <w:color w:val="CCCCCC"/>
+          <w:sz w:val="21"/>
+          <w:szCs w:val="21"/>
+          <w:lang w:val="en-US" w:eastAsia="ru-RU"/>
+        </w:rPr>
+        <w:t>(</w:t>
+      </w:r>
+      <w:r>
+        <w:rPr>
+          <w:rFonts w:ascii="Consolas" w:hAnsi="Consolas"/>
+          <w:color w:val="CE9178"/>
+          <w:sz w:val="21"/>
+          <w:szCs w:val="21"/>
+          <w:lang w:val="en-US" w:eastAsia="ru-RU"/>
+        </w:rPr>
+        <w:t>"//</w:t>
+      </w:r>
+      <w:proofErr w:type="gramStart"/>
+      <w:r>
+        <w:rPr>
+          <w:rFonts w:ascii="Consolas" w:hAnsi="Consolas"/>
+          <w:color w:val="CE9178"/>
+          <w:sz w:val="21"/>
+          <w:szCs w:val="21"/>
+          <w:lang w:val="en-US" w:eastAsia="ru-RU"/>
+        </w:rPr>
+        <w:t>wsc:CheckAccountRequest</w:t>
+      </w:r>
+      <w:proofErr w:type="gramEnd"/>
+      <w:r>
+        <w:rPr>
+          <w:rFonts w:ascii="Consolas" w:hAnsi="Consolas"/>
+          <w:color w:val="CE9178"/>
+          <w:sz w:val="21"/>
+          <w:szCs w:val="21"/>
+          <w:lang w:val="en-US" w:eastAsia="ru-RU"/>
+        </w:rPr>
+        <w:t>/</w:t>
+      </w:r>
+      <w:proofErr w:type="gramStart"/>
+      <w:r>
+        <w:rPr>
+          <w:rFonts w:ascii="Consolas" w:hAnsi="Consolas"/>
+          <w:color w:val="CE9178"/>
+          <w:sz w:val="21"/>
+          <w:szCs w:val="21"/>
+          <w:lang w:val="en-US" w:eastAsia="ru-RU"/>
+        </w:rPr>
+        <w:t>wsc:AccountNumber</w:t>
+      </w:r>
+      <w:proofErr w:type="gramEnd"/>
+      <w:r>
+        <w:rPr>
+          <w:rFonts w:ascii="Consolas" w:hAnsi="Consolas"/>
+          <w:color w:val="CE9178"/>
+          <w:sz w:val="21"/>
+          <w:szCs w:val="21"/>
+          <w:lang w:val="en-US" w:eastAsia="ru-RU"/>
+        </w:rPr>
+        <w:t>"</w:t>
+      </w:r>
+      <w:r>
+        <w:rPr>
+          <w:rFonts w:ascii="Consolas" w:hAnsi="Consolas"/>
+          <w:color w:val="CCCCCC"/>
+          <w:sz w:val="21"/>
+          <w:szCs w:val="21"/>
+          <w:lang w:val="en-US" w:eastAsia="ru-RU"/>
+        </w:rPr>
+        <w:t xml:space="preserve">) </w:t>
+      </w:r>
+    </w:p>
+    <w:p>
+      <w:pPr>
+        <w:widowControl/>
+        <w:shd w:val="clear" w:color="auto" w:fill="1F1F1F"/>
+        <w:autoSpaceDE/>
+        <w:autoSpaceDN/>
+        <w:spacing w:line="285" w:lineRule="atLeast"/>
+        <w:rPr>
+          <w:rFonts w:ascii="Consolas" w:hAnsi="Consolas"/>
+          <w:color w:val="CCCCCC"/>
+          <w:sz w:val="21"/>
+          <w:szCs w:val="21"/>
+          <w:lang w:val="en-US" w:eastAsia="ru-RU"/>
+        </w:rPr>
+      </w:pPr>
+      <w:r>
+        <w:rPr>
+          <w:rFonts w:ascii="Consolas" w:hAnsi="Consolas"/>
+          <w:color w:val="CCCCCC"/>
+          <w:sz w:val="21"/>
+          <w:szCs w:val="21"/>
+          <w:lang w:val="en-US" w:eastAsia="ru-RU"/>
+        </w:rPr>
+        <w:t> </w:t>
+      </w:r>
+    </w:p>
+    <w:p>
+      <w:pPr>
+        <w:widowControl/>
+        <w:shd w:val="clear" w:color="auto" w:fill="1F1F1F"/>
+        <w:autoSpaceDE/>
+        <w:autoSpaceDN/>
+        <w:spacing w:line="285" w:lineRule="atLeast"/>
+        <w:rPr>
+          <w:rFonts w:ascii="Consolas" w:hAnsi="Consolas"/>
+          <w:color w:val="CCCCCC"/>
+          <w:sz w:val="21"/>
+          <w:szCs w:val="21"/>
+          <w:lang w:val="en-US" w:eastAsia="ru-RU"/>
+        </w:rPr>
+      </w:pPr>
+      <w:proofErr w:type="gramStart"/>
+      <w:r>
+        <w:rPr>
+          <w:rFonts w:ascii="Consolas" w:hAnsi="Consolas"/>
+          <w:color w:val="CCCCCC"/>
+          <w:sz w:val="21"/>
+          <w:szCs w:val="21"/>
+          <w:lang w:val="en-US" w:eastAsia="ru-RU"/>
+        </w:rPr>
+        <w:t>log</w:t>
+      </w:r>
+      <w:r>
+        <w:rPr>
+          <w:rFonts w:ascii="Consolas" w:hAnsi="Consolas"/>
+          <w:color w:val="D4D4D4"/>
+          <w:sz w:val="21"/>
+          <w:szCs w:val="21"/>
+          <w:lang w:val="en-US" w:eastAsia="ru-RU"/>
+        </w:rPr>
+        <w:t>.</w:t>
+      </w:r>
+      <w:r>
+        <w:rPr>
+          <w:rFonts w:ascii="Consolas" w:hAnsi="Consolas"/>
+          <w:color w:val="CCCCCC"/>
+          <w:sz w:val="21"/>
+          <w:szCs w:val="21"/>
+          <w:lang w:val="en-US" w:eastAsia="ru-RU"/>
+        </w:rPr>
+        <w:t>info(</w:t>
+      </w:r>
+      <w:proofErr w:type="gramEnd"/>
+      <w:r>
+        <w:rPr>
+          <w:rFonts w:ascii="Consolas" w:hAnsi="Consolas"/>
+          <w:color w:val="CE9178"/>
+          <w:sz w:val="21"/>
+          <w:szCs w:val="21"/>
+          <w:lang w:val="en-US" w:eastAsia="ru-RU"/>
+        </w:rPr>
+        <w:t xml:space="preserve">"Received </w:t>
+      </w:r>
+      <w:proofErr w:type="spellStart"/>
+      <w:r>
+        <w:rPr>
+          <w:rFonts w:ascii="Consolas" w:hAnsi="Consolas"/>
+          <w:color w:val="CE9178"/>
+          <w:sz w:val="21"/>
+          <w:szCs w:val="21"/>
+          <w:lang w:val="en-US" w:eastAsia="ru-RU"/>
+        </w:rPr>
+        <w:t>AccountNumber</w:t>
+      </w:r>
+      <w:proofErr w:type="spellEnd"/>
+      <w:r>
+        <w:rPr>
+          <w:rFonts w:ascii="Consolas" w:hAnsi="Consolas"/>
+          <w:color w:val="CE9178"/>
+          <w:sz w:val="21"/>
+          <w:szCs w:val="21"/>
+          <w:lang w:val="en-US" w:eastAsia="ru-RU"/>
+        </w:rPr>
+        <w:t>: "</w:t>
+      </w:r>
+      <w:r>
+        <w:rPr>
+          <w:rFonts w:ascii="Consolas" w:hAnsi="Consolas"/>
+          <w:color w:val="CCCCCC"/>
+          <w:sz w:val="21"/>
+          <w:szCs w:val="21"/>
+          <w:lang w:val="en-US" w:eastAsia="ru-RU"/>
+        </w:rPr>
+        <w:t xml:space="preserve"> </w:t>
+      </w:r>
+      <w:r>
+        <w:rPr>
+          <w:rFonts w:ascii="Consolas" w:hAnsi="Consolas"/>
+          <w:color w:val="D4D4D4"/>
+          <w:sz w:val="21"/>
+          <w:szCs w:val="21"/>
+          <w:lang w:val="en-US" w:eastAsia="ru-RU"/>
+        </w:rPr>
+        <w:t>+</w:t>
+      </w:r>
+      <w:r>
+        <w:rPr>
+          <w:rFonts w:ascii="Consolas" w:hAnsi="Consolas"/>
+          <w:color w:val="CCCCCC"/>
+          <w:sz w:val="21"/>
+          <w:szCs w:val="21"/>
+          <w:lang w:val="en-US" w:eastAsia="ru-RU"/>
+        </w:rPr>
+        <w:t xml:space="preserve"> </w:t>
+      </w:r>
+      <w:proofErr w:type="spellStart"/>
+      <w:r>
+        <w:rPr>
+          <w:rFonts w:ascii="Consolas" w:hAnsi="Consolas"/>
+          <w:color w:val="CCCCCC"/>
+          <w:sz w:val="21"/>
+          <w:szCs w:val="21"/>
+          <w:lang w:val="en-US" w:eastAsia="ru-RU"/>
+        </w:rPr>
+        <w:t>accountNumber</w:t>
+      </w:r>
+      <w:proofErr w:type="spellEnd"/>
+      <w:r>
+        <w:rPr>
+          <w:rFonts w:ascii="Consolas" w:hAnsi="Consolas"/>
+          <w:color w:val="CCCCCC"/>
+          <w:sz w:val="21"/>
+          <w:szCs w:val="21"/>
+          <w:lang w:val="en-US" w:eastAsia="ru-RU"/>
+        </w:rPr>
+        <w:t xml:space="preserve">) </w:t>
+      </w:r>
+    </w:p>
+    <w:p>
+      <w:pPr>
+        <w:widowControl/>
+        <w:shd w:val="clear" w:color="auto" w:fill="1F1F1F"/>
+        <w:autoSpaceDE/>
+        <w:autoSpaceDN/>
+        <w:spacing w:line="285" w:lineRule="atLeast"/>
+        <w:rPr>
+          <w:rFonts w:ascii="Consolas" w:hAnsi="Consolas"/>
+          <w:color w:val="CCCCCC"/>
+          <w:sz w:val="21"/>
+          <w:szCs w:val="21"/>
+          <w:lang w:val="en-US" w:eastAsia="ru-RU"/>
+        </w:rPr>
+      </w:pPr>
+      <w:r>
+        <w:rPr>
+          <w:rFonts w:ascii="Consolas" w:hAnsi="Consolas"/>
+          <w:color w:val="CCCCCC"/>
+          <w:sz w:val="21"/>
+          <w:szCs w:val="21"/>
+          <w:lang w:val="en-US" w:eastAsia="ru-RU"/>
+        </w:rPr>
+        <w:t> </w:t>
+      </w:r>
+    </w:p>
+    <w:p>
+      <w:pPr>
+        <w:widowControl/>
+        <w:shd w:val="clear" w:color="auto" w:fill="1F1F1F"/>
+        <w:autoSpaceDE/>
+        <w:autoSpaceDN/>
+        <w:spacing w:line="285" w:lineRule="atLeast"/>
+        <w:rPr>
+          <w:rFonts w:ascii="Consolas" w:hAnsi="Consolas"/>
+          <w:color w:val="CCCCCC"/>
+          <w:sz w:val="21"/>
+          <w:szCs w:val="21"/>
+          <w:lang w:val="en-US" w:eastAsia="ru-RU"/>
+        </w:rPr>
+      </w:pPr>
+      <w:proofErr w:type="spellStart"/>
+      <w:proofErr w:type="gramStart"/>
+      <w:r>
+        <w:rPr>
+          <w:rFonts w:ascii="Consolas" w:hAnsi="Consolas"/>
+          <w:color w:val="CCCCCC"/>
+          <w:sz w:val="21"/>
+          <w:szCs w:val="21"/>
+          <w:lang w:val="en-US" w:eastAsia="ru-RU"/>
+        </w:rPr>
+        <w:t>context</w:t>
+      </w:r>
+      <w:r>
+        <w:rPr>
+          <w:rFonts w:ascii="Consolas" w:hAnsi="Consolas"/>
+          <w:color w:val="D4D4D4"/>
+          <w:sz w:val="21"/>
+          <w:szCs w:val="21"/>
+          <w:lang w:val="en-US" w:eastAsia="ru-RU"/>
+        </w:rPr>
+        <w:t>.</w:t>
+      </w:r>
+      <w:r>
+        <w:rPr>
+          <w:rFonts w:ascii="Consolas" w:hAnsi="Consolas"/>
+          <w:color w:val="CCCCCC"/>
+          <w:sz w:val="21"/>
+          <w:szCs w:val="21"/>
+          <w:lang w:val="en-US" w:eastAsia="ru-RU"/>
+        </w:rPr>
+        <w:t>accountNumber</w:t>
+      </w:r>
+      <w:proofErr w:type="spellEnd"/>
+      <w:proofErr w:type="gramEnd"/>
+      <w:r>
+        <w:rPr>
+          <w:rFonts w:ascii="Consolas" w:hAnsi="Consolas"/>
+          <w:color w:val="CCCCCC"/>
+          <w:sz w:val="21"/>
+          <w:szCs w:val="21"/>
+          <w:lang w:val="en-US" w:eastAsia="ru-RU"/>
+        </w:rPr>
+        <w:t xml:space="preserve"> </w:t>
+      </w:r>
+      <w:r>
+        <w:rPr>
+          <w:rFonts w:ascii="Consolas" w:hAnsi="Consolas"/>
+          <w:color w:val="D4D4D4"/>
+          <w:sz w:val="21"/>
+          <w:szCs w:val="21"/>
+          <w:lang w:val="en-US" w:eastAsia="ru-RU"/>
+        </w:rPr>
+        <w:t>=</w:t>
+      </w:r>
+      <w:r>
+        <w:rPr>
+          <w:rFonts w:ascii="Consolas" w:hAnsi="Consolas"/>
+          <w:color w:val="CCCCCC"/>
+          <w:sz w:val="21"/>
+          <w:szCs w:val="21"/>
+          <w:lang w:val="en-US" w:eastAsia="ru-RU"/>
+        </w:rPr>
+        <w:t xml:space="preserve"> </w:t>
+      </w:r>
+      <w:proofErr w:type="spellStart"/>
+      <w:r>
+        <w:rPr>
+          <w:rFonts w:ascii="Consolas" w:hAnsi="Consolas"/>
+          <w:color w:val="CCCCCC"/>
+          <w:sz w:val="21"/>
+          <w:szCs w:val="21"/>
+          <w:lang w:val="en-US" w:eastAsia="ru-RU"/>
+        </w:rPr>
+        <w:t>account</w:t>
+      </w:r>
+      <w:r>
+        <w:rPr>
+          <w:rFonts w:ascii="Consolas" w:hAnsi="Consolas"/>
+          <w:color w:val="9CDCFE"/>
+          <w:sz w:val="21"/>
+          <w:szCs w:val="21"/>
+          <w:lang w:val="en-US" w:eastAsia="ru-RU"/>
+        </w:rPr>
+        <w:t>Number</w:t>
+      </w:r>
+      <w:proofErr w:type="spellEnd"/>
+      <w:r>
+        <w:rPr>
+          <w:rFonts w:ascii="Consolas" w:hAnsi="Consolas"/>
+          <w:color w:val="CCCCCC"/>
+          <w:sz w:val="21"/>
+          <w:szCs w:val="21"/>
+          <w:lang w:val="en-US" w:eastAsia="ru-RU"/>
+        </w:rPr>
+        <w:t xml:space="preserve"> </w:t>
+      </w:r>
+    </w:p>
+    <w:p>
+      <w:pPr>
+        <w:widowControl/>
+        <w:shd w:val="clear" w:color="auto" w:fill="1F1F1F"/>
+        <w:autoSpaceDE/>
+        <w:autoSpaceDN/>
+        <w:spacing w:line="285" w:lineRule="atLeast"/>
+        <w:rPr>
+          <w:rFonts w:ascii="Consolas" w:hAnsi="Consolas"/>
+          <w:color w:val="CCCCCC"/>
+          <w:sz w:val="21"/>
+          <w:szCs w:val="21"/>
+          <w:lang w:val="en-US" w:eastAsia="ru-RU"/>
+        </w:rPr>
+      </w:pPr>
+      <w:r>
+        <w:rPr>
+          <w:rFonts w:ascii="Consolas" w:hAnsi="Consolas"/>
+          <w:color w:val="CCCCCC"/>
+          <w:sz w:val="21"/>
+          <w:szCs w:val="21"/>
+          <w:lang w:val="en-US" w:eastAsia="ru-RU"/>
+        </w:rPr>
+        <w:t> </w:t>
+      </w:r>
+    </w:p>
+    <w:p>
+      <w:pPr>
+        <w:widowControl/>
+        <w:shd w:val="clear" w:color="auto" w:fill="1F1F1F"/>
+        <w:autoSpaceDE/>
+        <w:autoSpaceDN/>
+        <w:spacing w:line="285" w:lineRule="atLeast"/>
+        <w:rPr>
+          <w:rFonts w:ascii="Consolas" w:hAnsi="Consolas"/>
+          <w:color w:val="CCCCCC"/>
+          <w:sz w:val="21"/>
+          <w:szCs w:val="21"/>
+          <w:lang w:val="en-US" w:eastAsia="ru-RU"/>
+        </w:rPr>
+      </w:pPr>
+      <w:r>
+        <w:rPr>
+          <w:rFonts w:ascii="Consolas" w:hAnsi="Consolas"/>
+          <w:color w:val="C586C0"/>
+          <w:sz w:val="21"/>
+          <w:szCs w:val="21"/>
+          <w:lang w:val="en-US" w:eastAsia="ru-RU"/>
+        </w:rPr>
+        <w:t>if</w:t>
+      </w:r>
+      <w:r>
+        <w:rPr>
+          <w:rFonts w:ascii="Consolas" w:hAnsi="Consolas"/>
+          <w:color w:val="CCCCCC"/>
+          <w:sz w:val="21"/>
+          <w:szCs w:val="21"/>
+          <w:lang w:val="en-US" w:eastAsia="ru-RU"/>
+        </w:rPr>
+        <w:t xml:space="preserve"> (</w:t>
+      </w:r>
+      <w:proofErr w:type="spellStart"/>
+      <w:r>
+        <w:rPr>
+          <w:rFonts w:ascii="Consolas" w:hAnsi="Consolas"/>
+          <w:color w:val="CCCCCC"/>
+          <w:sz w:val="21"/>
+          <w:szCs w:val="21"/>
+          <w:lang w:val="en-US" w:eastAsia="ru-RU"/>
+        </w:rPr>
+        <w:t>accountNumber</w:t>
+      </w:r>
+      <w:proofErr w:type="spellEnd"/>
+      <w:r>
+        <w:rPr>
+          <w:rFonts w:ascii="Consolas" w:hAnsi="Consolas"/>
+          <w:color w:val="CCCCCC"/>
+          <w:sz w:val="21"/>
+          <w:szCs w:val="21"/>
+          <w:lang w:val="en-US" w:eastAsia="ru-RU"/>
+        </w:rPr>
+        <w:t xml:space="preserve"> </w:t>
+      </w:r>
+      <w:r>
+        <w:rPr>
+          <w:rFonts w:ascii="Consolas" w:hAnsi="Consolas"/>
+          <w:color w:val="D4D4D4"/>
+          <w:sz w:val="21"/>
+          <w:szCs w:val="21"/>
+          <w:lang w:val="en-US" w:eastAsia="ru-RU"/>
+        </w:rPr>
+        <w:t>==</w:t>
+      </w:r>
+      <w:r>
+        <w:rPr>
+          <w:rFonts w:ascii="Consolas" w:hAnsi="Consolas"/>
+          <w:color w:val="CCCCCC"/>
+          <w:sz w:val="21"/>
+          <w:szCs w:val="21"/>
+          <w:lang w:val="en-US" w:eastAsia="ru-RU"/>
+        </w:rPr>
+        <w:t xml:space="preserve"> </w:t>
+      </w:r>
+      <w:r>
+        <w:rPr>
+          <w:rFonts w:ascii="Consolas" w:hAnsi="Consolas"/>
+          <w:color w:val="CE9178"/>
+          <w:sz w:val="21"/>
+          <w:szCs w:val="21"/>
+          <w:lang w:val="en-US" w:eastAsia="ru-RU"/>
+        </w:rPr>
+        <w:t>"1000"</w:t>
+      </w:r>
+      <w:r>
+        <w:rPr>
+          <w:rFonts w:ascii="Consolas" w:hAnsi="Consolas"/>
+          <w:color w:val="CCCCCC"/>
+          <w:sz w:val="21"/>
+          <w:szCs w:val="21"/>
+          <w:lang w:val="en-US" w:eastAsia="ru-RU"/>
+        </w:rPr>
+        <w:t xml:space="preserve">) { </w:t>
+      </w:r>
+    </w:p>
+    <w:p>
+      <w:pPr>
+        <w:widowControl/>
+        <w:shd w:val="clear" w:color="auto" w:fill="1F1F1F"/>
+        <w:autoSpaceDE/>
+        <w:autoSpaceDN/>
+        <w:spacing w:line="285" w:lineRule="atLeast"/>
+        <w:rPr>
+          <w:rFonts w:ascii="Consolas" w:hAnsi="Consolas"/>
+          <w:color w:val="CCCCCC"/>
+          <w:sz w:val="21"/>
+          <w:szCs w:val="21"/>
+          <w:lang w:val="en-US" w:eastAsia="ru-RU"/>
+        </w:rPr>
+      </w:pPr>
+      <w:r>
+        <w:rPr>
+          <w:rFonts w:ascii="Consolas" w:hAnsi="Consolas"/>
+          <w:color w:val="CCCCCC"/>
+          <w:sz w:val="21"/>
+          <w:szCs w:val="21"/>
+          <w:lang w:val="en-US" w:eastAsia="ru-RU"/>
+        </w:rPr>
+        <w:t xml:space="preserve">    </w:t>
+      </w:r>
+      <w:proofErr w:type="gramStart"/>
+      <w:r>
+        <w:rPr>
+          <w:rFonts w:ascii="Consolas" w:hAnsi="Consolas"/>
+          <w:color w:val="CCCCCC"/>
+          <w:sz w:val="21"/>
+          <w:szCs w:val="21"/>
+          <w:lang w:val="en-US" w:eastAsia="ru-RU"/>
+        </w:rPr>
+        <w:t>log</w:t>
+      </w:r>
+      <w:r>
+        <w:rPr>
+          <w:rFonts w:ascii="Consolas" w:hAnsi="Consolas"/>
+          <w:color w:val="D4D4D4"/>
+          <w:sz w:val="21"/>
+          <w:szCs w:val="21"/>
+          <w:lang w:val="en-US" w:eastAsia="ru-RU"/>
+        </w:rPr>
+        <w:t>.</w:t>
+      </w:r>
+      <w:r>
+        <w:rPr>
+          <w:rFonts w:ascii="Consolas" w:hAnsi="Consolas"/>
+          <w:color w:val="CCCCCC"/>
+          <w:sz w:val="21"/>
+          <w:szCs w:val="21"/>
+          <w:lang w:val="en-US" w:eastAsia="ru-RU"/>
+        </w:rPr>
+        <w:t>info(</w:t>
+      </w:r>
+      <w:proofErr w:type="gramEnd"/>
+      <w:r>
+        <w:rPr>
+          <w:rFonts w:ascii="Consolas" w:hAnsi="Consolas"/>
+          <w:color w:val="CE9178"/>
+          <w:sz w:val="21"/>
+          <w:szCs w:val="21"/>
+          <w:lang w:val="en-US" w:eastAsia="ru-RU"/>
+        </w:rPr>
+        <w:t>"Returning Open response"</w:t>
+      </w:r>
+      <w:r>
+        <w:rPr>
+          <w:rFonts w:ascii="Consolas" w:hAnsi="Consolas"/>
+          <w:color w:val="CCCCCC"/>
+          <w:sz w:val="21"/>
+          <w:szCs w:val="21"/>
+          <w:lang w:val="en-US" w:eastAsia="ru-RU"/>
+        </w:rPr>
+        <w:t xml:space="preserve">) </w:t>
+      </w:r>
+    </w:p>
+    <w:p>
+      <w:pPr>
+        <w:widowControl/>
+        <w:shd w:val="clear" w:color="auto" w:fill="1F1F1F"/>
+        <w:autoSpaceDE/>
+        <w:autoSpaceDN/>
+        <w:spacing w:line="285" w:lineRule="atLeast"/>
+        <w:rPr>
+          <w:rFonts w:ascii="Consolas" w:hAnsi="Consolas"/>
+          <w:color w:val="CCCCCC"/>
+          <w:sz w:val="21"/>
+          <w:szCs w:val="21"/>
+          <w:lang w:val="en-US" w:eastAsia="ru-RU"/>
+        </w:rPr>
+      </w:pPr>
+      <w:r>
+        <w:rPr>
+          <w:rFonts w:ascii="Consolas" w:hAnsi="Consolas"/>
+          <w:color w:val="CCCCCC"/>
+          <w:sz w:val="21"/>
+          <w:szCs w:val="21"/>
+          <w:lang w:val="en-US" w:eastAsia="ru-RU"/>
+        </w:rPr>
+        <w:t xml:space="preserve">    </w:t>
+      </w:r>
+      <w:r>
+        <w:rPr>
+          <w:rFonts w:ascii="Consolas" w:hAnsi="Consolas"/>
+          <w:color w:val="C586C0"/>
+          <w:sz w:val="21"/>
+          <w:szCs w:val="21"/>
+          <w:lang w:val="en-US" w:eastAsia="ru-RU"/>
+        </w:rPr>
+        <w:t>return</w:t>
+      </w:r>
+      <w:r>
+        <w:rPr>
+          <w:rFonts w:ascii="Consolas" w:hAnsi="Consolas"/>
+          <w:color w:val="CCCCCC"/>
+          <w:sz w:val="21"/>
+          <w:szCs w:val="21"/>
+          <w:lang w:val="en-US" w:eastAsia="ru-RU"/>
+        </w:rPr>
+        <w:t xml:space="preserve"> </w:t>
+      </w:r>
+      <w:r>
+        <w:rPr>
+          <w:rFonts w:ascii="Consolas" w:hAnsi="Consolas"/>
+          <w:color w:val="CE9178"/>
+          <w:sz w:val="21"/>
+          <w:szCs w:val="21"/>
+          <w:lang w:val="en-US" w:eastAsia="ru-RU"/>
+        </w:rPr>
+        <w:t>"Open"</w:t>
+      </w:r>
+      <w:r>
+        <w:rPr>
+          <w:rFonts w:ascii="Consolas" w:hAnsi="Consolas"/>
+          <w:color w:val="CCCCCC"/>
+          <w:sz w:val="21"/>
+          <w:szCs w:val="21"/>
+          <w:lang w:val="en-US" w:eastAsia="ru-RU"/>
+        </w:rPr>
+        <w:t xml:space="preserve"> </w:t>
+      </w:r>
+    </w:p>
+    <w:p>
+      <w:pPr>
+        <w:widowControl/>
+        <w:shd w:val="clear" w:color="auto" w:fill="1F1F1F"/>
+        <w:autoSpaceDE/>
+        <w:autoSpaceDN/>
+        <w:spacing w:line="285" w:lineRule="atLeast"/>
+        <w:rPr>
+          <w:rFonts w:ascii="Consolas" w:hAnsi="Consolas"/>
+          <w:color w:val="CCCCCC"/>
+          <w:sz w:val="21"/>
+          <w:szCs w:val="21"/>
+          <w:lang w:val="en-US" w:eastAsia="ru-RU"/>
+        </w:rPr>
+      </w:pPr>
+      <w:r>
+        <w:rPr>
+          <w:rFonts w:ascii="Consolas" w:hAnsi="Consolas"/>
+          <w:color w:val="CCCCCC"/>
+          <w:sz w:val="21"/>
+          <w:szCs w:val="21"/>
+          <w:lang w:val="en-US" w:eastAsia="ru-RU"/>
+        </w:rPr>
+        <w:t xml:space="preserve">} </w:t>
+      </w:r>
+      <w:r>
+        <w:rPr>
+          <w:rFonts w:ascii="Consolas" w:hAnsi="Consolas"/>
+          <w:color w:val="C586C0"/>
+          <w:sz w:val="21"/>
+          <w:szCs w:val="21"/>
+          <w:lang w:val="en-US" w:eastAsia="ru-RU"/>
+        </w:rPr>
+        <w:t>else</w:t>
+      </w:r>
+      <w:r>
+        <w:rPr>
+          <w:rFonts w:ascii="Consolas" w:hAnsi="Consolas"/>
+          <w:color w:val="CCCCCC"/>
+          <w:sz w:val="21"/>
+          <w:szCs w:val="21"/>
+          <w:lang w:val="en-US" w:eastAsia="ru-RU"/>
+        </w:rPr>
+        <w:t xml:space="preserve"> </w:t>
+      </w:r>
+      <w:r>
+        <w:rPr>
+          <w:rFonts w:ascii="Consolas" w:hAnsi="Consolas"/>
+          <w:color w:val="C586C0"/>
+          <w:sz w:val="21"/>
+          <w:szCs w:val="21"/>
+          <w:lang w:val="en-US" w:eastAsia="ru-RU"/>
+        </w:rPr>
+        <w:t>if</w:t>
+      </w:r>
+      <w:r>
+        <w:rPr>
+          <w:rFonts w:ascii="Consolas" w:hAnsi="Consolas"/>
+          <w:color w:val="CCCCCC"/>
+          <w:sz w:val="21"/>
+          <w:szCs w:val="21"/>
+          <w:lang w:val="en-US" w:eastAsia="ru-RU"/>
+        </w:rPr>
+        <w:t xml:space="preserve"> (</w:t>
+      </w:r>
+      <w:proofErr w:type="spellStart"/>
+      <w:r>
+        <w:rPr>
+          <w:rFonts w:ascii="Consolas" w:hAnsi="Consolas"/>
+          <w:color w:val="CCCCCC"/>
+          <w:sz w:val="21"/>
+          <w:szCs w:val="21"/>
+          <w:lang w:val="en-US" w:eastAsia="ru-RU"/>
+        </w:rPr>
+        <w:t>accountNumber</w:t>
+      </w:r>
+      <w:proofErr w:type="spellEnd"/>
+      <w:r>
+        <w:rPr>
+          <w:rFonts w:ascii="Consolas" w:hAnsi="Consolas"/>
+          <w:color w:val="CCCCCC"/>
+          <w:sz w:val="21"/>
+          <w:szCs w:val="21"/>
+          <w:lang w:val="en-US" w:eastAsia="ru-RU"/>
+        </w:rPr>
+        <w:t xml:space="preserve"> </w:t>
+      </w:r>
+      <w:r>
+        <w:rPr>
+          <w:rFonts w:ascii="Consolas" w:hAnsi="Consolas"/>
+          <w:color w:val="D4D4D4"/>
+          <w:sz w:val="21"/>
+          <w:szCs w:val="21"/>
+          <w:lang w:val="en-US" w:eastAsia="ru-RU"/>
+        </w:rPr>
+        <w:t>==</w:t>
+      </w:r>
+      <w:r>
+        <w:rPr>
+          <w:rFonts w:ascii="Consolas" w:hAnsi="Consolas"/>
+          <w:color w:val="CCCCCC"/>
+          <w:sz w:val="21"/>
+          <w:szCs w:val="21"/>
+          <w:lang w:val="en-US" w:eastAsia="ru-RU"/>
+        </w:rPr>
+        <w:t xml:space="preserve"> </w:t>
+      </w:r>
+      <w:r>
+        <w:rPr>
+          <w:rFonts w:ascii="Consolas" w:hAnsi="Consolas"/>
+          <w:color w:val="CE9178"/>
+          <w:sz w:val="21"/>
+          <w:szCs w:val="21"/>
+          <w:lang w:val="en-US" w:eastAsia="ru-RU"/>
+        </w:rPr>
+        <w:t>"2000"</w:t>
+      </w:r>
+      <w:r>
+        <w:rPr>
+          <w:rFonts w:ascii="Consolas" w:hAnsi="Consolas"/>
+          <w:color w:val="CCCCCC"/>
+          <w:sz w:val="21"/>
+          <w:szCs w:val="21"/>
+          <w:lang w:val="en-US" w:eastAsia="ru-RU"/>
+        </w:rPr>
+        <w:t xml:space="preserve">) { </w:t>
+      </w:r>
+    </w:p>
+    <w:p>
+      <w:pPr>
+        <w:widowControl/>
+        <w:shd w:val="clear" w:color="auto" w:fill="1F1F1F"/>
+        <w:autoSpaceDE/>
+        <w:autoSpaceDN/>
+        <w:spacing w:line="285" w:lineRule="atLeast"/>
+        <w:rPr>
+          <w:rFonts w:ascii="Consolas" w:hAnsi="Consolas"/>
+          <w:color w:val="CCCCCC"/>
+          <w:sz w:val="21"/>
+          <w:szCs w:val="21"/>
+          <w:lang w:val="en-US" w:eastAsia="ru-RU"/>
+        </w:rPr>
+      </w:pPr>
+      <w:r>
+        <w:rPr>
+          <w:rFonts w:ascii="Consolas" w:hAnsi="Consolas"/>
+          <w:color w:val="CCCCCC"/>
+          <w:sz w:val="21"/>
+          <w:szCs w:val="21"/>
+          <w:lang w:val="en-US" w:eastAsia="ru-RU"/>
+        </w:rPr>
+        <w:t xml:space="preserve">    </w:t>
+      </w:r>
+      <w:proofErr w:type="gramStart"/>
+      <w:r>
+        <w:rPr>
+          <w:rFonts w:ascii="Consolas" w:hAnsi="Consolas"/>
+          <w:color w:val="CCCCCC"/>
+          <w:sz w:val="21"/>
+          <w:szCs w:val="21"/>
+          <w:lang w:val="en-US" w:eastAsia="ru-RU"/>
+        </w:rPr>
+        <w:t>log</w:t>
+      </w:r>
+      <w:r>
+        <w:rPr>
+          <w:rFonts w:ascii="Consolas" w:hAnsi="Consolas"/>
+          <w:color w:val="D4D4D4"/>
+          <w:sz w:val="21"/>
+          <w:szCs w:val="21"/>
+          <w:lang w:val="en-US" w:eastAsia="ru-RU"/>
+        </w:rPr>
+        <w:t>.</w:t>
+      </w:r>
+      <w:r>
+        <w:rPr>
+          <w:rFonts w:ascii="Consolas" w:hAnsi="Consolas"/>
+          <w:color w:val="CCCCCC"/>
+          <w:sz w:val="21"/>
+          <w:szCs w:val="21"/>
+          <w:lang w:val="en-US" w:eastAsia="ru-RU"/>
+        </w:rPr>
+        <w:t>info(</w:t>
+      </w:r>
+      <w:proofErr w:type="gramEnd"/>
+      <w:r>
+        <w:rPr>
+          <w:rFonts w:ascii="Consolas" w:hAnsi="Consolas"/>
+          <w:color w:val="CE9178"/>
+          <w:sz w:val="21"/>
+          <w:szCs w:val="21"/>
+          <w:lang w:val="en-US" w:eastAsia="ru-RU"/>
+        </w:rPr>
+        <w:t>"Returning Blocked response"</w:t>
+      </w:r>
+      <w:r>
+        <w:rPr>
+          <w:rFonts w:ascii="Consolas" w:hAnsi="Consolas"/>
+          <w:color w:val="CCCCCC"/>
+          <w:sz w:val="21"/>
+          <w:szCs w:val="21"/>
+          <w:lang w:val="en-US" w:eastAsia="ru-RU"/>
+        </w:rPr>
+        <w:t xml:space="preserve">) </w:t>
+      </w:r>
+    </w:p>
+    <w:p>
+      <w:pPr>
+        <w:widowControl/>
+        <w:shd w:val="clear" w:color="auto" w:fill="1F1F1F"/>
+        <w:autoSpaceDE/>
+        <w:autoSpaceDN/>
+        <w:spacing w:line="285" w:lineRule="atLeast"/>
+        <w:rPr>
+          <w:rFonts w:ascii="Consolas" w:hAnsi="Consolas"/>
+          <w:color w:val="CCCCCC"/>
+          <w:sz w:val="21"/>
+          <w:szCs w:val="21"/>
+          <w:lang w:val="en-US" w:eastAsia="ru-RU"/>
+        </w:rPr>
+      </w:pPr>
+      <w:r>
+        <w:rPr>
+          <w:rFonts w:ascii="Consolas" w:hAnsi="Consolas"/>
+          <w:color w:val="CCCCCC"/>
+          <w:sz w:val="21"/>
+          <w:szCs w:val="21"/>
+          <w:lang w:val="en-US" w:eastAsia="ru-RU"/>
+        </w:rPr>
+        <w:t xml:space="preserve">    </w:t>
+      </w:r>
+      <w:r>
+        <w:rPr>
+          <w:rFonts w:ascii="Consolas" w:hAnsi="Consolas"/>
+          <w:color w:val="C586C0"/>
+          <w:sz w:val="21"/>
+          <w:szCs w:val="21"/>
+          <w:lang w:val="en-US" w:eastAsia="ru-RU"/>
+        </w:rPr>
+        <w:t>return</w:t>
+      </w:r>
+      <w:r>
+        <w:rPr>
+          <w:rFonts w:ascii="Consolas" w:hAnsi="Consolas"/>
+          <w:color w:val="CCCCCC"/>
+          <w:sz w:val="21"/>
+          <w:szCs w:val="21"/>
+          <w:lang w:val="en-US" w:eastAsia="ru-RU"/>
+        </w:rPr>
+        <w:t xml:space="preserve"> </w:t>
+      </w:r>
+      <w:r>
+        <w:rPr>
+          <w:rFonts w:ascii="Consolas" w:hAnsi="Consolas"/>
+          <w:color w:val="CE9178"/>
+          <w:sz w:val="21"/>
+          <w:szCs w:val="21"/>
+          <w:lang w:val="en-US" w:eastAsia="ru-RU"/>
+        </w:rPr>
+        <w:t>"Blocked"</w:t>
+      </w:r>
+      <w:r>
+        <w:rPr>
+          <w:rFonts w:ascii="Consolas" w:hAnsi="Consolas"/>
+          <w:color w:val="CCCCCC"/>
+          <w:sz w:val="21"/>
+          <w:szCs w:val="21"/>
+          <w:lang w:val="en-US" w:eastAsia="ru-RU"/>
+        </w:rPr>
+        <w:t xml:space="preserve"> </w:t>
+      </w:r>
+    </w:p>
+    <w:p>
+      <w:pPr>
+        <w:widowControl/>
+        <w:shd w:val="clear" w:color="auto" w:fill="1F1F1F"/>
+        <w:autoSpaceDE/>
+        <w:autoSpaceDN/>
+        <w:spacing w:line="285" w:lineRule="atLeast"/>
+        <w:rPr>
+          <w:rFonts w:ascii="Consolas" w:hAnsi="Consolas"/>
+          <w:color w:val="CCCCCC"/>
+          <w:sz w:val="21"/>
+          <w:szCs w:val="21"/>
+          <w:lang w:val="en-US" w:eastAsia="ru-RU"/>
+        </w:rPr>
+      </w:pPr>
+      <w:r>
+        <w:rPr>
+          <w:rFonts w:ascii="Consolas" w:hAnsi="Consolas"/>
+          <w:color w:val="CCCCCC"/>
+          <w:sz w:val="21"/>
+          <w:szCs w:val="21"/>
+          <w:lang w:val="en-US" w:eastAsia="ru-RU"/>
+        </w:rPr>
+        <w:t xml:space="preserve">} </w:t>
+      </w:r>
+      <w:r>
+        <w:rPr>
+          <w:rFonts w:ascii="Consolas" w:hAnsi="Consolas"/>
+          <w:color w:val="C586C0"/>
+          <w:sz w:val="21"/>
+          <w:szCs w:val="21"/>
+          <w:lang w:val="en-US" w:eastAsia="ru-RU"/>
+        </w:rPr>
+        <w:t>else</w:t>
+      </w:r>
+      <w:r>
+        <w:rPr>
+          <w:rFonts w:ascii="Consolas" w:hAnsi="Consolas"/>
+          <w:color w:val="CCCCCC"/>
+          <w:sz w:val="21"/>
+          <w:szCs w:val="21"/>
+          <w:lang w:val="en-US" w:eastAsia="ru-RU"/>
+        </w:rPr>
+        <w:t xml:space="preserve"> </w:t>
+      </w:r>
+      <w:r>
+        <w:rPr>
+          <w:rFonts w:ascii="Consolas" w:hAnsi="Consolas"/>
+          <w:color w:val="C586C0"/>
+          <w:sz w:val="21"/>
+          <w:szCs w:val="21"/>
+          <w:lang w:val="en-US" w:eastAsia="ru-RU"/>
+        </w:rPr>
+        <w:t>if</w:t>
+      </w:r>
+      <w:r>
+        <w:rPr>
+          <w:rFonts w:ascii="Consolas" w:hAnsi="Consolas"/>
+          <w:color w:val="CCCCCC"/>
+          <w:sz w:val="21"/>
+          <w:szCs w:val="21"/>
+          <w:lang w:val="en-US" w:eastAsia="ru-RU"/>
+        </w:rPr>
+        <w:t xml:space="preserve"> (</w:t>
+      </w:r>
+      <w:proofErr w:type="spellStart"/>
+      <w:r>
+        <w:rPr>
+          <w:rFonts w:ascii="Consolas" w:hAnsi="Consolas"/>
+          <w:color w:val="CCCCCC"/>
+          <w:sz w:val="21"/>
+          <w:szCs w:val="21"/>
+          <w:lang w:val="en-US" w:eastAsia="ru-RU"/>
+        </w:rPr>
+        <w:t>accountNumber</w:t>
+      </w:r>
+      <w:proofErr w:type="spellEnd"/>
+      <w:r>
+        <w:rPr>
+          <w:rFonts w:ascii="Consolas" w:hAnsi="Consolas"/>
+          <w:color w:val="CCCCCC"/>
+          <w:sz w:val="21"/>
+          <w:szCs w:val="21"/>
+          <w:lang w:val="en-US" w:eastAsia="ru-RU"/>
+        </w:rPr>
+        <w:t xml:space="preserve"> </w:t>
+      </w:r>
+      <w:r>
+        <w:rPr>
+          <w:rFonts w:ascii="Consolas" w:hAnsi="Consolas"/>
+          <w:color w:val="D4D4D4"/>
+          <w:sz w:val="21"/>
+          <w:szCs w:val="21"/>
+          <w:lang w:val="en-US" w:eastAsia="ru-RU"/>
+        </w:rPr>
+        <w:t>==</w:t>
+      </w:r>
+      <w:r>
+        <w:rPr>
+          <w:rFonts w:ascii="Consolas" w:hAnsi="Consolas"/>
+          <w:color w:val="CCCCCC"/>
+          <w:sz w:val="21"/>
+          <w:szCs w:val="21"/>
+          <w:lang w:val="en-US" w:eastAsia="ru-RU"/>
+        </w:rPr>
+        <w:t xml:space="preserve"> </w:t>
+      </w:r>
+      <w:r>
+        <w:rPr>
+          <w:rFonts w:ascii="Consolas" w:hAnsi="Consolas"/>
+          <w:color w:val="CE9178"/>
+          <w:sz w:val="21"/>
+          <w:szCs w:val="21"/>
+          <w:lang w:val="en-US" w:eastAsia="ru-RU"/>
+        </w:rPr>
+        <w:t>"3000"</w:t>
+      </w:r>
+      <w:r>
+        <w:rPr>
+          <w:rFonts w:ascii="Consolas" w:hAnsi="Consolas"/>
+          <w:color w:val="CCCCCC"/>
+          <w:sz w:val="21"/>
+          <w:szCs w:val="21"/>
+          <w:lang w:val="en-US" w:eastAsia="ru-RU"/>
+        </w:rPr>
+        <w:t xml:space="preserve">) { </w:t>
+      </w:r>
+    </w:p>
+    <w:p>
+      <w:pPr>
+        <w:widowControl/>
+        <w:shd w:val="clear" w:color="auto" w:fill="1F1F1F"/>
+        <w:autoSpaceDE/>
+        <w:autoSpaceDN/>
+        <w:spacing w:line="285" w:lineRule="atLeast"/>
+        <w:rPr>
+          <w:rFonts w:ascii="Consolas" w:hAnsi="Consolas"/>
+          <w:color w:val="CCCCCC"/>
+          <w:sz w:val="21"/>
+          <w:szCs w:val="21"/>
+          <w:lang w:val="en-US" w:eastAsia="ru-RU"/>
+        </w:rPr>
+      </w:pPr>
+      <w:r>
+        <w:rPr>
+          <w:rFonts w:ascii="Consolas" w:hAnsi="Consolas"/>
+          <w:color w:val="CCCCCC"/>
+          <w:sz w:val="21"/>
+          <w:szCs w:val="21"/>
+          <w:lang w:val="en-US" w:eastAsia="ru-RU"/>
+        </w:rPr>
+        <w:t xml:space="preserve">    </w:t>
+      </w:r>
+      <w:proofErr w:type="gramStart"/>
+      <w:r>
+        <w:rPr>
+          <w:rFonts w:ascii="Consolas" w:hAnsi="Consolas"/>
+          <w:color w:val="CCCCCC"/>
+          <w:sz w:val="21"/>
+          <w:szCs w:val="21"/>
+          <w:lang w:val="en-US" w:eastAsia="ru-RU"/>
+        </w:rPr>
+        <w:t>log</w:t>
+      </w:r>
+      <w:r>
+        <w:rPr>
+          <w:rFonts w:ascii="Consolas" w:hAnsi="Consolas"/>
+          <w:color w:val="D4D4D4"/>
+          <w:sz w:val="21"/>
+          <w:szCs w:val="21"/>
+          <w:lang w:val="en-US" w:eastAsia="ru-RU"/>
+        </w:rPr>
+        <w:t>.</w:t>
+      </w:r>
+      <w:r>
+        <w:rPr>
+          <w:rFonts w:ascii="Consolas" w:hAnsi="Consolas"/>
+          <w:color w:val="CCCCCC"/>
+          <w:sz w:val="21"/>
+          <w:szCs w:val="21"/>
+          <w:lang w:val="en-US" w:eastAsia="ru-RU"/>
+        </w:rPr>
+        <w:t>info(</w:t>
+      </w:r>
+      <w:proofErr w:type="gramEnd"/>
+      <w:r>
+        <w:rPr>
+          <w:rFonts w:ascii="Consolas" w:hAnsi="Consolas"/>
+          <w:color w:val="CE9178"/>
+          <w:sz w:val="21"/>
+          <w:szCs w:val="21"/>
+          <w:lang w:val="en-US" w:eastAsia="ru-RU"/>
+        </w:rPr>
+        <w:t>"Returning Close response"</w:t>
+      </w:r>
+      <w:r>
+        <w:rPr>
+          <w:rFonts w:ascii="Consolas" w:hAnsi="Consolas"/>
+          <w:color w:val="CCCCCC"/>
+          <w:sz w:val="21"/>
+          <w:szCs w:val="21"/>
+          <w:lang w:val="en-US" w:eastAsia="ru-RU"/>
+        </w:rPr>
+        <w:t xml:space="preserve">) </w:t>
+      </w:r>
+    </w:p>
+    <w:p>
+      <w:pPr>
+        <w:widowControl/>
+        <w:shd w:val="clear" w:color="auto" w:fill="1F1F1F"/>
+        <w:autoSpaceDE/>
+        <w:autoSpaceDN/>
+        <w:spacing w:line="285" w:lineRule="atLeast"/>
+        <w:rPr>
+          <w:rFonts w:ascii="Consolas" w:hAnsi="Consolas"/>
+          <w:color w:val="CCCCCC"/>
+          <w:sz w:val="21"/>
+          <w:szCs w:val="21"/>
+          <w:lang w:val="en-US" w:eastAsia="ru-RU"/>
+        </w:rPr>
+      </w:pPr>
+      <w:r>
+        <w:rPr>
+          <w:rFonts w:ascii="Consolas" w:hAnsi="Consolas"/>
+          <w:color w:val="CCCCCC"/>
+          <w:sz w:val="21"/>
+          <w:szCs w:val="21"/>
+          <w:lang w:val="en-US" w:eastAsia="ru-RU"/>
+        </w:rPr>
+        <w:t xml:space="preserve">    </w:t>
+      </w:r>
+      <w:r>
+        <w:rPr>
+          <w:rFonts w:ascii="Consolas" w:hAnsi="Consolas"/>
+          <w:color w:val="C586C0"/>
+          <w:sz w:val="21"/>
+          <w:szCs w:val="21"/>
+          <w:lang w:val="en-US" w:eastAsia="ru-RU"/>
+        </w:rPr>
+        <w:t>return</w:t>
+      </w:r>
+      <w:r>
+        <w:rPr>
+          <w:rFonts w:ascii="Consolas" w:hAnsi="Consolas"/>
+          <w:color w:val="CCCCCC"/>
+          <w:sz w:val="21"/>
+          <w:szCs w:val="21"/>
+          <w:lang w:val="en-US" w:eastAsia="ru-RU"/>
+        </w:rPr>
+        <w:t xml:space="preserve"> </w:t>
+      </w:r>
+      <w:r>
+        <w:rPr>
+          <w:rFonts w:ascii="Consolas" w:hAnsi="Consolas"/>
+          <w:color w:val="CE9178"/>
+          <w:sz w:val="21"/>
+          <w:szCs w:val="21"/>
+          <w:lang w:val="en-US" w:eastAsia="ru-RU"/>
+        </w:rPr>
+        <w:t>"Close"</w:t>
+      </w:r>
+      <w:r>
+        <w:rPr>
+          <w:rFonts w:ascii="Consolas" w:hAnsi="Consolas"/>
+          <w:color w:val="CCCCCC"/>
+          <w:sz w:val="21"/>
+          <w:szCs w:val="21"/>
+          <w:lang w:val="en-US" w:eastAsia="ru-RU"/>
+        </w:rPr>
+        <w:t xml:space="preserve"> </w:t>
+      </w:r>
+    </w:p>
+    <w:p>
+      <w:pPr>
+        <w:widowControl/>
+        <w:shd w:val="clear" w:color="auto" w:fill="1F1F1F"/>
+        <w:autoSpaceDE/>
+        <w:autoSpaceDN/>
+        <w:spacing w:line="285" w:lineRule="atLeast"/>
+        <w:rPr>
+          <w:rFonts w:ascii="Consolas" w:hAnsi="Consolas"/>
+          <w:color w:val="CCCCCC"/>
+          <w:sz w:val="21"/>
+          <w:szCs w:val="21"/>
+          <w:lang w:val="en-US" w:eastAsia="ru-RU"/>
+        </w:rPr>
+      </w:pPr>
+      <w:r>
+        <w:rPr>
+          <w:rFonts w:ascii="Consolas" w:hAnsi="Consolas"/>
+          <w:color w:val="CCCCCC"/>
+          <w:sz w:val="21"/>
+          <w:szCs w:val="21"/>
+          <w:lang w:val="en-US" w:eastAsia="ru-RU"/>
+        </w:rPr>
+        <w:t xml:space="preserve">} </w:t>
+      </w:r>
+      <w:r>
+        <w:rPr>
+          <w:rFonts w:ascii="Consolas" w:hAnsi="Consolas"/>
+          <w:color w:val="C586C0"/>
+          <w:sz w:val="21"/>
+          <w:szCs w:val="21"/>
+          <w:lang w:val="en-US" w:eastAsia="ru-RU"/>
+        </w:rPr>
+        <w:t>else</w:t>
+      </w:r>
+      <w:r>
+        <w:rPr>
+          <w:rFonts w:ascii="Consolas" w:hAnsi="Consolas"/>
+          <w:color w:val="CCCCCC"/>
+          <w:sz w:val="21"/>
+          <w:szCs w:val="21"/>
+          <w:lang w:val="en-US" w:eastAsia="ru-RU"/>
+        </w:rPr>
+        <w:t xml:space="preserve"> { </w:t>
+      </w:r>
+    </w:p>
+    <w:p>
+      <w:pPr>
+        <w:widowControl/>
+        <w:shd w:val="clear" w:color="auto" w:fill="1F1F1F"/>
+        <w:autoSpaceDE/>
+        <w:autoSpaceDN/>
+        <w:spacing w:line="285" w:lineRule="atLeast"/>
+        <w:rPr>
+          <w:rFonts w:ascii="Consolas" w:hAnsi="Consolas"/>
+          <w:color w:val="CCCCCC"/>
+          <w:sz w:val="21"/>
+          <w:szCs w:val="21"/>
+          <w:lang w:val="en-US" w:eastAsia="ru-RU"/>
+        </w:rPr>
+      </w:pPr>
+      <w:r>
+        <w:rPr>
+          <w:rFonts w:ascii="Consolas" w:hAnsi="Consolas"/>
+          <w:color w:val="CCCCCC"/>
+          <w:sz w:val="21"/>
+          <w:szCs w:val="21"/>
+          <w:lang w:val="en-US" w:eastAsia="ru-RU"/>
+        </w:rPr>
+        <w:t xml:space="preserve">    </w:t>
+      </w:r>
+      <w:proofErr w:type="gramStart"/>
+      <w:r>
+        <w:rPr>
+          <w:rFonts w:ascii="Consolas" w:hAnsi="Consolas"/>
+          <w:color w:val="CCCCCC"/>
+          <w:sz w:val="21"/>
+          <w:szCs w:val="21"/>
+          <w:lang w:val="en-US" w:eastAsia="ru-RU"/>
+        </w:rPr>
+        <w:t>log</w:t>
+      </w:r>
+      <w:r>
+        <w:rPr>
+          <w:rFonts w:ascii="Consolas" w:hAnsi="Consolas"/>
+          <w:color w:val="D4D4D4"/>
+          <w:sz w:val="21"/>
+          <w:szCs w:val="21"/>
+          <w:lang w:val="en-US" w:eastAsia="ru-RU"/>
+        </w:rPr>
+        <w:t>.</w:t>
+      </w:r>
+      <w:r>
+        <w:rPr>
+          <w:rFonts w:ascii="Consolas" w:hAnsi="Consolas"/>
+          <w:color w:val="CCCCCC"/>
+          <w:sz w:val="21"/>
+          <w:szCs w:val="21"/>
+          <w:lang w:val="en-US" w:eastAsia="ru-RU"/>
+        </w:rPr>
+        <w:t>info(</w:t>
+      </w:r>
+      <w:proofErr w:type="gramEnd"/>
+      <w:r>
+        <w:rPr>
+          <w:rFonts w:ascii="Consolas" w:hAnsi="Consolas"/>
+          <w:color w:val="CE9178"/>
+          <w:sz w:val="21"/>
+          <w:szCs w:val="21"/>
+          <w:lang w:val="en-US" w:eastAsia="ru-RU"/>
+        </w:rPr>
+        <w:t>"Returning Error response for account: "</w:t>
+      </w:r>
+      <w:r>
+        <w:rPr>
+          <w:rFonts w:ascii="Consolas" w:hAnsi="Consolas"/>
+          <w:color w:val="CCCCCC"/>
+          <w:sz w:val="21"/>
+          <w:szCs w:val="21"/>
+          <w:lang w:val="en-US" w:eastAsia="ru-RU"/>
+        </w:rPr>
+        <w:t xml:space="preserve"> </w:t>
+      </w:r>
+      <w:r>
+        <w:rPr>
+          <w:rFonts w:ascii="Consolas" w:hAnsi="Consolas"/>
+          <w:color w:val="D4D4D4"/>
+          <w:sz w:val="21"/>
+          <w:szCs w:val="21"/>
+          <w:lang w:val="en-US" w:eastAsia="ru-RU"/>
+        </w:rPr>
+        <w:t>+</w:t>
+      </w:r>
+      <w:r>
+        <w:rPr>
+          <w:rFonts w:ascii="Consolas" w:hAnsi="Consolas"/>
+          <w:color w:val="CCCCCC"/>
+          <w:sz w:val="21"/>
+          <w:szCs w:val="21"/>
+          <w:lang w:val="en-US" w:eastAsia="ru-RU"/>
+        </w:rPr>
+        <w:t xml:space="preserve"> </w:t>
+      </w:r>
+      <w:proofErr w:type="spellStart"/>
+      <w:r>
+        <w:rPr>
+          <w:rFonts w:ascii="Consolas" w:hAnsi="Consolas"/>
+          <w:color w:val="CCCCCC"/>
+          <w:sz w:val="21"/>
+          <w:szCs w:val="21"/>
+          <w:lang w:val="en-US" w:eastAsia="ru-RU"/>
+        </w:rPr>
+        <w:t>accountNumber</w:t>
+      </w:r>
+      <w:proofErr w:type="spellEnd"/>
+      <w:r>
+        <w:rPr>
+          <w:rFonts w:ascii="Consolas" w:hAnsi="Consolas"/>
+          <w:color w:val="CCCCCC"/>
+          <w:sz w:val="21"/>
+          <w:szCs w:val="21"/>
+          <w:lang w:val="en-US" w:eastAsia="ru-RU"/>
+        </w:rPr>
+        <w:t xml:space="preserve">) </w:t>
+      </w:r>
+    </w:p>
+    <w:p>
+      <w:pPr>
+        <w:widowControl/>
+        <w:shd w:val="clear" w:color="auto" w:fill="1F1F1F"/>
+        <w:autoSpaceDE/>
+        <w:autoSpaceDN/>
+        <w:spacing w:line="285" w:lineRule="atLeast"/>
+        <w:rPr>
+          <w:rFonts w:ascii="Consolas" w:hAnsi="Consolas"/>
+          <w:color w:val="CCCCCC"/>
+          <w:sz w:val="21"/>
+          <w:szCs w:val="21"/>
+          <w:lang w:eastAsia="ru-RU"/>
+        </w:rPr>
+      </w:pPr>
+      <w:r>
+        <w:rPr>
+          <w:rFonts w:ascii="Consolas" w:hAnsi="Consolas"/>
+          <w:color w:val="CCCCCC"/>
+          <w:sz w:val="21"/>
+          <w:szCs w:val="21"/>
+          <w:lang w:val="en-US" w:eastAsia="ru-RU"/>
+        </w:rPr>
+        <w:t xml:space="preserve">    </w:t>
+      </w:r>
+      <w:proofErr w:type="spellStart"/>
+      <w:r>
+        <w:rPr>
+          <w:rFonts w:ascii="Consolas" w:hAnsi="Consolas"/>
+          <w:color w:val="C586C0"/>
+          <w:sz w:val="21"/>
+          <w:szCs w:val="21"/>
+          <w:lang w:eastAsia="ru-RU"/>
+        </w:rPr>
+        <w:t>return</w:t>
+      </w:r>
+      <w:proofErr w:type="spellEnd"/>
+      <w:r>
+        <w:rPr>
+          <w:rFonts w:ascii="Consolas" w:hAnsi="Consolas"/>
+          <w:color w:val="CCCCCC"/>
+          <w:sz w:val="21"/>
+          <w:szCs w:val="21"/>
+          <w:lang w:eastAsia="ru-RU"/>
+        </w:rPr>
+        <w:t xml:space="preserve"> </w:t>
+      </w:r>
+      <w:r>
+        <w:rPr>
+          <w:rFonts w:ascii="Consolas" w:hAnsi="Consolas"/>
+          <w:color w:val="CE9178"/>
+          <w:sz w:val="21"/>
+          <w:szCs w:val="21"/>
+          <w:lang w:eastAsia="ru-RU"/>
+        </w:rPr>
+        <w:t>"</w:t>
+      </w:r>
+      <w:proofErr w:type="spellStart"/>
+      <w:r>
+        <w:rPr>
+          <w:rFonts w:ascii="Consolas" w:hAnsi="Consolas"/>
+          <w:color w:val="CE9178"/>
+          <w:sz w:val="21"/>
+          <w:szCs w:val="21"/>
+          <w:lang w:eastAsia="ru-RU"/>
+        </w:rPr>
+        <w:t>Error</w:t>
+      </w:r>
+      <w:proofErr w:type="spellEnd"/>
+      <w:r>
+        <w:rPr>
+          <w:rFonts w:ascii="Consolas" w:hAnsi="Consolas"/>
+          <w:color w:val="CE9178"/>
+          <w:sz w:val="21"/>
+          <w:szCs w:val="21"/>
+          <w:lang w:eastAsia="ru-RU"/>
+        </w:rPr>
+        <w:t>"</w:t>
+      </w:r>
+      <w:r>
+        <w:rPr>
+          <w:rFonts w:ascii="Consolas" w:hAnsi="Consolas"/>
+          <w:color w:val="CCCCCC"/>
+          <w:sz w:val="21"/>
+          <w:szCs w:val="21"/>
+          <w:lang w:eastAsia="ru-RU"/>
+        </w:rPr>
+        <w:t xml:space="preserve"> </w:t>
+      </w:r>
+    </w:p>
+    <w:p>
+      <w:pPr>
+        <w:widowControl/>
+        <w:shd w:val="clear" w:color="auto" w:fill="1F1F1F"/>
+        <w:autoSpaceDE/>
+        <w:autoSpaceDN/>
+        <w:spacing w:line="285" w:lineRule="atLeast"/>
+        <w:rPr>
+          <w:rFonts w:ascii="Consolas" w:hAnsi="Consolas"/>
+          <w:color w:val="CCCCCC"/>
+          <w:sz w:val="21"/>
+          <w:szCs w:val="21"/>
+          <w:lang w:eastAsia="ru-RU"/>
+        </w:rPr>
+      </w:pPr>
+      <w:r>
+        <w:rPr>
+          <w:rFonts w:ascii="Consolas" w:hAnsi="Consolas"/>
+          <w:color w:val="CCCCCC"/>
+          <w:sz w:val="21"/>
+          <w:szCs w:val="21"/>
+          <w:lang w:eastAsia="ru-RU"/>
+        </w:rPr>
+        <w:t xml:space="preserve">} </w:t>
+      </w:r>
+    </w:p>
+    <w:p>
+      <w:pPr>
+        <w:rPr>
           <w:bCs/>
           <w:sz w:val="28"/>
-          <w:szCs w:val="28"/>
-        </w:rPr>
-        <w:t>Ожидаемый результат:</w:t>
-      </w:r>
-      <w:r>
-        <w:rPr>
-          <w:sz w:val="28"/>
-          <w:szCs w:val="28"/>
-        </w:rPr>
-        <w:t> </w:t>
-      </w:r>
-      <w:r>
-        <w:rPr>
-          <w:sz w:val="28"/>
-          <w:szCs w:val="28"/>
-        </w:rPr>
-        <w:t>6.12</w:t>
-      </w:r>
-    </w:p>
-    <w:p>
-      <w:pPr>
-        <w:rPr>
-          <w:sz w:val="28"/>
-          <w:szCs w:val="28"/>
-        </w:rPr>
-      </w:pPr>
-      <w:r>
-        <w:rPr>
-          <w:b/>
+        </w:rPr>
+      </w:pPr>
+    </w:p>
+    <w:p>
+      <w:pPr>
+        <w:rPr>
           <w:bCs/>
           <w:sz w:val="28"/>
-          <w:szCs w:val="28"/>
+        </w:rPr>
+      </w:pPr>
+      <w:r>
+        <w:rPr>
+          <w:bCs/>
+          <w:sz w:val="28"/>
+        </w:rPr>
+        <w:br w:type="page"/>
+      </w:r>
+    </w:p>
+    <w:p>
+      <w:pPr>
+        <w:rPr>
+          <w:bCs/>
+          <w:sz w:val="28"/>
+          <w:lang w:val="en-US"/>
+        </w:rPr>
+      </w:pPr>
+      <w:r>
+        <w:rPr>
+          <w:bCs/>
+          <w:sz w:val="28"/>
         </w:rPr>
         <w:lastRenderedPageBreak/>
-        <w:t>Фактический результат:</w:t>
-      </w:r>
-      <w:r>
-        <w:rPr>
-          <w:sz w:val="28"/>
-          <w:szCs w:val="28"/>
-        </w:rPr>
-        <w:t> </w:t>
-      </w:r>
-      <w:r>
-        <w:rPr>
-          <w:sz w:val="28"/>
-          <w:szCs w:val="28"/>
-        </w:rPr>
-        <w:t>0.02</w:t>
-      </w:r>
-    </w:p>
-    <w:p>
-      <w:pPr>
-        <w:rPr>
-          <w:sz w:val="28"/>
-          <w:szCs w:val="28"/>
-        </w:rPr>
-      </w:pPr>
-      <w:r>
-        <w:rPr>
-          <w:b/>
+        <w:t xml:space="preserve">Запрос 1000 – </w:t>
+      </w:r>
+      <w:r>
+        <w:rPr>
           <w:bCs/>
           <w:sz w:val="28"/>
-          <w:szCs w:val="28"/>
-        </w:rPr>
-        <w:t>Статус:</w:t>
-      </w:r>
-      <w:r>
-        <w:rPr>
-          <w:sz w:val="28"/>
-          <w:szCs w:val="28"/>
-        </w:rPr>
-        <w:t> Открыт</w:t>
-      </w:r>
-    </w:p>
-    <w:p>
-      <w:pPr>
-        <w:rPr>
-          <w:b/>
+          <w:lang w:val="en-US"/>
+        </w:rPr>
+        <w:t>Open:</w:t>
+      </w:r>
+    </w:p>
+    <w:p>
+      <w:pPr>
+        <w:rPr>
           <w:bCs/>
           <w:sz w:val="28"/>
-          <w:szCs w:val="28"/>
-        </w:rPr>
-      </w:pPr>
-      <w:r>
-        <w:rPr>
-          <w:b/>
+          <w:lang w:val="en-US"/>
+        </w:rPr>
+      </w:pPr>
+      <w:r>
+        <w:rPr>
           <w:bCs/>
           <w:sz w:val="28"/>
-          <w:szCs w:val="28"/>
-        </w:rPr>
-        <w:t xml:space="preserve">Скриншот: </w:t>
-      </w:r>
-    </w:p>
-    <w:p>
-      <w:pPr>
-        <w:rPr>
-          <w:sz w:val="28"/>
-          <w:szCs w:val="28"/>
-        </w:rPr>
-      </w:pPr>
-    </w:p>
-    <w:p>
-      <w:pPr>
-        <w:jc w:val="center"/>
-        <w:rPr>
-          <w:sz w:val="28"/>
-          <w:szCs w:val="28"/>
-        </w:rPr>
-      </w:pPr>
-      <w:r>
-        <w:rPr>
-          <w:noProof/>
-          <w:sz w:val="28"/>
-          <w:szCs w:val="28"/>
+          <w:lang w:val="en-US"/>
         </w:rPr>
         <w:drawing>
-          <wp:inline distT="0" distB="0" distL="0" distR="0" wp14:anchorId="072E9239" wp14:editId="46212A19">
-            <wp:extent cx="1809750" cy="1984887"/>
+          <wp:inline distT="0" distB="0" distL="0" distR="0" wp14:anchorId="6AC2A40E" wp14:editId="50437473">
+            <wp:extent cx="5867400" cy="3261360"/>
             <wp:effectExtent l="0" t="0" r="0" b="0"/>
-            <wp:docPr id="1288318741" name="Рисунок 1"/>
+            <wp:docPr id="1717677845" name="Рисунок 1"/>
             <wp:cNvGraphicFramePr>
               <a:graphicFrameLocks xmlns:a="http://schemas.openxmlformats.org/drawingml/2006/main" noChangeAspect="1"/>
             </wp:cNvGraphicFramePr>
@@ -4036,7 +5360,7 @@
               <a:graphicData uri="http://schemas.openxmlformats.org/drawingml/2006/picture">
                 <pic:pic xmlns:pic="http://schemas.openxmlformats.org/drawingml/2006/picture">
                   <pic:nvPicPr>
-                    <pic:cNvPr id="1288318741" name=""/>
+                    <pic:cNvPr id="1717677845" name=""/>
                     <pic:cNvPicPr/>
                   </pic:nvPicPr>
                   <pic:blipFill>
@@ -4048,7 +5372,7 @@
                   <pic:spPr>
                     <a:xfrm>
                       <a:off x="0" y="0"/>
-                      <a:ext cx="1811715" cy="1987043"/>
+                      <a:ext cx="5867400" cy="3261360"/>
                     </a:xfrm>
                     <a:prstGeom prst="rect">
                       <a:avLst/>
@@ -4060,206 +5384,67 @@
           </wp:inline>
         </w:drawing>
       </w:r>
-    </w:p>
-    <w:p>
-      <w:pPr>
-        <w:rPr>
-          <w:sz w:val="28"/>
-          <w:szCs w:val="28"/>
-        </w:rPr>
-      </w:pPr>
-    </w:p>
-    <w:p>
-      <w:pPr>
-        <w:rPr>
-          <w:sz w:val="28"/>
-          <w:szCs w:val="28"/>
-        </w:rPr>
-      </w:pPr>
-      <w:r>
-        <w:rPr>
-          <w:b/>
+      <w:r>
+        <w:rPr>
           <w:bCs/>
           <w:sz w:val="28"/>
-          <w:szCs w:val="28"/>
-        </w:rPr>
-        <w:t>Действия:</w:t>
-      </w:r>
-      <w:r>
-        <w:rPr>
-          <w:sz w:val="28"/>
-          <w:szCs w:val="28"/>
-        </w:rPr>
-        <w:t> </w:t>
-      </w:r>
-      <w:r>
-        <w:rPr>
-          <w:sz w:val="28"/>
-          <w:szCs w:val="28"/>
-        </w:rPr>
-        <w:t xml:space="preserve">Ввести: 4 + </w:t>
-      </w:r>
-      <w:r>
-        <w:rPr>
-          <w:sz w:val="28"/>
-          <w:szCs w:val="28"/>
           <w:lang w:val="en-US"/>
         </w:rPr>
-        <w:t>sqrt</w:t>
-      </w:r>
-      <w:r>
-        <w:rPr>
-          <w:sz w:val="28"/>
-          <w:szCs w:val="28"/>
-        </w:rPr>
-        <w:t>(</w:t>
-      </w:r>
-      <w:r>
-        <w:rPr>
-          <w:sz w:val="28"/>
-          <w:szCs w:val="28"/>
-        </w:rPr>
-        <w:t>4</w:t>
-      </w:r>
-      <w:r>
-        <w:rPr>
-          <w:sz w:val="28"/>
-          <w:szCs w:val="28"/>
-        </w:rPr>
-        <w:t>)</w:t>
-      </w:r>
-      <w:r>
-        <w:rPr>
-          <w:sz w:val="28"/>
-          <w:szCs w:val="28"/>
-        </w:rPr>
-        <w:t xml:space="preserve"> =</w:t>
-      </w:r>
-    </w:p>
-    <w:p>
-      <w:pPr>
-        <w:rPr>
-          <w:sz w:val="28"/>
-          <w:szCs w:val="28"/>
-        </w:rPr>
-      </w:pPr>
-      <w:r>
-        <w:rPr>
-          <w:b/>
+        <w:t xml:space="preserve"> </w:t>
+      </w:r>
+    </w:p>
+    <w:p>
+      <w:pPr>
+        <w:rPr>
           <w:bCs/>
           <w:sz w:val="28"/>
-          <w:szCs w:val="28"/>
-        </w:rPr>
-        <w:t>Ожидаемый результат:</w:t>
-      </w:r>
-      <w:r>
-        <w:rPr>
-          <w:sz w:val="28"/>
-          <w:szCs w:val="28"/>
-        </w:rPr>
-        <w:t> </w:t>
-      </w:r>
-      <w:r>
-        <w:rPr>
-          <w:sz w:val="28"/>
-          <w:szCs w:val="28"/>
-        </w:rPr>
-        <w:t>6</w:t>
-      </w:r>
-    </w:p>
-    <w:p>
-      <w:pPr>
-        <w:rPr>
-          <w:sz w:val="28"/>
-          <w:szCs w:val="28"/>
-        </w:rPr>
-      </w:pPr>
-      <w:r>
-        <w:rPr>
-          <w:b/>
+          <w:lang w:val="en-US"/>
+        </w:rPr>
+      </w:pPr>
+    </w:p>
+    <w:p>
+      <w:pPr>
+        <w:rPr>
           <w:bCs/>
           <w:sz w:val="28"/>
-          <w:szCs w:val="28"/>
-        </w:rPr>
-        <w:t>Фактический результат:</w:t>
-      </w:r>
-      <w:r>
-        <w:rPr>
-          <w:sz w:val="28"/>
-          <w:szCs w:val="28"/>
-        </w:rPr>
-        <w:t> </w:t>
-      </w:r>
-      <w:r>
-        <w:rPr>
-          <w:sz w:val="28"/>
-          <w:szCs w:val="28"/>
-        </w:rPr>
-        <w:t>2</w:t>
-      </w:r>
-    </w:p>
-    <w:p>
-      <w:pPr>
-        <w:rPr>
-          <w:sz w:val="28"/>
-          <w:szCs w:val="28"/>
-        </w:rPr>
-      </w:pPr>
-      <w:r>
-        <w:rPr>
-          <w:b/>
+          <w:lang w:val="en-US"/>
+        </w:rPr>
+      </w:pPr>
+      <w:r>
+        <w:rPr>
           <w:bCs/>
           <w:sz w:val="28"/>
-          <w:szCs w:val="28"/>
-        </w:rPr>
-        <w:t>Статус:</w:t>
-      </w:r>
-      <w:r>
-        <w:rPr>
-          <w:sz w:val="28"/>
-          <w:szCs w:val="28"/>
-        </w:rPr>
-        <w:t> Открыт</w:t>
-      </w:r>
-    </w:p>
-    <w:p>
-      <w:pPr>
-        <w:rPr>
-          <w:b/>
+        </w:rPr>
+        <w:t xml:space="preserve">Запрос 2000 – </w:t>
+      </w:r>
+      <w:r>
+        <w:rPr>
           <w:bCs/>
           <w:sz w:val="28"/>
-          <w:szCs w:val="28"/>
-        </w:rPr>
-      </w:pPr>
-      <w:r>
-        <w:rPr>
-          <w:b/>
+          <w:lang w:val="en-US"/>
+        </w:rPr>
+        <w:t>Blocked:</w:t>
+      </w:r>
+    </w:p>
+    <w:p>
+      <w:pPr>
+        <w:rPr>
           <w:bCs/>
           <w:sz w:val="28"/>
-          <w:szCs w:val="28"/>
-        </w:rPr>
-        <w:t xml:space="preserve">Скриншот: </w:t>
-      </w:r>
-    </w:p>
-    <w:p>
-      <w:pPr>
-        <w:jc w:val="center"/>
-        <w:rPr>
-          <w:sz w:val="28"/>
-          <w:szCs w:val="28"/>
-        </w:rPr>
-      </w:pPr>
-      <w:r>
-        <w:rPr>
-          <w:noProof/>
-          <w:sz w:val="28"/>
-          <w:szCs w:val="28"/>
+          <w:lang w:val="en-US"/>
+        </w:rPr>
+      </w:pPr>
+      <w:r>
+        <w:rPr>
+          <w:bCs/>
+          <w:sz w:val="28"/>
+          <w:lang w:val="en-US"/>
         </w:rPr>
         <w:drawing>
-          <wp:inline distT="0" distB="0" distL="0" distR="0" wp14:anchorId="6CE5E1E4" wp14:editId="3E98D390">
-            <wp:extent cx="1912620" cy="2084265"/>
-            <wp:effectExtent l="0" t="0" r="0" b="0"/>
-            <wp:docPr id="357304989" name="Рисунок 1"/>
+          <wp:inline distT="0" distB="0" distL="0" distR="0" wp14:anchorId="6B87D230" wp14:editId="045FEC85">
+            <wp:extent cx="5867400" cy="3231515"/>
+            <wp:effectExtent l="0" t="0" r="0" b="6985"/>
+            <wp:docPr id="112842760" name="Рисунок 1"/>
             <wp:cNvGraphicFramePr>
               <a:graphicFrameLocks xmlns:a="http://schemas.openxmlformats.org/drawingml/2006/main" noChangeAspect="1"/>
             </wp:cNvGraphicFramePr>
@@ -4267,7 +5452,7 @@
               <a:graphicData uri="http://schemas.openxmlformats.org/drawingml/2006/picture">
                 <pic:pic xmlns:pic="http://schemas.openxmlformats.org/drawingml/2006/picture">
                   <pic:nvPicPr>
-                    <pic:cNvPr id="357304989" name=""/>
+                    <pic:cNvPr id="112842760" name=""/>
                     <pic:cNvPicPr/>
                   </pic:nvPicPr>
                   <pic:blipFill>
@@ -4279,7 +5464,7 @@
                   <pic:spPr>
                     <a:xfrm>
                       <a:off x="0" y="0"/>
-                      <a:ext cx="1919829" cy="2092121"/>
+                      <a:ext cx="5867400" cy="3231515"/>
                     </a:xfrm>
                     <a:prstGeom prst="rect">
                       <a:avLst/>
@@ -4294,287 +5479,183 @@
     </w:p>
     <w:p>
       <w:pPr>
-        <w:jc w:val="center"/>
-        <w:rPr>
-          <w:sz w:val="28"/>
-          <w:szCs w:val="28"/>
-        </w:rPr>
-      </w:pPr>
-    </w:p>
-    <w:p>
-      <w:pPr>
-        <w:rPr>
-          <w:sz w:val="28"/>
-          <w:szCs w:val="28"/>
-        </w:rPr>
-      </w:pPr>
-    </w:p>
-    <w:p>
-      <w:pPr>
-        <w:rPr>
-          <w:sz w:val="28"/>
-          <w:szCs w:val="28"/>
-        </w:rPr>
-      </w:pPr>
-    </w:p>
-    <w:p>
-      <w:pPr>
-        <w:rPr>
-          <w:sz w:val="28"/>
-          <w:szCs w:val="28"/>
-        </w:rPr>
-      </w:pPr>
-    </w:p>
-    <w:p>
-      <w:pPr>
-        <w:jc w:val="center"/>
-        <w:rPr>
-          <w:b/>
+        <w:rPr>
           <w:bCs/>
           <w:sz w:val="28"/>
-          <w:szCs w:val="28"/>
-        </w:rPr>
-      </w:pPr>
-      <w:r>
-        <w:rPr>
-          <w:b/>
+          <w:lang w:val="en-US"/>
+        </w:rPr>
+      </w:pPr>
+    </w:p>
+    <w:p>
+      <w:pPr>
+        <w:rPr>
           <w:bCs/>
           <w:sz w:val="28"/>
-          <w:szCs w:val="28"/>
-        </w:rPr>
-        <w:t>Отчет по завершению тестирования</w:t>
-      </w:r>
-    </w:p>
-    <w:p>
-      <w:pPr>
-        <w:rPr>
-          <w:sz w:val="28"/>
-          <w:szCs w:val="28"/>
-        </w:rPr>
-      </w:pPr>
-      <w:r>
-        <w:rPr>
-          <w:b/>
+        </w:rPr>
+      </w:pPr>
+      <w:r>
+        <w:rPr>
           <w:bCs/>
           <w:sz w:val="28"/>
-          <w:szCs w:val="28"/>
-        </w:rPr>
-        <w:t>Протестировано:</w:t>
-      </w:r>
-      <w:r>
-        <w:rPr>
-          <w:sz w:val="28"/>
-          <w:szCs w:val="28"/>
-        </w:rPr>
-        <w:t xml:space="preserve"> 1</w:t>
-      </w:r>
-      <w:r>
-        <w:rPr>
-          <w:sz w:val="28"/>
-          <w:szCs w:val="28"/>
-        </w:rPr>
-        <w:t>3</w:t>
-      </w:r>
-      <w:r>
-        <w:rPr>
-          <w:sz w:val="28"/>
-          <w:szCs w:val="28"/>
-        </w:rPr>
-        <w:t xml:space="preserve"> тест-кейсов.</w:t>
-      </w:r>
-    </w:p>
-    <w:p>
-      <w:pPr>
-        <w:rPr>
-          <w:sz w:val="28"/>
-          <w:szCs w:val="28"/>
-        </w:rPr>
-      </w:pPr>
-      <w:r>
-        <w:rPr>
-          <w:b/>
+        </w:rPr>
+        <w:br w:type="page"/>
+      </w:r>
+    </w:p>
+    <w:p>
+      <w:pPr>
+        <w:rPr>
           <w:bCs/>
           <w:sz w:val="28"/>
-          <w:szCs w:val="28"/>
-        </w:rPr>
-        <w:t>Успешно:</w:t>
-      </w:r>
-      <w:r>
-        <w:rPr>
-          <w:sz w:val="28"/>
-          <w:szCs w:val="28"/>
-        </w:rPr>
-        <w:t xml:space="preserve"> </w:t>
-      </w:r>
-      <w:r>
-        <w:rPr>
-          <w:sz w:val="28"/>
-          <w:szCs w:val="28"/>
-        </w:rPr>
-        <w:t>1</w:t>
-      </w:r>
-      <w:r>
-        <w:rPr>
-          <w:sz w:val="28"/>
-          <w:szCs w:val="28"/>
-        </w:rPr>
-        <w:t>7</w:t>
-      </w:r>
-      <w:r>
-        <w:rPr>
-          <w:sz w:val="28"/>
-          <w:szCs w:val="28"/>
-        </w:rPr>
-        <w:t>.</w:t>
-      </w:r>
-    </w:p>
-    <w:p>
-      <w:pPr>
-        <w:rPr>
-          <w:sz w:val="28"/>
-          <w:szCs w:val="28"/>
-        </w:rPr>
-      </w:pPr>
-      <w:r>
-        <w:rPr>
-          <w:sz w:val="28"/>
-          <w:szCs w:val="28"/>
-        </w:rPr>
-        <w:t xml:space="preserve">Не пройдено: </w:t>
-      </w:r>
-      <w:r>
-        <w:rPr>
-          <w:sz w:val="28"/>
-          <w:szCs w:val="28"/>
-        </w:rPr>
-        <w:t>3</w:t>
-      </w:r>
-      <w:r>
-        <w:rPr>
-          <w:sz w:val="28"/>
-          <w:szCs w:val="28"/>
-        </w:rPr>
-        <w:t>.</w:t>
-      </w:r>
-    </w:p>
-    <w:p>
-      <w:pPr>
-        <w:rPr>
-          <w:sz w:val="28"/>
-          <w:szCs w:val="28"/>
-        </w:rPr>
-      </w:pPr>
-      <w:r>
-        <w:rPr>
-          <w:sz w:val="28"/>
-          <w:szCs w:val="28"/>
-        </w:rPr>
-        <w:t xml:space="preserve">Найдено дефектов: </w:t>
-      </w:r>
-      <w:r>
-        <w:rPr>
-          <w:sz w:val="28"/>
-          <w:szCs w:val="28"/>
-        </w:rPr>
-        <w:t>3</w:t>
-      </w:r>
-      <w:r>
-        <w:rPr>
-          <w:sz w:val="28"/>
-          <w:szCs w:val="28"/>
-        </w:rPr>
-        <w:t>.</w:t>
-      </w:r>
-    </w:p>
-    <w:p>
-      <w:pPr>
-        <w:rPr>
-          <w:sz w:val="28"/>
-          <w:szCs w:val="28"/>
-        </w:rPr>
-      </w:pPr>
-      <w:r>
-        <w:rPr>
-          <w:sz w:val="28"/>
-          <w:szCs w:val="28"/>
-        </w:rPr>
-        <w:t>Рекомендаци</w:t>
-      </w:r>
-      <w:r>
-        <w:rPr>
-          <w:sz w:val="28"/>
-          <w:szCs w:val="28"/>
-        </w:rPr>
-        <w:t>и</w:t>
-      </w:r>
-      <w:r>
-        <w:rPr>
-          <w:sz w:val="28"/>
-          <w:szCs w:val="28"/>
-        </w:rPr>
-        <w:t>:</w:t>
-      </w:r>
-      <w:r>
-        <w:rPr>
-          <w:sz w:val="28"/>
-          <w:szCs w:val="28"/>
-        </w:rPr>
-        <w:t xml:space="preserve"> Вывести читаемую ошибку, а для знака процента</w:t>
-      </w:r>
-      <w:r>
-        <w:rPr>
-          <w:sz w:val="28"/>
-          <w:szCs w:val="28"/>
-        </w:rPr>
-        <w:t xml:space="preserve"> </w:t>
-      </w:r>
-      <w:r>
-        <w:rPr>
-          <w:sz w:val="28"/>
-          <w:szCs w:val="28"/>
-        </w:rPr>
-        <w:t xml:space="preserve">и взятия корня </w:t>
-      </w:r>
-      <w:r>
-        <w:rPr>
-          <w:sz w:val="28"/>
-          <w:szCs w:val="28"/>
-        </w:rPr>
-        <w:t>определить логику (невозможно использовать этот знак в контексте выражения)</w:t>
-      </w:r>
-      <w:r>
-        <w:rPr>
-          <w:sz w:val="28"/>
-          <w:szCs w:val="28"/>
-        </w:rPr>
-        <w:t>.</w:t>
-      </w:r>
-    </w:p>
-    <w:p>
-      <w:pPr>
-        <w:rPr>
-          <w:b/>
+          <w:lang w:val="en-US"/>
+        </w:rPr>
+      </w:pPr>
+      <w:r>
+        <w:rPr>
           <w:bCs/>
           <w:sz w:val="28"/>
-          <w:szCs w:val="28"/>
-        </w:rPr>
-      </w:pPr>
-    </w:p>
-    <w:p>
-      <w:pPr>
-        <w:rPr>
-          <w:b/>
+        </w:rPr>
+        <w:lastRenderedPageBreak/>
+        <w:t>Запрос 3000 –</w:t>
+      </w:r>
+      <w:r>
+        <w:rPr>
           <w:bCs/>
           <w:sz w:val="28"/>
-          <w:szCs w:val="28"/>
-        </w:rPr>
-      </w:pPr>
-      <w:r>
-        <w:rPr>
-          <w:b/>
+          <w:lang w:val="en-US"/>
+        </w:rPr>
+        <w:t>Close:</w:t>
+      </w:r>
+    </w:p>
+    <w:p>
+      <w:pPr>
+        <w:rPr>
           <w:bCs/>
           <w:sz w:val="28"/>
-          <w:szCs w:val="28"/>
+          <w:lang w:val="en-US"/>
+        </w:rPr>
+      </w:pPr>
+      <w:r>
+        <w:rPr>
+          <w:bCs/>
+          <w:sz w:val="28"/>
+          <w:lang w:val="en-US"/>
+        </w:rPr>
+        <w:drawing>
+          <wp:inline distT="0" distB="0" distL="0" distR="0" wp14:anchorId="61D72C01" wp14:editId="4CE9D97F">
+            <wp:extent cx="5867400" cy="3219450"/>
+            <wp:effectExtent l="0" t="0" r="0" b="0"/>
+            <wp:docPr id="244620721" name="Рисунок 1"/>
+            <wp:cNvGraphicFramePr>
+              <a:graphicFrameLocks xmlns:a="http://schemas.openxmlformats.org/drawingml/2006/main" noChangeAspect="1"/>
+            </wp:cNvGraphicFramePr>
+            <a:graphic xmlns:a="http://schemas.openxmlformats.org/drawingml/2006/main">
+              <a:graphicData uri="http://schemas.openxmlformats.org/drawingml/2006/picture">
+                <pic:pic xmlns:pic="http://schemas.openxmlformats.org/drawingml/2006/picture">
+                  <pic:nvPicPr>
+                    <pic:cNvPr id="244620721" name=""/>
+                    <pic:cNvPicPr/>
+                  </pic:nvPicPr>
+                  <pic:blipFill>
+                    <a:blip r:embed="rId8"/>
+                    <a:stretch>
+                      <a:fillRect/>
+                    </a:stretch>
+                  </pic:blipFill>
+                  <pic:spPr>
+                    <a:xfrm>
+                      <a:off x="0" y="0"/>
+                      <a:ext cx="5867400" cy="3219450"/>
+                    </a:xfrm>
+                    <a:prstGeom prst="rect">
+                      <a:avLst/>
+                    </a:prstGeom>
+                  </pic:spPr>
+                </pic:pic>
+              </a:graphicData>
+            </a:graphic>
+          </wp:inline>
+        </w:drawing>
+      </w:r>
+    </w:p>
+    <w:p>
+      <w:pPr>
+        <w:rPr>
+          <w:bCs/>
+          <w:sz w:val="28"/>
+          <w:lang w:val="en-US"/>
+        </w:rPr>
+      </w:pPr>
+    </w:p>
+    <w:p>
+      <w:pPr>
+        <w:rPr>
+          <w:bCs/>
+          <w:sz w:val="28"/>
+        </w:rPr>
+      </w:pPr>
+      <w:r>
+        <w:rPr>
+          <w:bCs/>
+          <w:sz w:val="28"/>
+        </w:rPr>
+        <w:t>Ошибочный запрос:</w:t>
+      </w:r>
+    </w:p>
+    <w:p>
+      <w:pPr>
+        <w:rPr>
+          <w:bCs/>
+          <w:sz w:val="28"/>
+          <w:lang w:val="en-US"/>
+        </w:rPr>
+      </w:pPr>
+      <w:r>
+        <w:rPr>
+          <w:bCs/>
+          <w:sz w:val="28"/>
+          <w:lang w:val="en-US"/>
+        </w:rPr>
+        <w:drawing>
+          <wp:inline distT="0" distB="0" distL="0" distR="0" wp14:anchorId="509719B8" wp14:editId="041DB392">
+            <wp:extent cx="5867400" cy="3249295"/>
+            <wp:effectExtent l="0" t="0" r="0" b="8255"/>
+            <wp:docPr id="1743121463" name="Рисунок 1"/>
+            <wp:cNvGraphicFramePr>
+              <a:graphicFrameLocks xmlns:a="http://schemas.openxmlformats.org/drawingml/2006/main" noChangeAspect="1"/>
+            </wp:cNvGraphicFramePr>
+            <a:graphic xmlns:a="http://schemas.openxmlformats.org/drawingml/2006/main">
+              <a:graphicData uri="http://schemas.openxmlformats.org/drawingml/2006/picture">
+                <pic:pic xmlns:pic="http://schemas.openxmlformats.org/drawingml/2006/picture">
+                  <pic:nvPicPr>
+                    <pic:cNvPr id="1743121463" name=""/>
+                    <pic:cNvPicPr/>
+                  </pic:nvPicPr>
+                  <pic:blipFill>
+                    <a:blip r:embed="rId9"/>
+                    <a:stretch>
+                      <a:fillRect/>
+                    </a:stretch>
+                  </pic:blipFill>
+                  <pic:spPr>
+                    <a:xfrm>
+                      <a:off x="0" y="0"/>
+                      <a:ext cx="5867400" cy="3249295"/>
+                    </a:xfrm>
+                    <a:prstGeom prst="rect">
+                      <a:avLst/>
+                    </a:prstGeom>
+                  </pic:spPr>
+                </pic:pic>
+              </a:graphicData>
+            </a:graphic>
+          </wp:inline>
+        </w:drawing>
+      </w:r>
+      <w:r>
+        <w:rPr>
+          <w:bCs/>
+          <w:sz w:val="28"/>
+          <w:lang w:val="en-US"/>
         </w:rPr>
         <w:br w:type="page"/>
       </w:r>
@@ -4594,6 +5675,7 @@
         <w:lastRenderedPageBreak/>
         <w:t>Вывод</w:t>
       </w:r>
+      <w:proofErr w:type="gramStart"/>
       <w:r>
         <w:rPr>
           <w:b/>
@@ -4613,28 +5695,22 @@
           <w:bCs/>
           <w:sz w:val="28"/>
         </w:rPr>
-        <w:t xml:space="preserve">В ходе лабораторной работы изучены этапы тестирования ПО, применены методы эквивалентного разбиения и анализа граничных значений. Проведено тестирование калькулятора. </w:t>
+        <w:t>В</w:t>
       </w:r>
       <w:r>
         <w:rPr>
           <w:bCs/>
           <w:sz w:val="28"/>
         </w:rPr>
-        <w:t>Дефекты выявлены и описаны в отчёте</w:t>
-      </w:r>
+        <w:t xml:space="preserve"> ходе</w:t>
+      </w:r>
+      <w:proofErr w:type="gramEnd"/>
       <w:r>
         <w:rPr>
           <w:bCs/>
           <w:sz w:val="28"/>
         </w:rPr>
-        <w:t xml:space="preserve"> по завершению тесирования</w:t>
-      </w:r>
-      <w:r>
-        <w:rPr>
-          <w:bCs/>
-          <w:sz w:val="28"/>
-        </w:rPr>
-        <w:t>.</w:t>
+        <w:t xml:space="preserve"> лабораторной работы изучены принципы работы со средством эмуляции работы веб-сервисов.</w:t>
       </w:r>
     </w:p>
     <w:p>
@@ -6865,7 +7941,6 @@
   <w:style w:type="character" w:default="1" w:styleId="a0">
     <w:name w:val="Default Paragraph Font"/>
     <w:uiPriority w:val="1"/>
-    <w:semiHidden/>
     <w:unhideWhenUsed/>
   </w:style>
   <w:style w:type="table" w:default="1" w:styleId="a1">

--- a/4kurs1sem/ТестирПрогрСист/Отчёты/ТестирПрогрСист2_Дмитриев_ПВ-223.docx
+++ b/4kurs1sem/ТестирПрогрСист/Отчёты/ТестирПрогрСист2_Дмитриев_ПВ-223.docx
@@ -690,7 +690,7 @@
       <w:pPr>
         <w:pStyle w:val="a3"/>
         <w:spacing w:line="276" w:lineRule="auto"/>
-        <w:ind w:left="5040" w:right="475" w:firstLine="13"/>
+        <w:ind w:left="4320" w:right="475" w:firstLine="13"/>
         <w:rPr>
           <w:rStyle w:val="a5"/>
           <w:sz w:val="28"/>
@@ -710,7 +710,7 @@
       <w:pPr>
         <w:pStyle w:val="a3"/>
         <w:spacing w:line="276" w:lineRule="auto"/>
-        <w:ind w:left="5040" w:right="475" w:firstLine="13"/>
+        <w:ind w:left="4320" w:right="475" w:firstLine="13"/>
         <w:rPr>
           <w:sz w:val="28"/>
           <w:szCs w:val="28"/>
@@ -739,7 +739,7 @@
       <w:pPr>
         <w:pStyle w:val="a3"/>
         <w:spacing w:before="1"/>
-        <w:ind w:left="5025"/>
+        <w:ind w:left="4305"/>
         <w:rPr>
           <w:sz w:val="28"/>
           <w:szCs w:val="28"/>
@@ -769,6 +769,70 @@
         </w:rPr>
         <w:t>:</w:t>
       </w:r>
+    </w:p>
+    <w:p>
+      <w:pPr>
+        <w:pStyle w:val="a3"/>
+        <w:ind w:left="3175"/>
+        <w:rPr>
+          <w:sz w:val="28"/>
+          <w:szCs w:val="28"/>
+        </w:rPr>
+      </w:pPr>
+      <w:r>
+        <w:rPr>
+          <w:sz w:val="28"/>
+          <w:szCs w:val="28"/>
+        </w:rPr>
+        <w:tab/>
+      </w:r>
+      <w:r>
+        <w:rPr>
+          <w:sz w:val="28"/>
+          <w:szCs w:val="28"/>
+        </w:rPr>
+        <w:tab/>
+      </w:r>
+      <w:r>
+        <w:rPr>
+          <w:sz w:val="28"/>
+          <w:szCs w:val="28"/>
+        </w:rPr>
+        <w:t>Бабенко</w:t>
+      </w:r>
+      <w:r>
+        <w:rPr>
+          <w:sz w:val="28"/>
+          <w:szCs w:val="28"/>
+        </w:rPr>
+        <w:t xml:space="preserve"> </w:t>
+      </w:r>
+      <w:r>
+        <w:rPr>
+          <w:sz w:val="28"/>
+          <w:szCs w:val="28"/>
+        </w:rPr>
+        <w:t>Анастасия Александровна</w:t>
+      </w:r>
+    </w:p>
+    <w:p>
+      <w:pPr>
+        <w:pStyle w:val="a3"/>
+        <w:rPr>
+          <w:sz w:val="28"/>
+          <w:szCs w:val="28"/>
+        </w:rPr>
+      </w:pPr>
+    </w:p>
+    <w:p>
+      <w:pPr>
+        <w:pStyle w:val="a3"/>
+        <w:ind w:left="3175"/>
+        <w:rPr>
+          <w:sz w:val="28"/>
+          <w:szCs w:val="28"/>
+        </w:rPr>
+      </w:pPr>
     </w:p>
     <w:p>
       <w:pPr>
@@ -779,36 +843,6 @@
           <w:szCs w:val="28"/>
         </w:rPr>
       </w:pPr>
-      <w:r>
-        <w:rPr>
-          <w:sz w:val="28"/>
-          <w:szCs w:val="28"/>
-        </w:rPr>
-        <w:tab/>
-      </w:r>
-      <w:r>
-        <w:rPr>
-          <w:sz w:val="28"/>
-          <w:szCs w:val="28"/>
-        </w:rPr>
-        <w:tab/>
-      </w:r>
-      <w:r>
-        <w:rPr>
-          <w:sz w:val="28"/>
-          <w:szCs w:val="28"/>
-        </w:rPr>
-        <w:t>Бабенко Анастасия Александровна</w:t>
-      </w:r>
-    </w:p>
-    <w:p>
-      <w:pPr>
-        <w:pStyle w:val="a3"/>
-        <w:rPr>
-          <w:sz w:val="28"/>
-          <w:szCs w:val="28"/>
-        </w:rPr>
-      </w:pPr>
     </w:p>
     <w:p>
       <w:pPr>
@@ -905,16 +939,6 @@
         <w:pStyle w:val="a3"/>
         <w:ind w:left="3895"/>
         <w:rPr>
-          <w:sz w:val="28"/>
-          <w:szCs w:val="28"/>
-        </w:rPr>
-      </w:pPr>
-    </w:p>
-    <w:p>
-      <w:pPr>
-        <w:pStyle w:val="a3"/>
-        <w:ind w:left="3895"/>
-        <w:rPr>
           <w:rStyle w:val="a5"/>
           <w:sz w:val="28"/>
           <w:szCs w:val="28"/>
@@ -1225,6 +1249,7 @@
         <w:rPr>
           <w:b/>
           <w:bCs/>
+          <w:noProof/>
           <w:sz w:val="28"/>
           <w:szCs w:val="28"/>
         </w:rPr>
@@ -2176,7 +2201,7 @@
           <w:color w:val="CCCCCC"/>
           <w:sz w:val="21"/>
           <w:szCs w:val="21"/>
-          <w:lang w:eastAsia="ru-RU"/>
+          <w:lang w:val="en-US" w:eastAsia="ru-RU"/>
         </w:rPr>
       </w:pPr>
       <w:r>
@@ -2195,7 +2220,7 @@
           <w:color w:val="808080"/>
           <w:sz w:val="21"/>
           <w:szCs w:val="21"/>
-          <w:lang w:eastAsia="ru-RU"/>
+          <w:lang w:val="en-US" w:eastAsia="ru-RU"/>
         </w:rPr>
         <w:t>&lt;/</w:t>
       </w:r>
@@ -2207,7 +2232,7 @@
           <w:color w:val="569CD6"/>
           <w:sz w:val="21"/>
           <w:szCs w:val="21"/>
-          <w:lang w:eastAsia="ru-RU"/>
+          <w:lang w:val="en-US" w:eastAsia="ru-RU"/>
         </w:rPr>
         <w:t>soapenv:Body</w:t>
       </w:r>
@@ -2219,7 +2244,7 @@
           <w:color w:val="808080"/>
           <w:sz w:val="21"/>
           <w:szCs w:val="21"/>
-          <w:lang w:eastAsia="ru-RU"/>
+          <w:lang w:val="en-US" w:eastAsia="ru-RU"/>
         </w:rPr>
         <w:t>&gt;</w:t>
       </w:r>
@@ -2229,7 +2254,7 @@
           <w:color w:val="CCCCCC"/>
           <w:sz w:val="21"/>
           <w:szCs w:val="21"/>
-          <w:lang w:eastAsia="ru-RU"/>
+          <w:lang w:val="en-US" w:eastAsia="ru-RU"/>
         </w:rPr>
         <w:t xml:space="preserve"> </w:t>
       </w:r>
@@ -2246,7 +2271,7 @@
           <w:color w:val="CCCCCC"/>
           <w:sz w:val="21"/>
           <w:szCs w:val="21"/>
-          <w:lang w:eastAsia="ru-RU"/>
+          <w:lang w:val="en-US" w:eastAsia="ru-RU"/>
         </w:rPr>
       </w:pPr>
       <w:r>
@@ -2255,7 +2280,7 @@
           <w:color w:val="808080"/>
           <w:sz w:val="21"/>
           <w:szCs w:val="21"/>
-          <w:lang w:eastAsia="ru-RU"/>
+          <w:lang w:val="en-US" w:eastAsia="ru-RU"/>
         </w:rPr>
         <w:t>&lt;/</w:t>
       </w:r>
@@ -2267,7 +2292,7 @@
           <w:color w:val="569CD6"/>
           <w:sz w:val="21"/>
           <w:szCs w:val="21"/>
-          <w:lang w:eastAsia="ru-RU"/>
+          <w:lang w:val="en-US" w:eastAsia="ru-RU"/>
         </w:rPr>
         <w:t>soapenv:Envelope</w:t>
       </w:r>
@@ -2279,7 +2304,7 @@
           <w:color w:val="808080"/>
           <w:sz w:val="21"/>
           <w:szCs w:val="21"/>
-          <w:lang w:eastAsia="ru-RU"/>
+          <w:lang w:val="en-US" w:eastAsia="ru-RU"/>
         </w:rPr>
         <w:t>&gt;</w:t>
       </w:r>
@@ -2289,7 +2314,7 @@
           <w:color w:val="CCCCCC"/>
           <w:sz w:val="21"/>
           <w:szCs w:val="21"/>
-          <w:lang w:eastAsia="ru-RU"/>
+          <w:lang w:val="en-US" w:eastAsia="ru-RU"/>
         </w:rPr>
         <w:t xml:space="preserve"> </w:t>
       </w:r>
@@ -2299,6 +2324,7 @@
         <w:rPr>
           <w:b/>
           <w:sz w:val="28"/>
+          <w:lang w:val="en-US"/>
         </w:rPr>
       </w:pPr>
     </w:p>
@@ -2307,12 +2333,14 @@
         <w:rPr>
           <w:b/>
           <w:sz w:val="28"/>
+          <w:lang w:val="en-US"/>
         </w:rPr>
       </w:pPr>
       <w:r>
         <w:rPr>
           <w:b/>
           <w:sz w:val="28"/>
+          <w:lang w:val="en-US"/>
         </w:rPr>
         <w:br w:type="page"/>
       </w:r>
@@ -2322,6 +2350,7 @@
         <w:rPr>
           <w:b/>
           <w:sz w:val="28"/>
+          <w:lang w:val="en-US"/>
         </w:rPr>
       </w:pPr>
       <w:r>
@@ -2330,7 +2359,45 @@
           <w:sz w:val="28"/>
         </w:rPr>
         <w:lastRenderedPageBreak/>
-        <w:t xml:space="preserve">Пример одного из </w:t>
+        <w:t>Пример</w:t>
+      </w:r>
+      <w:r>
+        <w:rPr>
+          <w:b/>
+          <w:sz w:val="28"/>
+          <w:lang w:val="en-US"/>
+        </w:rPr>
+        <w:t xml:space="preserve"> </w:t>
+      </w:r>
+      <w:r>
+        <w:rPr>
+          <w:b/>
+          <w:sz w:val="28"/>
+        </w:rPr>
+        <w:t>одного</w:t>
+      </w:r>
+      <w:r>
+        <w:rPr>
+          <w:b/>
+          <w:sz w:val="28"/>
+          <w:lang w:val="en-US"/>
+        </w:rPr>
+        <w:t xml:space="preserve"> </w:t>
+      </w:r>
+      <w:r>
+        <w:rPr>
+          <w:b/>
+          <w:sz w:val="28"/>
+        </w:rPr>
+        <w:t>из</w:t>
+      </w:r>
+      <w:r>
+        <w:rPr>
+          <w:b/>
+          <w:sz w:val="28"/>
+          <w:lang w:val="en-US"/>
+        </w:rPr>
+        <w:t xml:space="preserve"> </w:t>
       </w:r>
       <w:proofErr w:type="spellStart"/>
       <w:r>
@@ -2345,6 +2412,7 @@
         <w:rPr>
           <w:b/>
           <w:sz w:val="28"/>
+          <w:lang w:val="en-US"/>
         </w:rPr>
         <w:t xml:space="preserve"> (Open):</w:t>
       </w:r>
@@ -3215,7 +3283,6 @@
         <w:rPr>
           <w:bCs/>
           <w:sz w:val="28"/>
-          <w:lang w:val="en-US"/>
         </w:rPr>
       </w:pPr>
       <w:r>
@@ -3229,7 +3296,6 @@
         <w:rPr>
           <w:bCs/>
           <w:sz w:val="28"/>
-          <w:lang w:val="en-US"/>
         </w:rPr>
         <w:t>:</w:t>
       </w:r>
@@ -5182,7 +5248,7 @@
           <w:color w:val="CCCCCC"/>
           <w:sz w:val="21"/>
           <w:szCs w:val="21"/>
-          <w:lang w:eastAsia="ru-RU"/>
+          <w:lang w:val="en-US" w:eastAsia="ru-RU"/>
         </w:rPr>
       </w:pPr>
       <w:r>
@@ -5195,25 +5261,23 @@
         </w:rPr>
         <w:t xml:space="preserve">    </w:t>
       </w:r>
-      <w:proofErr w:type="spellStart"/>
       <w:r>
         <w:rPr>
           <w:rFonts w:ascii="Consolas" w:hAnsi="Consolas"/>
           <w:color w:val="C586C0"/>
           <w:sz w:val="21"/>
           <w:szCs w:val="21"/>
-          <w:lang w:eastAsia="ru-RU"/>
+          <w:lang w:val="en-US" w:eastAsia="ru-RU"/>
         </w:rPr>
         <w:t>return</w:t>
       </w:r>
-      <w:proofErr w:type="spellEnd"/>
-      <w:r>
-        <w:rPr>
-          <w:rFonts w:ascii="Consolas" w:hAnsi="Consolas"/>
-          <w:color w:val="CCCCCC"/>
-          <w:sz w:val="21"/>
-          <w:szCs w:val="21"/>
-          <w:lang w:eastAsia="ru-RU"/>
+      <w:r>
+        <w:rPr>
+          <w:rFonts w:ascii="Consolas" w:hAnsi="Consolas"/>
+          <w:color w:val="CCCCCC"/>
+          <w:sz w:val="21"/>
+          <w:szCs w:val="21"/>
+          <w:lang w:val="en-US" w:eastAsia="ru-RU"/>
         </w:rPr>
         <w:t xml:space="preserve"> </w:t>
       </w:r>
@@ -5223,39 +5287,17 @@
           <w:color w:val="CE9178"/>
           <w:sz w:val="21"/>
           <w:szCs w:val="21"/>
-          <w:lang w:eastAsia="ru-RU"/>
-        </w:rPr>
-        <w:t>"</w:t>
-      </w:r>
-      <w:proofErr w:type="spellStart"/>
-      <w:r>
-        <w:rPr>
-          <w:rFonts w:ascii="Consolas" w:hAnsi="Consolas"/>
-          <w:color w:val="CE9178"/>
-          <w:sz w:val="21"/>
-          <w:szCs w:val="21"/>
-          <w:lang w:eastAsia="ru-RU"/>
-        </w:rPr>
-        <w:t>Error</w:t>
-      </w:r>
-      <w:proofErr w:type="spellEnd"/>
-      <w:r>
-        <w:rPr>
-          <w:rFonts w:ascii="Consolas" w:hAnsi="Consolas"/>
-          <w:color w:val="CE9178"/>
-          <w:sz w:val="21"/>
-          <w:szCs w:val="21"/>
-          <w:lang w:eastAsia="ru-RU"/>
-        </w:rPr>
-        <w:t>"</w:t>
-      </w:r>
-      <w:r>
-        <w:rPr>
-          <w:rFonts w:ascii="Consolas" w:hAnsi="Consolas"/>
-          <w:color w:val="CCCCCC"/>
-          <w:sz w:val="21"/>
-          <w:szCs w:val="21"/>
-          <w:lang w:eastAsia="ru-RU"/>
+          <w:lang w:val="en-US" w:eastAsia="ru-RU"/>
+        </w:rPr>
+        <w:t>"Error"</w:t>
+      </w:r>
+      <w:r>
+        <w:rPr>
+          <w:rFonts w:ascii="Consolas" w:hAnsi="Consolas"/>
+          <w:color w:val="CCCCCC"/>
+          <w:sz w:val="21"/>
+          <w:szCs w:val="21"/>
+          <w:lang w:val="en-US" w:eastAsia="ru-RU"/>
         </w:rPr>
         <w:t xml:space="preserve"> </w:t>
       </w:r>
@@ -5272,16 +5314,16 @@
           <w:color w:val="CCCCCC"/>
           <w:sz w:val="21"/>
           <w:szCs w:val="21"/>
-          <w:lang w:eastAsia="ru-RU"/>
-        </w:rPr>
-      </w:pPr>
-      <w:r>
-        <w:rPr>
-          <w:rFonts w:ascii="Consolas" w:hAnsi="Consolas"/>
-          <w:color w:val="CCCCCC"/>
-          <w:sz w:val="21"/>
-          <w:szCs w:val="21"/>
-          <w:lang w:eastAsia="ru-RU"/>
+          <w:lang w:val="en-US" w:eastAsia="ru-RU"/>
+        </w:rPr>
+      </w:pPr>
+      <w:r>
+        <w:rPr>
+          <w:rFonts w:ascii="Consolas" w:hAnsi="Consolas"/>
+          <w:color w:val="CCCCCC"/>
+          <w:sz w:val="21"/>
+          <w:szCs w:val="21"/>
+          <w:lang w:val="en-US" w:eastAsia="ru-RU"/>
         </w:rPr>
         <w:t xml:space="preserve">} </w:t>
       </w:r>
@@ -5291,6 +5333,7 @@
         <w:rPr>
           <w:bCs/>
           <w:sz w:val="28"/>
+          <w:lang w:val="en-US"/>
         </w:rPr>
       </w:pPr>
     </w:p>
@@ -5299,12 +5342,14 @@
         <w:rPr>
           <w:bCs/>
           <w:sz w:val="28"/>
+          <w:lang w:val="en-US"/>
         </w:rPr>
       </w:pPr>
       <w:r>
         <w:rPr>
           <w:bCs/>
           <w:sz w:val="28"/>
+          <w:lang w:val="en-US"/>
         </w:rPr>
         <w:br w:type="page"/>
       </w:r>
@@ -5323,7 +5368,7 @@
           <w:sz w:val="28"/>
         </w:rPr>
         <w:lastRenderedPageBreak/>
-        <w:t xml:space="preserve">Запрос 1000 – </w:t>
+        <w:t>Запрос</w:t>
       </w:r>
       <w:r>
         <w:rPr>
@@ -5331,11 +5376,20 @@
           <w:sz w:val="28"/>
           <w:lang w:val="en-US"/>
         </w:rPr>
+        <w:t xml:space="preserve"> 1000 – </w:t>
+      </w:r>
+      <w:r>
+        <w:rPr>
+          <w:bCs/>
+          <w:sz w:val="28"/>
+          <w:lang w:val="en-US"/>
+        </w:rPr>
         <w:t>Open:</w:t>
       </w:r>
     </w:p>
     <w:p>
       <w:pPr>
+        <w:jc w:val="center"/>
         <w:rPr>
           <w:bCs/>
           <w:sz w:val="28"/>
@@ -5345,14 +5399,15 @@
       <w:r>
         <w:rPr>
           <w:bCs/>
+          <w:noProof/>
           <w:sz w:val="28"/>
           <w:lang w:val="en-US"/>
         </w:rPr>
         <w:drawing>
-          <wp:inline distT="0" distB="0" distL="0" distR="0" wp14:anchorId="6AC2A40E" wp14:editId="50437473">
-            <wp:extent cx="5867400" cy="3261360"/>
-            <wp:effectExtent l="0" t="0" r="0" b="0"/>
-            <wp:docPr id="1717677845" name="Рисунок 1"/>
+          <wp:inline distT="0" distB="0" distL="0" distR="0" wp14:anchorId="5DBF45CD" wp14:editId="40152905">
+            <wp:extent cx="4835236" cy="2660088"/>
+            <wp:effectExtent l="0" t="0" r="3810" b="6985"/>
+            <wp:docPr id="1348358389" name="Рисунок 1"/>
             <wp:cNvGraphicFramePr>
               <a:graphicFrameLocks xmlns:a="http://schemas.openxmlformats.org/drawingml/2006/main" noChangeAspect="1"/>
             </wp:cNvGraphicFramePr>
@@ -5360,23 +5415,36 @@
               <a:graphicData uri="http://schemas.openxmlformats.org/drawingml/2006/picture">
                 <pic:pic xmlns:pic="http://schemas.openxmlformats.org/drawingml/2006/picture">
                   <pic:nvPicPr>
-                    <pic:cNvPr id="1717677845" name=""/>
-                    <pic:cNvPicPr/>
+                    <pic:cNvPr id="0" name="Picture 1"/>
+                    <pic:cNvPicPr>
+                      <a:picLocks noChangeAspect="1" noChangeArrowheads="1"/>
+                    </pic:cNvPicPr>
                   </pic:nvPicPr>
                   <pic:blipFill>
-                    <a:blip r:embed="rId6"/>
+                    <a:blip r:embed="rId6">
+                      <a:extLst>
+                        <a:ext uri="{28A0092B-C50C-407E-A947-70E740481C1C}">
+                          <a14:useLocalDpi xmlns:a14="http://schemas.microsoft.com/office/drawing/2010/main" val="0"/>
+                        </a:ext>
+                      </a:extLst>
+                    </a:blip>
+                    <a:srcRect/>
                     <a:stretch>
                       <a:fillRect/>
                     </a:stretch>
                   </pic:blipFill>
-                  <pic:spPr>
+                  <pic:spPr bwMode="auto">
                     <a:xfrm>
                       <a:off x="0" y="0"/>
-                      <a:ext cx="5867400" cy="3261360"/>
+                      <a:ext cx="4846042" cy="2666033"/>
                     </a:xfrm>
                     <a:prstGeom prst="rect">
                       <a:avLst/>
                     </a:prstGeom>
+                    <a:noFill/>
+                    <a:ln>
+                      <a:noFill/>
+                    </a:ln>
                   </pic:spPr>
                 </pic:pic>
               </a:graphicData>
@@ -5384,14 +5452,15 @@
           </wp:inline>
         </w:drawing>
       </w:r>
-      <w:r>
+    </w:p>
+    <w:p>
+      <w:pPr>
         <w:rPr>
           <w:bCs/>
           <w:sz w:val="28"/>
           <w:lang w:val="en-US"/>
         </w:rPr>
-        <w:t xml:space="preserve"> </w:t>
-      </w:r>
+      </w:pPr>
     </w:p>
     <w:p>
       <w:pPr>
@@ -5401,50 +5470,51 @@
           <w:lang w:val="en-US"/>
         </w:rPr>
       </w:pPr>
-    </w:p>
-    <w:p>
-      <w:pPr>
+      <w:r>
         <w:rPr>
           <w:bCs/>
           <w:sz w:val="28"/>
+        </w:rPr>
+        <w:t>Запрос</w:t>
+      </w:r>
+      <w:r>
+        <w:rPr>
+          <w:bCs/>
+          <w:sz w:val="28"/>
           <w:lang w:val="en-US"/>
         </w:rPr>
-      </w:pPr>
+        <w:t xml:space="preserve"> 2000 – </w:t>
+      </w:r>
       <w:r>
         <w:rPr>
           <w:bCs/>
           <w:sz w:val="28"/>
-        </w:rPr>
-        <w:t xml:space="preserve">Запрос 2000 – </w:t>
-      </w:r>
-      <w:r>
+          <w:lang w:val="en-US"/>
+        </w:rPr>
+        <w:t>Blocked:</w:t>
+      </w:r>
+    </w:p>
+    <w:p>
+      <w:pPr>
+        <w:jc w:val="center"/>
         <w:rPr>
           <w:bCs/>
           <w:sz w:val="28"/>
           <w:lang w:val="en-US"/>
         </w:rPr>
-        <w:t>Blocked:</w:t>
-      </w:r>
-    </w:p>
-    <w:p>
-      <w:pPr>
+      </w:pPr>
+      <w:r>
         <w:rPr>
           <w:bCs/>
+          <w:noProof/>
           <w:sz w:val="28"/>
           <w:lang w:val="en-US"/>
         </w:rPr>
-      </w:pPr>
-      <w:r>
-        <w:rPr>
-          <w:bCs/>
-          <w:sz w:val="28"/>
-          <w:lang w:val="en-US"/>
-        </w:rPr>
         <w:drawing>
-          <wp:inline distT="0" distB="0" distL="0" distR="0" wp14:anchorId="6B87D230" wp14:editId="045FEC85">
-            <wp:extent cx="5867400" cy="3231515"/>
-            <wp:effectExtent l="0" t="0" r="0" b="6985"/>
-            <wp:docPr id="112842760" name="Рисунок 1"/>
+          <wp:inline distT="0" distB="0" distL="0" distR="0" wp14:anchorId="0ACA23AE" wp14:editId="127A53EC">
+            <wp:extent cx="4848456" cy="2665102"/>
+            <wp:effectExtent l="0" t="0" r="9525" b="1905"/>
+            <wp:docPr id="1796388441" name="Рисунок 2"/>
             <wp:cNvGraphicFramePr>
               <a:graphicFrameLocks xmlns:a="http://schemas.openxmlformats.org/drawingml/2006/main" noChangeAspect="1"/>
             </wp:cNvGraphicFramePr>
@@ -5452,23 +5522,36 @@
               <a:graphicData uri="http://schemas.openxmlformats.org/drawingml/2006/picture">
                 <pic:pic xmlns:pic="http://schemas.openxmlformats.org/drawingml/2006/picture">
                   <pic:nvPicPr>
-                    <pic:cNvPr id="112842760" name=""/>
-                    <pic:cNvPicPr/>
+                    <pic:cNvPr id="0" name="Picture 2"/>
+                    <pic:cNvPicPr>
+                      <a:picLocks noChangeAspect="1" noChangeArrowheads="1"/>
+                    </pic:cNvPicPr>
                   </pic:nvPicPr>
                   <pic:blipFill>
-                    <a:blip r:embed="rId7"/>
+                    <a:blip r:embed="rId7">
+                      <a:extLst>
+                        <a:ext uri="{28A0092B-C50C-407E-A947-70E740481C1C}">
+                          <a14:useLocalDpi xmlns:a14="http://schemas.microsoft.com/office/drawing/2010/main" val="0"/>
+                        </a:ext>
+                      </a:extLst>
+                    </a:blip>
+                    <a:srcRect/>
                     <a:stretch>
                       <a:fillRect/>
                     </a:stretch>
                   </pic:blipFill>
-                  <pic:spPr>
+                  <pic:spPr bwMode="auto">
                     <a:xfrm>
                       <a:off x="0" y="0"/>
-                      <a:ext cx="5867400" cy="3231515"/>
+                      <a:ext cx="4870539" cy="2677241"/>
                     </a:xfrm>
                     <a:prstGeom prst="rect">
                       <a:avLst/>
                     </a:prstGeom>
+                    <a:noFill/>
+                    <a:ln>
+                      <a:noFill/>
+                    </a:ln>
                   </pic:spPr>
                 </pic:pic>
               </a:graphicData>
@@ -5528,6 +5611,7 @@
     </w:p>
     <w:p>
       <w:pPr>
+        <w:jc w:val="center"/>
         <w:rPr>
           <w:bCs/>
           <w:sz w:val="28"/>
@@ -5537,14 +5621,15 @@
       <w:r>
         <w:rPr>
           <w:bCs/>
+          <w:noProof/>
           <w:sz w:val="28"/>
           <w:lang w:val="en-US"/>
         </w:rPr>
         <w:drawing>
-          <wp:inline distT="0" distB="0" distL="0" distR="0" wp14:anchorId="61D72C01" wp14:editId="4CE9D97F">
-            <wp:extent cx="5867400" cy="3219450"/>
-            <wp:effectExtent l="0" t="0" r="0" b="0"/>
-            <wp:docPr id="244620721" name="Рисунок 1"/>
+          <wp:inline distT="0" distB="0" distL="0" distR="0" wp14:anchorId="57400921" wp14:editId="500E42C2">
+            <wp:extent cx="4855961" cy="2686064"/>
+            <wp:effectExtent l="0" t="0" r="1905" b="0"/>
+            <wp:docPr id="1384233839" name="Рисунок 3"/>
             <wp:cNvGraphicFramePr>
               <a:graphicFrameLocks xmlns:a="http://schemas.openxmlformats.org/drawingml/2006/main" noChangeAspect="1"/>
             </wp:cNvGraphicFramePr>
@@ -5552,23 +5637,36 @@
               <a:graphicData uri="http://schemas.openxmlformats.org/drawingml/2006/picture">
                 <pic:pic xmlns:pic="http://schemas.openxmlformats.org/drawingml/2006/picture">
                   <pic:nvPicPr>
-                    <pic:cNvPr id="244620721" name=""/>
-                    <pic:cNvPicPr/>
+                    <pic:cNvPr id="0" name="Picture 3"/>
+                    <pic:cNvPicPr>
+                      <a:picLocks noChangeAspect="1" noChangeArrowheads="1"/>
+                    </pic:cNvPicPr>
                   </pic:nvPicPr>
                   <pic:blipFill>
-                    <a:blip r:embed="rId8"/>
+                    <a:blip r:embed="rId8">
+                      <a:extLst>
+                        <a:ext uri="{28A0092B-C50C-407E-A947-70E740481C1C}">
+                          <a14:useLocalDpi xmlns:a14="http://schemas.microsoft.com/office/drawing/2010/main" val="0"/>
+                        </a:ext>
+                      </a:extLst>
+                    </a:blip>
+                    <a:srcRect/>
                     <a:stretch>
                       <a:fillRect/>
                     </a:stretch>
                   </pic:blipFill>
-                  <pic:spPr>
+                  <pic:spPr bwMode="auto">
                     <a:xfrm>
                       <a:off x="0" y="0"/>
-                      <a:ext cx="5867400" cy="3219450"/>
+                      <a:ext cx="4870635" cy="2694181"/>
                     </a:xfrm>
                     <a:prstGeom prst="rect">
                       <a:avLst/>
                     </a:prstGeom>
+                    <a:noFill/>
+                    <a:ln>
+                      <a:noFill/>
+                    </a:ln>
                   </pic:spPr>
                 </pic:pic>
               </a:graphicData>
@@ -5603,6 +5701,7 @@
     </w:p>
     <w:p>
       <w:pPr>
+        <w:jc w:val="center"/>
         <w:rPr>
           <w:bCs/>
           <w:sz w:val="28"/>
@@ -5612,14 +5711,15 @@
       <w:r>
         <w:rPr>
           <w:bCs/>
+          <w:noProof/>
           <w:sz w:val="28"/>
           <w:lang w:val="en-US"/>
         </w:rPr>
         <w:drawing>
-          <wp:inline distT="0" distB="0" distL="0" distR="0" wp14:anchorId="509719B8" wp14:editId="041DB392">
-            <wp:extent cx="5867400" cy="3249295"/>
-            <wp:effectExtent l="0" t="0" r="0" b="8255"/>
-            <wp:docPr id="1743121463" name="Рисунок 1"/>
+          <wp:inline distT="0" distB="0" distL="0" distR="0" wp14:anchorId="25BF0F92" wp14:editId="2028783A">
+            <wp:extent cx="4869815" cy="2693727"/>
+            <wp:effectExtent l="0" t="0" r="6985" b="0"/>
+            <wp:docPr id="1653485910" name="Рисунок 4"/>
             <wp:cNvGraphicFramePr>
               <a:graphicFrameLocks xmlns:a="http://schemas.openxmlformats.org/drawingml/2006/main" noChangeAspect="1"/>
             </wp:cNvGraphicFramePr>
@@ -5627,23 +5727,36 @@
               <a:graphicData uri="http://schemas.openxmlformats.org/drawingml/2006/picture">
                 <pic:pic xmlns:pic="http://schemas.openxmlformats.org/drawingml/2006/picture">
                   <pic:nvPicPr>
-                    <pic:cNvPr id="1743121463" name=""/>
-                    <pic:cNvPicPr/>
+                    <pic:cNvPr id="0" name="Picture 4"/>
+                    <pic:cNvPicPr>
+                      <a:picLocks noChangeAspect="1" noChangeArrowheads="1"/>
+                    </pic:cNvPicPr>
                   </pic:nvPicPr>
                   <pic:blipFill>
-                    <a:blip r:embed="rId9"/>
+                    <a:blip r:embed="rId9">
+                      <a:extLst>
+                        <a:ext uri="{28A0092B-C50C-407E-A947-70E740481C1C}">
+                          <a14:useLocalDpi xmlns:a14="http://schemas.microsoft.com/office/drawing/2010/main" val="0"/>
+                        </a:ext>
+                      </a:extLst>
+                    </a:blip>
+                    <a:srcRect/>
                     <a:stretch>
                       <a:fillRect/>
                     </a:stretch>
                   </pic:blipFill>
-                  <pic:spPr>
+                  <pic:spPr bwMode="auto">
                     <a:xfrm>
                       <a:off x="0" y="0"/>
-                      <a:ext cx="5867400" cy="3249295"/>
+                      <a:ext cx="4887867" cy="2703712"/>
                     </a:xfrm>
                     <a:prstGeom prst="rect">
                       <a:avLst/>
                     </a:prstGeom>
+                    <a:noFill/>
+                    <a:ln>
+                      <a:noFill/>
+                    </a:ln>
                   </pic:spPr>
                 </pic:pic>
               </a:graphicData>
